--- a/Volume 1/Chapter 06 - RESTful APIs/SPA_Vol1_Ch6_Lesson6_7a_PUT_Requests_EXTENDED.docx
+++ b/Volume 1/Chapter 06 - RESTful APIs/SPA_Vol1_Ch6_Lesson6_7a_PUT_Requests_EXTENDED.docx
@@ -67,10 +67,7 @@
     </w:p>
     <w:p>
       <w:r>
-        <w:t>Replace contacts with PUT in Assembly, Rust, and Erlang, exactly as Lesson 6.7 does. On the server, PUT /api/v1/contacts/{id} reads the JSON body with Lesson 6.6a's contact_from_json, takes the id from the path, replaces every field of the contact with one new contact store function, replace_contact, and answers 200 with the contact as stored. On the client, send_request from Lesson 6.4a sends the same replacement twice, and the program checks that the second answer is the same as the first: repeating a PUT</w:t>
-      </w:r>
-      <w:r>
-        <w:t xml:space="preserve"> changes nothing. In Solidity, replaceContact becomes the PUT endpoint: a transaction that replaces one contact's fields under your Chapter 5 rules, and that leaves the contract holding the same contact however many times it is sent.</w:t>
+        <w:t>Replace contacts with PUT in Assembly, Rust, and Erlang, exactly as Lesson 6.7 does. On the server, PUT /api/v1/contacts/{id} reads the JSON body with Lesson 6.6a's contact_from_json, takes the id from the path, replaces every field of the contact with one new contact store function, replace_contact, and answers 200 with the contact as stored. On the client, send_request from Lesson 6.4a sends the same replacement twice, and the program checks that the second answer is the same as the first: repeating a PUT changes nothing. In Solidity, replaceContact becomes the PUT endpoint: a transaction that replaces one contact's fields under your Chapter 5 rules, and that leaves the contract holding the same contact however many times it is sent.</w:t>
       </w:r>
     </w:p>
     <w:p>
@@ -98,10 +95,7 @@
     </w:p>
     <w:p>
       <w:r>
-        <w:t>Lesson 6.7 explains why PUT sends the whole record, why a field the body leaves out is replaced too, why the id comes from the path, and why a PUT may safely be sent again when its answer is lost. This companion shows what those rules take when the language gives you less, or something different: Assembly sends its own copy of Chapter 5's UPDATE through four MYSQL_BIND records and reads the rows it matched; Rust and Erlang ask their connectors for the same count; and Solidity gives a transaction no answer a</w:t>
-      </w:r>
-      <w:r>
-        <w:t>t all, so the same transaction sent twice must leave the same storage, a call shows the contact a replacement would store, and the chain still keeps a record of both transactions. Read Lesson 6.7 first: this companion uses its values, its output, its Exercise and Challenge, and does not repeat why each was chosen.</w:t>
+        <w:t>Lesson 6.7 explains why PUT sends the whole record, why a field the body leaves out is replaced too, why the id comes from the path, and why a PUT may safely be sent again when its answer is lost. This companion shows what those rules take when the language gives you less, or something different: Assembly sends its own copy of Chapter 5's UPDATE through four MYSQL_BIND records and reads the rows it matched; Rust and Erlang ask their connectors for the same count; and Solidity gives a transaction no answer at all, so the same transaction sent twice must leave the same storage, a call shows the contact a replacement would store, and the chain still keeps a record of both transactions. Read Lesson 6.7 first: this companion uses its values, its output, its Exercise and Challenge, and does not repeat why each was chosen.</w:t>
       </w:r>
     </w:p>
     <w:p>
@@ -129,10 +123,7 @@
     </w:p>
     <w:p>
       <w:r>
-        <w:t>Remember, PUT /api/v1/contacts/{id} sends the complete new representation of one contact, and the server stores exactly that: a missing phone, or null, means no phone; a missing name or email is 400 with Chapter 5's words; the id comes from the path, never from the body; an id no contact has is 404, because only POST creates; an email another contact has is 409; and the answer is 200 with the contact as stored. A request is idempotent when sending it twice leaves the server exactly as sending it once, and P</w:t>
-      </w:r>
-      <w:r>
-        <w:t>UT is: the second PUT stores the same values over themselves. Found rows keep the repeated PUT at 200: an UPDATE that changes nothing still matches its row (Lesson 6.7).</w:t>
+        <w:t>Remember, PUT /api/v1/contacts/{id} sends the complete new representation of one contact, and the server stores exactly that: a missing phone, or null, means no phone; a missing name or email is 400 with Chapter 5's words; the id comes from the path, never from the body; an id no contact has is 404, because only POST creates; an email another contact has is 409; and the answer is 200 with the contact as stored. A request is idempotent when sending it twice leaves the server exactly as sending it once, and PUT is: the second PUT stores the same values over themselves. Found rows keep the repeated PUT at 200: an UPDATE that changes nothing still matches its row (Lesson 6.7).</w:t>
       </w:r>
     </w:p>
     <w:p>
@@ -158,10 +149,7 @@
         <w:keepNext/>
       </w:pPr>
       <w:r>
-        <w:t>Remember, replace_contact trims the replacement's values and checks them with your Chapter 5 validate_contact, sends Chapter 5's UPDATE, answers NOT_FOUND when the UPDATE matched no row and DUPLICATE_EMAIL for error 1062, and reads the contact back with Lesson 6.5a's get_contact_record (Lesson 6.7). Chapter 5's UPDATE text is private to the contacts module, and its update_contact prints Updated contact N:, so replace_contact sends its own copy of the statement. In the Extended languages it goes in a file of</w:t>
-      </w:r>
-      <w:r>
-        <w:t xml:space="preserve"> its </w:t>
+        <w:t xml:space="preserve">Remember, replace_contact trims the replacement's values and checks them with your Chapter 5 validate_contact, sends Chapter 5's UPDATE, answers NOT_FOUND when the UPDATE matched no row and DUPLICATE_EMAIL for error 1062, and reads the contact back with Lesson 6.5a's get_contact_record (Lesson 6.7). Chapter 5's UPDATE text is private to the contacts module, and its update_contact prints Updated contact N:, so replace_contact sends its own copy of the statement. In the Extended languages it goes in a file of its </w:t>
       </w:r>
       <w:r>
         <w:lastRenderedPageBreak/>
@@ -274,10 +262,7 @@
     </w:p>
     <w:p>
       <w:r>
-        <w:t>contact_replace.asm is C's replace_contact, step for step. It copies the three texts into .bss copies with snprintf, because trim_text trims in place and the caller's record must not change, and leaves the phone's copy empty when HAS_PHONE is 0. Then it fills four MYSQL_BIND records, one per ?, in its own .bss: name, email, phone, and the id, MYSQL_TYPE_LONG pointing at a 4-byte copy of it. Chapter 5's contacts.asm has a set_text_value and a save_failure that do this work, but they are private to that file,</w:t>
-      </w:r>
-      <w:r>
-        <w:t xml:space="preserve"> so contact_replace.asm has its own two: set_text_bind and save_statement_failure. The servers still answer one request at a time, on libmicrohttpd's one polling thread (Lesson 6.5a): the replacement and the stored contact live in .bss records, as Lesson 6.6a's new contact does.</w:t>
+        <w:t>contact_replace.asm is C's replace_contact, step for step. It copies the three texts into .bss copies with snprintf, because trim_text trims in place and the caller's record must not change, and leaves the phone's copy empty when HAS_PHONE is 0. Then it fills four MYSQL_BIND records, one per ?, in its own .bss: name, email, phone, and the id, MYSQL_TYPE_LONG pointing at a 4-byte copy of it. Chapter 5's contacts.asm has a set_text_value and a save_failure that do this work, but they are private to that file, so contact_replace.asm has its own two: set_text_bind and save_statement_failure. The servers still answer one request at a time, on libmicrohttpd's one polling thread (Lesson 6.5a): the replacement and the stored contact live in .bss records, as Lesson 6.6a's new contact does.</w:t>
       </w:r>
     </w:p>
     <w:p>
@@ -300,10 +285,7 @@
     </w:p>
     <w:p>
       <w:r>
-        <w:t>Remember, route_request receives the whole body as Bytes, and a handler that waits for MySQL runs in spawn_blocking with move (Lesson 6.6a). The PUT route lives beside the GET route of one contact, inside the check for an {id} segment, so both branches would move id_text into their closures, and the PUT branch moves the body too. Rust allows it, because the GET branch ends with return: a value moved there is never used again. handle_replace_contact changes the contact contact_from_json made, so it is declar</w:t>
-      </w:r>
-      <w:r>
-        <w:t>ed with let mut.</w:t>
+        <w:t>Remember, route_request receives the whole body as Bytes, and a handler that waits for MySQL runs in spawn_blocking with move (Lesson 6.6a). The PUT route lives beside the GET route of one contact, inside the check for an {id} segment, so both branches would move id_text into their closures, and the PUT branch moves the body too. Rust allows it, because the GET branch ends with return: a value moved there is never used again. handle_replace_contact changes the contact contact_from_json made, so it is declared with let mut.</w:t>
       </w:r>
     </w:p>
     <w:p>
@@ -394,10 +376,7 @@
         <w:pStyle w:val="ListBullet"/>
       </w:pPr>
       <w:r>
-        <w:t>A transaction's return value never reaches the sender (Lesson 6.6a), so the client has no answer body to compare: each cast send prints its receipt's status, then the client reads the contact back with a getContact call and keeps it, and after the second read it compares the two, as Lesson 6.7's clients compare their two answers. cast call can run replaceContact too: the node runs it on its copy of the chain, throws the change away, and prints the contact the replacement would store. The Call Check uses tha</w:t>
-      </w:r>
-      <w:r>
-        <w:t>t for Lesson 6.7's curl Check.</w:t>
+        <w:t>A transaction's return value never reaches the sender (Lesson 6.6a), so the client has no answer body to compare: each cast send prints its receipt's status, then the client reads the contact back with a getContact call and keeps it, and after the second read it compares the two, as Lesson 6.7's clients compare their two answers. cast call can run replaceContact too: the node runs it on its copy of the chain, throws the change away, and prints the contact the replacement would store. The Call Check uses that for Lesson 6.7's curl Check.</w:t>
       </w:r>
     </w:p>
     <w:p>
@@ -818,10 +797,7 @@
     </w:p>
     <w:p>
       <w:r>
-        <w:t>The files step 1 copies from lesson-6.6-extended are not printed in this lesson, so they are not in the layout: certs, .gitignore, sql/reset_contacts.sql, your Chapter 5 contacts module (assembly/windows/contacts.asm and contacts.inc, rust/src/contacts.rs, erlang/contacts.erl and contacts.hrl), Lesson 6.5a's contact store (assembly/windows/contact_store.asm, rust/src/contact_store.rs, erlang/contact_store.erl), Lesson 6.6a's contact_create (assembly/windows/contact_create.asm, rust/src/contact_create.rs, er</w:t>
-      </w:r>
-      <w:r>
-        <w:t>lang/contact_create.erl), cJSON (assembly/cJSON.c and cJSON.h), libmysql's three DLLs, mysql-otp (vendor/mysql), ContactRules (solidity/script/ContactRules.sol), and the two deploy scripts (solidity/script/DeployBasicContactApi.s.sol and DeployContactApi.s.sol). Step 2 copies rust/Cargo.lock and solidity/foundry.toml from it too. The servers and clients are Lesson 6.6a's with the parts this lesson adds; type them whole, or add the new parts to copies of your Lesson 6.6a files.</w:t>
+        <w:t>The files step 1 copies from lesson-6.6-extended are not printed in this lesson, so they are not in the layout: certs, .gitignore, sql/reset_contacts.sql, your Chapter 5 contacts module (assembly/windows/contacts.asm and contacts.inc, rust/src/contacts.rs, erlang/contacts.erl and contacts.hrl), Lesson 6.5a's contact store (assembly/windows/contact_store.asm, rust/src/contact_store.rs, erlang/contact_store.erl), Lesson 6.6a's contact_create (assembly/windows/contact_create.asm, rust/src/contact_create.rs, erlang/contact_create.erl), cJSON (assembly/cJSON.c and cJSON.h), libmysql's three DLLs, mysql-otp (vendor/mysql), ContactRules (solidity/script/ContactRules.sol), and the two deploy scripts (solidity/script/DeployBasicContactApi.s.sol and DeployContactApi.s.sol). Step 2 copies rust/Cargo.lock and solidity/foundry.toml from it too. The servers and clients are Lesson 6.6a's with the parts this lesson adds; type them whole, or add the new parts to copies of your Lesson 6.6a files.</w:t>
       </w:r>
     </w:p>
     <w:p>
@@ -1464,10 +1440,7 @@
         <w:keepNext/>
       </w:pPr>
       <w:r>
-        <w:t>Remember, verify checks that the server certificate is signed by the course CA (Lesson 6.0). 9 of the module's lines name spa_contacts, 3 in each file. Each contact store file names Lesson 6.5a: once, in its first comment, and each contact_create file names Lesson 6.6a: once, so they are the earlier lessons' files. The cJSON hashes are Lesson 3.15a's, the next lines are libmysql's three DLLs, and Test-Path prints True for each file that is there, one line per path: mysql-otp, the reset file, ContactRules, a</w:t>
-      </w:r>
-      <w:r>
-        <w:t>nd the two deploy scripts.</w:t>
+        <w:t>Remember, verify checks that the server certificate is signed by the course CA (Lesson 6.0). 9 of the module's lines name spa_contacts, 3 in each file. Each contact store file names Lesson 6.5a: once, in its first comment, and each contact_create file names Lesson 6.6a: once, so they are the earlier lessons' files. The cJSON hashes are Lesson 3.15a's, the next lines are libmysql's three DLLs, and Test-Path prints True for each file that is there, one line per path: mysql-otp, the reset file, ContactRules, and the two deploy scripts.</w:t>
       </w:r>
     </w:p>
     <w:p>
@@ -1620,10 +1593,7 @@
     </w:p>
     <w:p>
       <w:r>
-        <w:t>Remember, each library goes into the lesson folder only, at the version its project file or command pins. Cargo.toml pins Lesson 6.6a's crates at the same versions, so copy Lesson 6.6a's Cargo.lock and let cargo fetch read it: it keeps every version and only writes this project's new name, put_requests, into it. foundry.toml is Lesson 6.6a's too, and forge installs forge-std inside the lesson folder again. Each file is copied just before the command that reads it. Erlang's inets, ssl, and json come with Erl</w:t>
-      </w:r>
-      <w:r>
-        <w:t>ang/OTP.</w:t>
+        <w:t>Remember, each library goes into the lesson folder only, at the version its project file or command pins. Cargo.toml pins Lesson 6.6a's crates at the same versions, so copy Lesson 6.6a's Cargo.lock and let cargo fetch read it: it keeps every version and only writes this project's new name, put_requests, into it. foundry.toml is Lesson 6.6a's too, and forge installs forge-std inside the lesson folder again. Each file is copied just before the command that reads it. Erlang's inets, ssl, and json come with Erlang/OTP.</w:t>
       </w:r>
     </w:p>
     <w:p>
@@ -2354,10 +2324,7 @@
     </w:p>
     <w:p>
       <w:r>
-        <w:t>Start with the most direct versions. The Basic server answers one route, PUT /api/v1/contacts/{id}: answer_request collects the body in an Upload as its pieces arrive (Lesson 6.2a), then checks the method, and answer_one checks the path's shape and the id with parse_id. answer_replace reads the body with read_body, trims and checks the three values with your Chapter 5 trim_text and validate_contact, sends the UPDATE in run_update, reads the contact back with find_contact, and writes the answer with write_co</w:t>
-      </w:r>
-      <w:r>
-        <w:t>ntact or write_error; error 1062 becomes 409, and an UPDATE that matched no row becomes 404. The Basic client sets the URL, PUT, and the body once, because both requests are the same: send_put performs the request, prints the answer, and returns its status. main compares the two statuses, and the two bodies with strcmp. The new steps are commented in full, and the ones from earlier lessons have short reminders.</w:t>
+        <w:t>Start with the most direct versions. The Basic server answers one route, PUT /api/v1/contacts/{id}: answer_request collects the body in an Upload as its pieces arrive (Lesson 6.2a), then checks the method, and answer_one checks the path's shape and the id with parse_id. answer_replace reads the body with read_body, trims and checks the three values with your Chapter 5 trim_text and validate_contact, sends the UPDATE in run_update, reads the contact back with find_contact, and writes the answer with write_contact or write_error; error 1062 becomes 409, and an UPDATE that matched no row becomes 404. The Basic client sets the URL, PUT, and the body once, because both requests are the same: send_put performs the request, prints the answer, and returns its status. main compares the two statuses, and the two bodies with strcmp. The new steps are commented in full, and the ones from earlier lessons have short reminders.</w:t>
       </w:r>
     </w:p>
     <w:p>
@@ -29880,10 +29847,7 @@
     </w:p>
     <w:p>
       <w:r>
-        <w:t xml:space="preserve">Start with the most direct versions. The Basic server's answer runs answer_from_database with tokio::task::spawn_blocking; answer_from_database checks the method and the path's shape and the id with parse_id, and answer_replace reads the body as UTF-8 text, then as a serde_json::Value, takes each value with text_value, trims and checks them with your Chapter 5 validate_contact, sends the UPDATE with exec_drop, reads the rows matched with affected_rows, and reads the contact back with get_contact. The Basic </w:t>
-      </w:r>
-      <w:r>
-        <w:t>client: send_put sends one PUT with ureq's put, header, and send, prints the answer, and returns its status and body as a tuple; main sends it twice and compares. The new steps are commented in full, and the ones from earlier lessons have short reminders.</w:t>
+        <w:t>Start with the most direct versions. The Basic server's answer runs answer_from_database with tokio::task::spawn_blocking; answer_from_database checks the method and the path's shape and the id with parse_id, and answer_replace reads the body as UTF-8 text, then as a serde_json::Value, takes each value with text_value, trims and checks them with your Chapter 5 validate_contact, sends the UPDATE with exec_drop, reads the rows matched with affected_rows, and reads the contact back with get_contact. The Basic client: send_put sends one PUT with ureq's put, header, and send, prints the answer, and returns its status and body as a tuple; main sends it twice and compares. The new steps are commented in full, and the ones from earlier lessons have short reminders.</w:t>
       </w:r>
     </w:p>
     <w:p>
@@ -39955,10 +39919,7 @@
     </w:p>
     <w:p>
       <w:r>
-        <w:t>Start with the most direct versions. The Basic server's do/1 answers only PUT /api/v1/contacts/{id}: it splits the path at every /, checks the id with parse_id, and answer_replace decodes the body with json:decode in try; check_contact takes each value with text_value, trims and checks them with your Chapter 5 validate_contact, and replace_contact opens one connection, sends the UPDATE in update_and_answer, reads the rows matched with mysql:affected_rows, reads the contact back with get_contact in answer_st</w:t>
-      </w:r>
-      <w:r>
-        <w:t>ored, and stops the connection. The Basic client: send_put sends each PUT with httpc's put and a {Url, Headers, ContentType, Body} request, prints the answer, and returns {Status, Body}; main compares the two tuples. The new steps are commented in full, and the ones from earlier lessons have short reminders.</w:t>
+        <w:t>Start with the most direct versions. The Basic server's do/1 answers only PUT /api/v1/contacts/{id}: it splits the path at every /, checks the id with parse_id, and answer_replace decodes the body with json:decode in try; check_contact takes each value with text_value, trims and checks them with your Chapter 5 validate_contact, and replace_contact opens one connection, sends the UPDATE in update_and_answer, reads the rows matched with mysql:affected_rows, reads the contact back with get_contact in answer_stored, and stops the connection. The Basic client: send_put sends each PUT with httpc's put and a {Url, Headers, ContentType, Body} request, prints the answer, and returns {Status, Body}; main compares the two tuples. The new steps are commented in full, and the ones from earlier lessons have short reminders.</w:t>
       </w:r>
     </w:p>
     <w:p>
@@ -47004,10 +46965,7 @@
     </w:p>
     <w:p>
       <w:r>
-        <w:t>Solidity's section maps Lesson 6.7 onto the honest counterpart that Concept describes: anvil is the server process, ContactApi's replaceContact is the PUT endpoint, sent as a transaction with cast send, and the same transaction sent twice leaves the same storage. Remember, cast send sends a transaction from anvil's first test account, --json prints its receipt, and ConvertFrom-Json reads it; cast call runs a function on the node and stores nothing; and an empty text is written '""' in Windows PowerShell 5.1</w:t>
-      </w:r>
-      <w:r>
-        <w:t xml:space="preserve"> (Lesson 6.6a). Every Solidity block runs in the lesson-6.7-extended folder.</w:t>
+        <w:t>Solidity's section maps Lesson 6.7 onto the honest counterpart that Concept describes: anvil is the server process, ContactApi's replaceContact is the PUT endpoint, sent as a transaction with cast send, and the same transaction sent twice leaves the same storage. Remember, cast send sends a transaction from anvil's first test account, --json prints its receipt, and ConvertFrom-Json reads it; cast call runs a function on the node and stores nothing; and an empty text is written '""' in Windows PowerShell 5.1 (Lesson 6.6a). Every Solidity block runs in the lesson-6.7-extended folder.</w:t>
       </w:r>
     </w:p>
     <w:p>
@@ -47030,10 +46988,7 @@
     </w:p>
     <w:p>
       <w:r>
-        <w:t>Start with the most direct version: BasicContactApi, Lesson 6.6a's contract plus replaceContact, which checks the id range, then the replacement with ContactRules, refuses a contact that does not exist and an email another contact has, and replaces every field. numberText, jsonString, contactToJson, and getContact come back from Lesson 6.5a's BasicContactApi, for the not_found body and so the client can read the contact back. DeployBasicContactApi, copied from Lesson 6.6a, puts it on the chain and stores th</w:t>
-      </w:r>
-      <w:r>
-        <w:t>e three known contacts. The client is the same cast send twice, with a getContact call after each. Every step is commented, so read the comments as you type them.</w:t>
+        <w:t>Start with the most direct version: BasicContactApi, Lesson 6.6a's contract plus replaceContact, which checks the id range, then the replacement with ContactRules, refuses a contact that does not exist and an email another contact has, and replaces every field. numberText, jsonString, contactToJson, and getContact come back from Lesson 6.5a's BasicContactApi, for the not_found body and so the client can read the contact back. DeployBasicContactApi, copied from Lesson 6.6a, puts it on the chain and stores the three known contacts. The client is the same cast send twice, with a getContact call after each. Every step is commented, so read the comments as you type them.</w:t>
       </w:r>
     </w:p>
     <w:p>
@@ -48601,10 +48556,7 @@
         <w:keepNext/>
       </w:pPr>
       <w:r>
-        <w:t xml:space="preserve">Still in Terminal 2, replace contact 3 and read it back with a getContact call, then send the same transaction again and read it back again. Each cast send prints its receipt's status; a line that ends with | goes on with the next line. $firstContact = keeps what cast call prints, the contact's JSON text, in a variable instead of printing it. if prints its first text when the test in its parentheses is true, and the text after else otherwise; the test uses -ceq rather than -eq because -eq ignores case, and </w:t>
-      </w:r>
-      <w:r>
-        <w:t>a contact whose email came back as ALAN@example.com is not the same answer.</w:t>
+        <w:t>Still in Terminal 2, replace contact 3 and read it back with a getContact call, then send the same transaction again and read it back again. Each cast send prints its receipt's status; a line that ends with | goes on with the next line. $firstContact = keeps what cast call prints, the contact's JSON text, in a variable instead of printing it. if prints its first text when the test in its parentheses is true, and the text after else otherwise; the test uses -ceq rather than -eq because -eq ignores case, and a contact whose email came back as ALAN@example.com is not the same answer.</w:t>
       </w:r>
     </w:p>
     <w:p>
@@ -52982,10 +52934,7 @@
     </w:p>
     <w:p>
       <w:r>
-        <w:t>The Contact Manager REST API's EXTENDED companion answers Replace contact with exactly this handler and replace_contact, in contact_replace beside Lesson 6.5a's contact store and Lesson 6.6a's contact_create. Lesson 6.8a's PATCH reads the stored contact, merges only the fields its body names, and passes the result to the same replace_contact, so both updates share one set of checks and one UPDATE. In Solidity, ContactApi's public replaceContact carries on: Lesson 6.8a's patch calls it, and Lesson 6.16a lets</w:t>
-      </w:r>
-      <w:r>
-        <w:t xml:space="preserve"> only an approved sender call it.</w:t>
+        <w:t>The Contact Manager REST API's EXTENDED companion answers Replace contact with exactly this handler and replace_contact, in contact_replace beside Lesson 6.5a's contact store and Lesson 6.6a's contact_create. Lesson 6.8a's PATCH reads the stored contact, merges only the fields its body names, and passes the result to the same replace_contact, so both updates share one set of checks and one UPDATE. In Solidity, ContactApi's public replaceContact carries on: Lesson 6.8a's patch calls it, and Lesson 6.16a lets only an approved sender call it.</w:t>
       </w:r>
     </w:p>
     <w:p>
@@ -53060,10 +53009,7 @@
     </w:p>
     <w:p>
       <w:r>
-        <w:t>Before you run it, predict its three lines and the line Terminal 1 adds. Rebuild the client, start the Production-Minded server, and run the client. The output must match the Required Exercise Output below, the exit code must be 0, and Terminal 1 must show GET /api/v1/contacts/3 -&gt; 200 after the two PUT lines. The body is the same as both PUT answers: the PUT's answer is what the database holds. Solidity prints the two Status: 0x1 lines and Same answer both times: yes, then {"id":3,"name":"Alan Turing","ema</w:t>
-      </w:r>
-      <w:r>
-        <w:t>il":"alan@example.com","phone":"555-0199"}: what the two transactions left in storage.</w:t>
+        <w:t>Before you run it, predict its three lines and the line Terminal 1 adds. Rebuild the client, start the Production-Minded server, and run the client. The output must match the Required Exercise Output below, the exit code must be 0, and Terminal 1 must show GET /api/v1/contacts/3 -&gt; 200 after the two PUT lines. The body is the same as both PUT answers: the PUT's answer is what the database holds. Solidity prints the two Status: 0x1 lines and Same answer both times: yes, then {"id":3,"name":"Alan Turing","email":"alan@example.com","phone":"555-0199"}: what the two transactions left in storage.</w:t>
       </w:r>
     </w:p>
     <w:p>
@@ -53161,13 +53107,7 @@
         <w:pStyle w:val="ListBullet"/>
       </w:pPr>
       <w:r>
-        <w:t>In the Production-Minded server, write body_id_matches beside handle_replace_contact. It takes the body and the path's id and returns true (1 in Assembly) when the body has no id key, or its id is a whole number equal to the path's, and false (0) otherwise. Parse the body with the JSON library, as contact_from_json does: Assembly cJSON_ParseWithOpts, then cJSON_GetObjectItemCaseSensitive for "id", which is 0 when the key is missing; otherwise cJSON_IsNumber, then cJSON_GetNumberValue, which returns the numb</w:t>
-      </w:r>
-      <w:r>
-        <w:t xml:space="preserve">er as a double in xmm0; cvtsi2sd puts the id in xmm1 as a double, and ucomisd xmm0, xmm1 compares them, so je jumps when they are equal, and "id":3.0 counts as the whole number 3, as it does in Lesson 6.7's C; cJSON_Delete on every path. Rust: serde_json::from_str into a Value, then match get("id"): None is true, and Some(id_value) compares id_value.as_u64(), which is Some(number) for a whole number that is not negative, with Some(u64::from(contact_id)), which widens the u32 id. Erlang: json:decode in try, </w:t>
-      </w:r>
-      <w:r>
-        <w:t>then maps:get(&lt;&lt;"id"&gt;&gt;, Record, none): none is true, and any other value is compared with =:=, because json:decode gives a whole number as an integer.</w:t>
+        <w:t>In the Production-Minded server, write body_id_matches beside handle_replace_contact. It takes the body and the path's id and returns true (1 in Assembly) when the body has no id key, or its id is a whole number equal to the path's, and false (0) otherwise. Parse the body with the JSON library, as contact_from_json does: Assembly cJSON_ParseWithOpts, then cJSON_GetObjectItemCaseSensitive for "id", which is 0 when the key is missing; otherwise cJSON_IsNumber, then cJSON_GetNumberValue, which returns the number as a double in xmm0; cvtsi2sd puts the id in xmm1 as a double, and ucomisd xmm0, xmm1 compares them, so je jumps when they are equal, and "id":3.0 counts as the whole number 3, as it does in Lesson 6.7's C; cJSON_Delete on every path. Rust: serde_json::from_str into a Value, then match get("id"): None is true, and Some(id_value) compares id_value.as_u64(), which is Some(number) for a whole number that is not negative, with Some(u64::from(contact_id)), which widens the u32 id. Erlang: json:decode in try, then maps:get(&lt;&lt;"id"&gt;&gt;, Record, none): none is true, and any other value is compared with =:=, because json:decode gives a whole number as an integer.</w:t>
       </w:r>
     </w:p>
     <w:p>
@@ -53191,13 +53131,7 @@
         <w:pStyle w:val="ListBullet"/>
       </w:pPr>
       <w:r>
-        <w:t>Solidity: replaceContact's first value is the path's id, so a caller cannot put an id in the body at all. Send one anyway: add a last command to the Client Run, the first cast send's line with "replaceContact(uint256,uint256,string,string,string)" and 3 2 before the three texts, and without --json and what follows it, then $LASTEXITCODE on its own line (echo $? on Linux or macOS). Against the unchanged contract, the fallback refuses it with no such path. Then add to ContactApi a second replaceContact, an ov</w:t>
-      </w:r>
-      <w:r>
-        <w:t>erload (Lesson 6.6a): function replaceContact(uint256 contactId, uint256 bodyId, string memory fullName, string memory email, string memory phone) external returns (string memory), which reverts with a new constant ID_MISMATCH_JSON holding {"code":"invalid_input","message":"id in the body must match the path"} when bodyId != contactId, and otherwise returns replaceContact(contactId, fullName, email, phone): it may call the four-value replaceContact because that one is public. Restart anvil, deploy again, an</w:t>
-      </w:r>
-      <w:r>
-        <w:t>d run the Client Run.</w:t>
+        <w:t>Solidity: replaceContact's first value is the path's id, so a caller cannot put an id in the body at all. Send one anyway: add a last command to the Client Run, the first cast send's line with "replaceContact(uint256,uint256,string,string,string)" and 3 2 before the three texts, and without --json and what follows it, then $LASTEXITCODE on its own line (echo $? on Linux or macOS). Against the unchanged contract, the fallback refuses it with no such path. Then add to ContactApi a second replaceContact, an overload (Lesson 6.6a): function replaceContact(uint256 contactId, uint256 bodyId, string memory fullName, string memory email, string memory phone) external returns (string memory), which reverts with a new constant ID_MISMATCH_JSON holding {"code":"invalid_input","message":"id in the body must match the path"} when bodyId != contactId, and otherwise returns replaceContact(contactId, fullName, email, phone): it may call the four-value replaceContact because that one is public. Restart anvil, deploy again, and run the Client Run.</w:t>
       </w:r>
     </w:p>
     <w:p>
@@ -53455,10 +53389,7 @@
     </w:p>
     <w:p>
       <w:r>
-        <w:t>PUT sends the complete new representation of a resource to its own path, and the server stores exactly that, in every language: the handler checks the id and the body with Lesson 6.6a's contact_from_json, takes the id from the path, and replace_contact checks the values, sends Chapter 5's UPDATE, and reads the contact back; a field the body leaves out is replaced too, an unknown id is 404, and found rows keep the repeated PUT at 200. Assembly binds its own four values, Rust and Erlang ask their connectors f</w:t>
-      </w:r>
-      <w:r>
-        <w:t>or the rows matched, and Solidity's same transaction twice leaves the same storage while the chain records both. Lesson 6.8a's PATCH reuses replace_contact to change only the fields a body names.</w:t>
+        <w:t>PUT sends the complete new representation of a resource to its own path, and the server stores exactly that, in every language: the handler checks the id and the body with Lesson 6.6a's contact_from_json, takes the id from the path, and replace_contact checks the values, sends Chapter 5's UPDATE, and reads the contact back; a field the body leaves out is replaced too, an unknown id is 404, and found rows keep the repeated PUT at 200. Assembly binds its own four values, Rust and Erlang ask their connectors for the rows matched, and Solidity's same transaction twice leaves the same storage while the chain records both. Lesson 6.8a's PATCH reuses replace_contact to change only the fields a body names.</w:t>
       </w:r>
     </w:p>
     <w:sectPr>

--- a/Volume 1/Chapter 06 - RESTful APIs/SPA_Vol1_Ch6_Lesson6_7a_PUT_Requests_EXTENDED.docx
+++ b/Volume 1/Chapter 06 - RESTful APIs/SPA_Vol1_Ch6_Lesson6_7a_PUT_Requests_EXTENDED.docx
@@ -67,7 +67,10 @@
     </w:p>
     <w:p>
       <w:r>
-        <w:t>Replace contacts with PUT in Assembly, Rust, and Erlang, exactly as Lesson 6.7 does. On the server, PUT /api/v1/contacts/{id} reads the JSON body with Lesson 6.6a's contact_from_json, takes the id from the path, replaces every field of the contact with one new contact store function, replace_contact, and answers 200 with the contact as stored. On the client, send_request from Lesson 6.4a sends the same replacement twice, and the program checks that the second answer is the same as the first: repeating a PUT changes nothing. In Solidity, replaceContact becomes the PUT endpoint: a transaction that replaces one contact's fields under your Chapter 5 rules, and that leaves the contract holding the same contact however many times it is sent.</w:t>
+        <w:t>Replace contacts with PUT in Assembly, Rust, and Erlang, exactly as Lesson 6.7 does. On the server, PUT /api/v1/contacts/{id} reads the JSON body with Lesson 6.6a's contact_from_json, takes the id from the path, replaces every field of the contact with one new contact store function, replace_contact, and answers 200 with the contact as stored. On the client, send_request from Lesson 6.4a sends the same replacement twice, and the program checks that the second answer is the same as the first: repeating a PUT</w:t>
+      </w:r>
+      <w:r>
+        <w:t xml:space="preserve"> changes nothing. In Solidity, replaceContact becomes the PUT endpoint: a transaction that replaces one contact's fields under your Chapter 5 rules, and that leaves the contract holding the same contact however many times it is sent.</w:t>
       </w:r>
     </w:p>
     <w:p>
@@ -95,7 +98,10 @@
     </w:p>
     <w:p>
       <w:r>
-        <w:t>Lesson 6.7 explains why PUT sends the whole record, why a field the body leaves out is replaced too, why the id comes from the path, and why a PUT may safely be sent again when its answer is lost. This companion shows what those rules take when the language gives you less, or something different: Assembly sends its own copy of Chapter 5's UPDATE through four MYSQL_BIND records and reads the rows it matched; Rust and Erlang ask their connectors for the same count; and Solidity gives a transaction no answer at all, so the same transaction sent twice must leave the same storage, a call shows the contact a replacement would store, and the chain still keeps a record of both transactions. Read Lesson 6.7 first: this companion uses its values, its output, its Exercise and Challenge, and does not repeat why each was chosen.</w:t>
+        <w:t>Lesson 6.7 explains why PUT sends the whole record, why a field the body leaves out is replaced too, why the id comes from the path, and why a PUT may safely be sent again when its answer is lost. This companion shows what those rules take when the language gives you less, or something different: Assembly sends its own copy of Chapter 5's UPDATE through four MYSQL_BIND records and reads the rows it matched; Rust and Erlang ask their connectors for the same count; and Solidity gives a transaction no answer a</w:t>
+      </w:r>
+      <w:r>
+        <w:t>t all, so the same transaction sent twice must leave the same storage, a call shows the contact a replacement would store, and the chain still keeps a record of both transactions. Read Lesson 6.7 first: this companion uses its values, its output, its Exercise and Challenge, and does not repeat why each was chosen.</w:t>
       </w:r>
     </w:p>
     <w:p>
@@ -123,7 +129,10 @@
     </w:p>
     <w:p>
       <w:r>
-        <w:t>Remember, PUT /api/v1/contacts/{id} sends the complete new representation of one contact, and the server stores exactly that: a missing phone, or null, means no phone; a missing name or email is 400 with Chapter 5's words; the id comes from the path, never from the body; an id no contact has is 404, because only POST creates; an email another contact has is 409; and the answer is 200 with the contact as stored. A request is idempotent when sending it twice leaves the server exactly as sending it once, and PUT is: the second PUT stores the same values over themselves. Found rows keep the repeated PUT at 200: an UPDATE that changes nothing still matches its row (Lesson 6.7).</w:t>
+        <w:t>Remember, PUT /api/v1/contacts/{id} sends the complete new representation of one contact, and the server stores exactly that: a missing phone, or null, means no phone; a missing name or email is 400 with Chapter 5's words; the id comes from the path, never from the body; an id no contact has is 404, because only POST creates; an email another contact has is 409; and the answer is 200 with the contact as stored. A request is idempotent when sending it twice leaves the server exactly as sending it once, and P</w:t>
+      </w:r>
+      <w:r>
+        <w:t>UT is: the second PUT stores the same values over themselves. Found rows keep the repeated PUT at 200: an UPDATE that changes nothing still matches its row (Lesson 6.7).</w:t>
       </w:r>
     </w:p>
     <w:p>
@@ -149,7 +158,10 @@
         <w:keepNext/>
       </w:pPr>
       <w:r>
-        <w:t xml:space="preserve">Remember, replace_contact trims the replacement's values and checks them with your Chapter 5 validate_contact, sends Chapter 5's UPDATE, answers NOT_FOUND when the UPDATE matched no row and DUPLICATE_EMAIL for error 1062, and reads the contact back with Lesson 6.5a's get_contact_record (Lesson 6.7). Chapter 5's UPDATE text is private to the contacts module, and its update_contact prints Updated contact N:, so replace_contact sends its own copy of the statement. In the Extended languages it goes in a file of its </w:t>
+        <w:t>Remember, replace_contact trims the replacement's values and checks them with your Chapter 5 validate_contact, sends Chapter 5's UPDATE, answers NOT_FOUND when the UPDATE matched no row and DUPLICATE_EMAIL for error 1062, and reads the contact back with Lesson 6.5a's get_contact_record (Lesson 6.7). Chapter 5's UPDATE text is private to the contacts module, and its update_contact prints Updated contact N:, so replace_contact sends its own copy of the statement. In the Extended languages it goes in a file of</w:t>
+      </w:r>
+      <w:r>
+        <w:t xml:space="preserve"> its </w:t>
       </w:r>
       <w:r>
         <w:lastRenderedPageBreak/>
@@ -262,7 +274,10 @@
     </w:p>
     <w:p>
       <w:r>
-        <w:t>contact_replace.asm is C's replace_contact, step for step. It copies the three texts into .bss copies with snprintf, because trim_text trims in place and the caller's record must not change, and leaves the phone's copy empty when HAS_PHONE is 0. Then it fills four MYSQL_BIND records, one per ?, in its own .bss: name, email, phone, and the id, MYSQL_TYPE_LONG pointing at a 4-byte copy of it. Chapter 5's contacts.asm has a set_text_value and a save_failure that do this work, but they are private to that file, so contact_replace.asm has its own two: set_text_bind and save_statement_failure. The servers still answer one request at a time, on libmicrohttpd's one polling thread (Lesson 6.5a): the replacement and the stored contact live in .bss records, as Lesson 6.6a's new contact does.</w:t>
+        <w:t>contact_replace.asm is C's replace_contact, step for step. It copies the three texts into .bss copies with snprintf, because trim_text trims in place and the caller's record must not change, and leaves the phone's copy empty when HAS_PHONE is 0. Then it fills four MYSQL_BIND records, one per ?, in its own .bss: name, email, phone, and the id, MYSQL_TYPE_LONG pointing at a 4-byte copy of it. Chapter 5's contacts.asm has a set_text_value and a save_failure that do this work, but they are private to that file,</w:t>
+      </w:r>
+      <w:r>
+        <w:t xml:space="preserve"> so contact_replace.asm has its own two: set_text_bind and save_statement_failure. The servers still answer one request at a time, on libmicrohttpd's one polling thread (Lesson 6.5a): the replacement and the stored contact live in .bss records, as Lesson 6.6a's new contact does.</w:t>
       </w:r>
     </w:p>
     <w:p>
@@ -285,7 +300,10 @@
     </w:p>
     <w:p>
       <w:r>
-        <w:t>Remember, route_request receives the whole body as Bytes, and a handler that waits for MySQL runs in spawn_blocking with move (Lesson 6.6a). The PUT route lives beside the GET route of one contact, inside the check for an {id} segment, so both branches would move id_text into their closures, and the PUT branch moves the body too. Rust allows it, because the GET branch ends with return: a value moved there is never used again. handle_replace_contact changes the contact contact_from_json made, so it is declared with let mut.</w:t>
+        <w:t>Remember, route_request receives the whole body as Bytes, and a handler that waits for MySQL runs in spawn_blocking with move (Lesson 6.6a). The PUT route lives beside the GET route of one contact, inside the check for an {id} segment, so both branches would move id_text into their closures, and the PUT branch moves the body too. Rust allows it, because the GET branch ends with return: a value moved there is never used again. handle_replace_contact changes the contact contact_from_json made, so it is declar</w:t>
+      </w:r>
+      <w:r>
+        <w:t>ed with let mut.</w:t>
       </w:r>
     </w:p>
     <w:p>
@@ -376,7 +394,10 @@
         <w:pStyle w:val="ListBullet"/>
       </w:pPr>
       <w:r>
-        <w:t>A transaction's return value never reaches the sender (Lesson 6.6a), so the client has no answer body to compare: each cast send prints its receipt's status, then the client reads the contact back with a getContact call and keeps it, and after the second read it compares the two, as Lesson 6.7's clients compare their two answers. cast call can run replaceContact too: the node runs it on its copy of the chain, throws the change away, and prints the contact the replacement would store. The Call Check uses that for Lesson 6.7's curl Check.</w:t>
+        <w:t>A transaction's return value never reaches the sender (Lesson 6.6a), so the client has no answer body to compare: each cast send prints its receipt's status, then the client reads the contact back with a getContact call and keeps it, and after the second read it compares the two, as Lesson 6.7's clients compare their two answers. cast call can run replaceContact too: the node runs it on its copy of the chain, throws the change away, and prints the contact the replacement would store. The Call Check uses tha</w:t>
+      </w:r>
+      <w:r>
+        <w:t>t for Lesson 6.7's curl Check.</w:t>
       </w:r>
     </w:p>
     <w:p>
@@ -797,7 +818,13 @@
     </w:p>
     <w:p>
       <w:r>
-        <w:t>The files step 1 copies from lesson-6.6-extended are not printed in this lesson, so they are not in the layout: certs, .gitignore, sql/reset_contacts.sql, your Chapter 5 contacts module (assembly/windows/contacts.asm and contacts.inc, rust/src/contacts.rs, erlang/contacts.erl and contacts.hrl), Lesson 6.5a's contact store (assembly/windows/contact_store.asm, rust/src/contact_store.rs, erlang/contact_store.erl), Lesson 6.6a's contact_create (assembly/windows/contact_create.asm, rust/src/contact_create.rs, erlang/contact_create.erl), cJSON (assembly/cJSON.c and cJSON.h), libmysql's three DLLs, mysql-otp (vendor/mysql), ContactRules (solidity/script/ContactRules.sol), and the two deploy scripts (solidity/script/DeployBasicContactApi.s.sol and DeployContactApi.s.sol). Step 2 copies rust/Cargo.lock and solidity/foundry.toml from it too. The servers and clients are Lesson 6.6a's with the parts this lesson adds; type them whole, or add the new parts to copies of your Lesson 6.6a files.</w:t>
+        <w:t>The files step 1 copies from lesson-6.6-extended are not printed in this lesson, so they are not in the layout: certs, .gitignore, the three reset files (sql/reset_contacts_assembly.sql, reset_contacts_rust.sql and reset_contacts_erlang.sql), your Chapter 5 contacts module (assembly/windows/contacts.asm and contacts.inc, rust/src/contacts.rs, erlang/contacts.erl and contacts.hrl), Lesson 6.5a's contact store (assembly/windows/contact_store.asm, rust/src/contact_store.rs, erlang/contact_store.erl), Lesson 6.</w:t>
+      </w:r>
+      <w:r>
+        <w:t xml:space="preserve">6a's contact_create (assembly/windows/contact_create.asm, rust/src/contact_create.rs, erlang/contact_create.erl), cJSON (assembly/cJSON.c and cJSON.h), libmysql's three DLLs, mysql-otp (vendor/mysql), ContactRules (solidity/script/ContactRules.sol), and the two deploy scripts (solidity/script/DeployBasicContactApi.s.sol and DeployContactApi.s.sol). Step 2 copies rust/Cargo.lock and solidity/foundry.toml from it too. The servers and clients are Lesson 6.6a's with the parts this lesson adds; type them whole, </w:t>
+      </w:r>
+      <w:r>
+        <w:t>or add the new parts to copies of your Lesson 6.6a files.</w:t>
       </w:r>
     </w:p>
     <w:p>
@@ -1274,7 +1301,7 @@
     </w:p>
     <w:p>
       <w:r>
-        <w:t>Save each source and supporting file from this lesson into the matching path in the project layout. As in Chapter 1, notepad .\rust\src\bin\basic_server.rs creates and opens one: choose Yes, type the file, save it with Ctrl+S, and close Notepad (nano ./rust/src/bin/basic_server.rs on Linux or macOS). The Linux commands leave out the assembly folder, because Linux Assembly is deferred.</w:t>
+        <w:t>You save each source file in its language's section below, as each is shown, and step 2 makes the Rust and Solidity projects. As in Chapter 1, notepad .\rust\src\bin\basic_server.rs creates and opens one: choose Yes, type the file, save it with Ctrl+S, and close Notepad (nano ./rust/src/bin/basic_server.rs on Linux or macOS). The Linux commands leave out the assembly folder, because Linux Assembly is deferred.</w:t>
       </w:r>
     </w:p>
     <w:p>
@@ -1401,7 +1428,15 @@
         <w:pStyle w:val="CommandBlock"/>
       </w:pPr>
       <w:r>
-        <w:t>Test-Path .\vendor\mysql\src\mysql.erl, .\sql\reset_contacts.sql</w:t>
+        <w:t>Test-Path .\vendor\mysql\src\mysql.erl, .\sql\reset_contacts_assembly.sql, `</w:t>
+      </w:r>
+    </w:p>
+    <w:p>
+      <w:pPr>
+        <w:pStyle w:val="CommandBlock"/>
+      </w:pPr>
+      <w:r>
+        <w:t xml:space="preserve">    .\sql\reset_contacts_rust.sql, .\sql\reset_contacts_erlang.sql</w:t>
       </w:r>
     </w:p>
     <w:p>
@@ -1440,7 +1475,10 @@
         <w:keepNext/>
       </w:pPr>
       <w:r>
-        <w:t>Remember, verify checks that the server certificate is signed by the course CA (Lesson 6.0). 9 of the module's lines name spa_contacts, 3 in each file. Each contact store file names Lesson 6.5a: once, in its first comment, and each contact_create file names Lesson 6.6a: once, so they are the earlier lessons' files. The cJSON hashes are Lesson 3.15a's, the next lines are libmysql's three DLLs, and Test-Path prints True for each file that is there, one line per path: mysql-otp, the reset file, ContactRules, and the two deploy scripts.</w:t>
+        <w:t>Remember, verify checks that the server certificate is signed by the course CA (Lesson 6.0). 9 of the module's lines name spa_contacts, 3 in each file. Each contact store file names Lesson 6.5a: once, in its first comment, and each contact_create file names Lesson 6.6a: once, so they are the earlier lessons' files. The cJSON hashes are Lesson 3.15a's, the next lines are libmysql's three DLLs, and Test-Path prints True for each file that is there, one line per path: mysql-otp, the three reset files, ContactR</w:t>
+      </w:r>
+      <w:r>
+        <w:t>ules, and the two deploy scripts.</w:t>
       </w:r>
     </w:p>
     <w:p>
@@ -1568,6 +1606,7 @@
     <w:p>
       <w:pPr>
         <w:pStyle w:val="RequiredOutput"/>
+        <w:keepNext/>
       </w:pPr>
       <w:r>
         <w:t>True</w:t>
@@ -1575,8 +1614,20 @@
     </w:p>
     <w:p>
       <w:pPr>
+        <w:pStyle w:val="RequiredOutput"/>
         <w:keepNext/>
       </w:pPr>
+      <w:r>
+        <w:t>True</w:t>
+      </w:r>
+    </w:p>
+    <w:p>
+      <w:pPr>
+        <w:pStyle w:val="RequiredOutput"/>
+      </w:pPr>
+      <w:r>
+        <w:t>True</w:t>
+      </w:r>
     </w:p>
     <w:p>
       <w:pPr>
@@ -1585,6 +1636,11 @@
     </w:p>
     <w:p>
       <w:pPr>
+        <w:keepNext/>
+      </w:pPr>
+    </w:p>
+    <w:p>
+      <w:pPr>
         <w:pStyle w:val="Heading2"/>
       </w:pPr>
       <w:r>
@@ -1593,7 +1649,10 @@
     </w:p>
     <w:p>
       <w:r>
-        <w:t>Remember, each library goes into the lesson folder only, at the version its project file or command pins. Cargo.toml pins Lesson 6.6a's crates at the same versions, so copy Lesson 6.6a's Cargo.lock and let cargo fetch read it: it keeps every version and only writes this project's new name, put_requests, into it. foundry.toml is Lesson 6.6a's too, and forge installs forge-std inside the lesson folder again. Each file is copied just before the command that reads it. Erlang's inets, ssl, and json come with Erlang/OTP.</w:t>
+        <w:t>Remember, each library goes into the lesson folder only, at the version its project file or command pins. Remember, cargo init writes Cargo.toml and a starter src\main.rs, and cargo add pins each crate at an exact version (Lesson 6.0a). This lesson adds Lesson 6.6a's crates at the same versions. cargo add also writes a Cargo.lock; the Copy-Item line after the cargo add lines replaces it with Lesson 6.6a's, and cargo fetch reads it: it keeps every version and only writes this project's new name, put_requests</w:t>
+      </w:r>
+      <w:r>
+        <w:t>, into it. The starter main.rs is removed after the fetch, which needs a program to read. Remember, forge init makes the Solidity project, as in Lesson 6.0a; Lesson 6.6a's foundry.toml is then copied over the one it wrote, and forge installs forge-std inside the lesson folder again. Each file is copied just before the command that reads it. Erlang's inets, ssl, and json come with Erlang/OTP.</w:t>
       </w:r>
     </w:p>
     <w:p>
@@ -1615,7 +1674,7 @@
         <w:keepNext/>
       </w:pPr>
       <w:r>
-        <w:t>Copy-Item ..\lesson-6.6-extended\rust\Cargo.lock .\rust</w:t>
+        <w:t>cargo init .\rust --name put_requests --vcs none</w:t>
       </w:r>
     </w:p>
     <w:p>
@@ -1624,7 +1683,135 @@
         <w:keepNext/>
       </w:pPr>
       <w:r>
+        <w:t>cargo add --manifest-path .\rust\Cargo.toml axum@=0.8.9 `</w:t>
+      </w:r>
+    </w:p>
+    <w:p>
+      <w:pPr>
+        <w:pStyle w:val="CommandBlock"/>
+      </w:pPr>
+      <w:r>
+        <w:t xml:space="preserve">    --no-default-features --features http1,tokio</w:t>
+      </w:r>
+    </w:p>
+    <w:p>
+      <w:pPr>
+        <w:pStyle w:val="CommandBlock"/>
+      </w:pPr>
+      <w:r>
+        <w:t>cargo add --manifest-path .\rust\Cargo.toml axum-server@=0.8.0 `</w:t>
+      </w:r>
+    </w:p>
+    <w:p>
+      <w:pPr>
+        <w:pStyle w:val="CommandBlock"/>
+      </w:pPr>
+      <w:r>
+        <w:t xml:space="preserve">    --features tls-rustls-no-provider</w:t>
+      </w:r>
+    </w:p>
+    <w:p>
+      <w:pPr>
+        <w:pStyle w:val="CommandBlock"/>
+      </w:pPr>
+      <w:r>
+        <w:t>cargo add --manifest-path .\rust\Cargo.toml mysql@=28.0.3</w:t>
+      </w:r>
+    </w:p>
+    <w:p>
+      <w:pPr>
+        <w:pStyle w:val="CommandBlock"/>
+      </w:pPr>
+      <w:r>
+        <w:t>cargo add --manifest-path .\rust\Cargo.toml rustls@=0.23.45 `</w:t>
+      </w:r>
+    </w:p>
+    <w:p>
+      <w:pPr>
+        <w:pStyle w:val="CommandBlock"/>
+      </w:pPr>
+      <w:r>
+        <w:t xml:space="preserve">    --no-default-features --features ring,std,tls12</w:t>
+      </w:r>
+    </w:p>
+    <w:p>
+      <w:pPr>
+        <w:pStyle w:val="CommandBlock"/>
+      </w:pPr>
+      <w:r>
+        <w:t>cargo add --manifest-path .\rust\Cargo.toml serde@=1.0.229 --features derive</w:t>
+      </w:r>
+    </w:p>
+    <w:p>
+      <w:pPr>
+        <w:pStyle w:val="CommandBlock"/>
+      </w:pPr>
+      <w:r>
+        <w:t>cargo add --manifest-path .\rust\Cargo.toml serde_json@=1.0.151</w:t>
+      </w:r>
+    </w:p>
+    <w:p>
+      <w:pPr>
+        <w:pStyle w:val="CommandBlock"/>
+      </w:pPr>
+      <w:r>
+        <w:t>cargo add --manifest-path .\rust\Cargo.toml tokio@=1.53.1 `</w:t>
+      </w:r>
+    </w:p>
+    <w:p>
+      <w:pPr>
+        <w:pStyle w:val="CommandBlock"/>
+      </w:pPr>
+      <w:r>
+        <w:t xml:space="preserve">    --features macros,rt-multi-thread</w:t>
+      </w:r>
+    </w:p>
+    <w:p>
+      <w:pPr>
+        <w:pStyle w:val="CommandBlock"/>
+      </w:pPr>
+      <w:r>
+        <w:t>cargo add --manifest-path .\rust\Cargo.toml ureq@=3.4.2</w:t>
+      </w:r>
+    </w:p>
+    <w:p>
+      <w:pPr>
+        <w:pStyle w:val="CommandBlock"/>
+      </w:pPr>
+      <w:r>
+        <w:t>Copy-Item ..\lesson-6.6-extended\rust\Cargo.lock .\rust</w:t>
+      </w:r>
+    </w:p>
+    <w:p>
+      <w:pPr>
+        <w:pStyle w:val="CommandBlock"/>
+      </w:pPr>
+      <w:r>
         <w:t>cargo fetch --manifest-path .\rust\Cargo.toml</w:t>
+      </w:r>
+    </w:p>
+    <w:p>
+      <w:pPr>
+        <w:pStyle w:val="CommandBlock"/>
+      </w:pPr>
+      <w:r>
+        <w:t>Remove-Item .\rust\src\main.rs</w:t>
+      </w:r>
+    </w:p>
+    <w:p>
+      <w:pPr>
+        <w:pStyle w:val="CommandBlock"/>
+      </w:pPr>
+      <w:r>
+        <w:t>forge init .\solidity --empty --no-git --offline --force</w:t>
+      </w:r>
+    </w:p>
+    <w:p>
+      <w:pPr>
+        <w:pStyle w:val="CommandBlock"/>
+      </w:pPr>
+      <w:r>
+        <w:t>Copy-Item ..\lesson-6.6-extended\solidity\foundry.toml .\solidity</w:t>
       </w:r>
     </w:p>
     <w:p>
@@ -1633,7 +1820,7 @@
         <w:keepNext/>
       </w:pPr>
       <w:r>
-        <w:t>Copy-Item ..\lesson-6.6-extended\solidity\foundry.toml .\solidity</w:t>
+        <w:t>Push-Location .\solidity</w:t>
       </w:r>
     </w:p>
     <w:p>
@@ -1642,8 +1829,42 @@
         <w:keepNext/>
       </w:pPr>
       <w:r>
-        <w:t>Push-Location .\solidity</w:t>
-      </w:r>
+        <w:t>forge install foundry-rs/forge-std@v1.16.2 --no-git</w:t>
+      </w:r>
+    </w:p>
+    <w:p>
+      <w:pPr>
+        <w:pStyle w:val="CommandBlock"/>
+      </w:pPr>
+      <w:r>
+        <w:t>Pop-Location</w:t>
+      </w:r>
+    </w:p>
+    <w:p>
+      <w:pPr>
+        <w:keepNext/>
+      </w:pPr>
+    </w:p>
+    <w:p>
+      <w:pPr>
+        <w:pStyle w:val="Heading3"/>
+      </w:pPr>
+      <w:r>
+        <w:t>Linux or macOS Library Setup</w:t>
+      </w:r>
+    </w:p>
+    <w:p>
+      <w:pPr>
+        <w:keepNext/>
+      </w:pPr>
+      <w:r>
+        <w:t>Create the Rust and Solidity projects with the same commands as on Windows: cp copies Lesson 6.6a's Cargo.lock after the cargo add lines, so it replaces the one cargo add wrote, and rm deletes the starter main.rs after cargo fetch.</w:t>
+      </w:r>
+    </w:p>
+    <w:p>
+      <w:pPr>
+        <w:keepNext/>
+      </w:pPr>
     </w:p>
     <w:p>
       <w:pPr>
@@ -1651,28 +1872,7 @@
         <w:keepNext/>
       </w:pPr>
       <w:r>
-        <w:t>forge install foundry-rs/forge-std@v1.16.2 --no-git</w:t>
-      </w:r>
-    </w:p>
-    <w:p>
-      <w:pPr>
-        <w:pStyle w:val="CommandBlock"/>
-      </w:pPr>
-      <w:r>
-        <w:t>Pop-Location</w:t>
-      </w:r>
-    </w:p>
-    <w:p>
-      <w:pPr>
-        <w:keepNext/>
-      </w:pPr>
-    </w:p>
-    <w:p>
-      <w:pPr>
-        <w:pStyle w:val="Heading3"/>
-      </w:pPr>
-      <w:r>
-        <w:t>Linux or macOS Library Setup</w:t>
+        <w:t>cargo init ./rust --name put_requests --vcs none</w:t>
       </w:r>
     </w:p>
     <w:p>
@@ -1681,7 +1881,119 @@
         <w:keepNext/>
       </w:pPr>
       <w:r>
+        <w:t>cargo add --manifest-path ./rust/Cargo.toml axum@=0.8.9 \</w:t>
+      </w:r>
+    </w:p>
+    <w:p>
+      <w:pPr>
+        <w:pStyle w:val="CommandBlock"/>
+      </w:pPr>
+      <w:r>
+        <w:t xml:space="preserve">    --no-default-features --features http1,tokio</w:t>
+      </w:r>
+    </w:p>
+    <w:p>
+      <w:pPr>
+        <w:pStyle w:val="CommandBlock"/>
+      </w:pPr>
+      <w:r>
+        <w:t>cargo add --manifest-path ./rust/Cargo.toml axum-server@=0.8.0 \</w:t>
+      </w:r>
+    </w:p>
+    <w:p>
+      <w:pPr>
+        <w:pStyle w:val="CommandBlock"/>
+      </w:pPr>
+      <w:r>
+        <w:t xml:space="preserve">    --features tls-rustls-no-provider</w:t>
+      </w:r>
+    </w:p>
+    <w:p>
+      <w:pPr>
+        <w:pStyle w:val="CommandBlock"/>
+      </w:pPr>
+      <w:r>
+        <w:t>cargo add --manifest-path ./rust/Cargo.toml mysql@=28.0.3</w:t>
+      </w:r>
+    </w:p>
+    <w:p>
+      <w:pPr>
+        <w:pStyle w:val="CommandBlock"/>
+      </w:pPr>
+      <w:r>
+        <w:t>cargo add --manifest-path ./rust/Cargo.toml rustls@=0.23.45 \</w:t>
+      </w:r>
+    </w:p>
+    <w:p>
+      <w:pPr>
+        <w:pStyle w:val="CommandBlock"/>
+      </w:pPr>
+      <w:r>
+        <w:t xml:space="preserve">    --no-default-features --features ring,std,tls12</w:t>
+      </w:r>
+    </w:p>
+    <w:p>
+      <w:pPr>
+        <w:pStyle w:val="CommandBlock"/>
+      </w:pPr>
+      <w:r>
+        <w:t>cargo add --manifest-path ./rust/Cargo.toml serde@=1.0.229 --features derive</w:t>
+      </w:r>
+    </w:p>
+    <w:p>
+      <w:pPr>
+        <w:pStyle w:val="CommandBlock"/>
+      </w:pPr>
+      <w:r>
+        <w:t>cargo add --manifest-path ./rust/Cargo.toml serde_json@=1.0.151</w:t>
+      </w:r>
+    </w:p>
+    <w:p>
+      <w:pPr>
+        <w:pStyle w:val="CommandBlock"/>
+      </w:pPr>
+      <w:r>
+        <w:t>cargo add --manifest-path ./rust/Cargo.toml tokio@=1.53.1 \</w:t>
+      </w:r>
+    </w:p>
+    <w:p>
+      <w:pPr>
+        <w:pStyle w:val="CommandBlock"/>
+      </w:pPr>
+      <w:r>
+        <w:t xml:space="preserve">    --features macros,rt-multi-thread</w:t>
+      </w:r>
+    </w:p>
+    <w:p>
+      <w:pPr>
+        <w:pStyle w:val="CommandBlock"/>
+      </w:pPr>
+      <w:r>
+        <w:t>cargo add --manifest-path ./rust/Cargo.toml ureq@=3.4.2</w:t>
+      </w:r>
+    </w:p>
+    <w:p>
+      <w:pPr>
+        <w:pStyle w:val="CommandBlock"/>
+      </w:pPr>
+      <w:r>
         <w:t>cp ../lesson-6.6-extended/rust/Cargo.lock ./rust</w:t>
+      </w:r>
+    </w:p>
+    <w:p>
+      <w:pPr>
+        <w:pStyle w:val="CommandBlock"/>
+      </w:pPr>
+      <w:r>
+        <w:t>cargo fetch --manifest-path ./rust/Cargo.toml</w:t>
+      </w:r>
+    </w:p>
+    <w:p>
+      <w:pPr>
+        <w:pStyle w:val="CommandBlock"/>
+      </w:pPr>
+      <w:r>
+        <w:t>rm ./rust/src/main.rs</w:t>
       </w:r>
     </w:p>
     <w:p>
@@ -1690,7 +2002,7 @@
         <w:keepNext/>
       </w:pPr>
       <w:r>
-        <w:t>cargo fetch --manifest-path ./rust/Cargo.toml</w:t>
+        <w:t>forge init ./solidity --empty --no-git --offline --force</w:t>
       </w:r>
     </w:p>
     <w:p>
@@ -1813,7 +2125,10 @@
     </w:p>
     <w:p>
       <w:r>
-        <w:t>reset_contacts.sql is Lesson 6.5's, copied in step 1. Run the Data Reset once before the first server. A PUT gives the same result whatever contact 3 held before, so the runs need no reset between them; run it again whenever you want Alan's original phone back. Solidity needs no reset: its deploy script stores the three contacts on a new chain.</w:t>
+        <w:t>The reset files are Lesson 6.1a's, copied in step 1 with the sql folder. Remember, each language keeps its own table, so there is one reset file per language: reset_contacts_assembly.sql resets contacts_assembly, the Assembly programs' table, and the three files differ only in the language's name. Run the Data Reset once before the first server. A PUT gives the same result whatever contact 3 held before, so the runs need no reset between them; run it again whenever you want Alan's original phone back. Solid</w:t>
+      </w:r>
+      <w:r>
+        <w:t>ity needs no reset: its deploy script stores the three contacts on a new chain.</w:t>
       </w:r>
     </w:p>
     <w:p>
@@ -1893,7 +2208,7 @@
         <w:keepNext/>
       </w:pPr>
       <w:r>
-        <w:t xml:space="preserve">    -e "source ./sql/reset_contacts.sql"</w:t>
+        <w:t xml:space="preserve">    -e "source ./sql/reset_contacts_assembly.sql"</w:t>
       </w:r>
     </w:p>
     <w:p>
@@ -1902,7 +2217,7 @@
         <w:keepNext/>
       </w:pPr>
       <w:r>
-        <w:t>&amp; $mysql -u devuser -h 127.0.0.1 -P 3306 -D spa_contacts -t `</w:t>
+        <w:t>&amp; $mysql -u devuser -h 127.0.0.1 -P 3306 -D spa_contacts --commands `</w:t>
       </w:r>
     </w:p>
     <w:p>
@@ -1911,28 +2226,7 @@
         <w:keepNext/>
       </w:pPr>
       <w:r>
-        <w:t xml:space="preserve">    -e "SELECT id, name, email, phone FROM contacts ORDER BY id"</w:t>
-      </w:r>
-    </w:p>
-    <w:p>
-      <w:pPr>
-        <w:pStyle w:val="CommandBlock"/>
-      </w:pPr>
-      <w:r>
-        <w:t>Remove-Item Env:MYSQL_PWD</w:t>
-      </w:r>
-    </w:p>
-    <w:p>
-      <w:pPr>
-        <w:keepNext/>
-      </w:pPr>
-    </w:p>
-    <w:p>
-      <w:pPr>
-        <w:pStyle w:val="Heading3"/>
-      </w:pPr>
-      <w:r>
-        <w:t>Linux or macOS Data Reset</w:t>
+        <w:t xml:space="preserve">    -e "source ./sql/reset_contacts_rust.sql"</w:t>
       </w:r>
     </w:p>
     <w:p>
@@ -1941,7 +2235,7 @@
         <w:keepNext/>
       </w:pPr>
       <w:r>
-        <w:t>export MYSQL_PWD="$SPA_DB_PASSWORD"</w:t>
+        <w:t>&amp; $mysql -u devuser -h 127.0.0.1 -P 3306 -D spa_contacts --commands `</w:t>
       </w:r>
     </w:p>
     <w:p>
@@ -1950,7 +2244,7 @@
         <w:keepNext/>
       </w:pPr>
       <w:r>
-        <w:t>mysql -u devuser -h 127.0.0.1 -P 3306 \</w:t>
+        <w:t xml:space="preserve">    -e "source ./sql/reset_contacts_erlang.sql"</w:t>
       </w:r>
     </w:p>
     <w:p>
@@ -1959,7 +2253,7 @@
         <w:keepNext/>
       </w:pPr>
       <w:r>
-        <w:t xml:space="preserve">    -e "CREATE DATABASE IF NOT EXISTS spa_contacts"</w:t>
+        <w:t>&amp; $mysql -u devuser -h 127.0.0.1 -P 3306 -D spa_contacts -t `</w:t>
       </w:r>
     </w:p>
     <w:p>
@@ -1968,7 +2262,28 @@
         <w:keepNext/>
       </w:pPr>
       <w:r>
-        <w:t>mysql -u devuser -h 127.0.0.1 -P 3306 -D spa_contacts &lt; ./sql/reset_contacts.sql</w:t>
+        <w:t xml:space="preserve">    -e "SELECT id, name, email, phone FROM contacts_assembly ORDER BY id"</w:t>
+      </w:r>
+    </w:p>
+    <w:p>
+      <w:pPr>
+        <w:pStyle w:val="CommandBlock"/>
+      </w:pPr>
+      <w:r>
+        <w:t>Remove-Item Env:MYSQL_PWD</w:t>
+      </w:r>
+    </w:p>
+    <w:p>
+      <w:pPr>
+        <w:keepNext/>
+      </w:pPr>
+    </w:p>
+    <w:p>
+      <w:pPr>
+        <w:pStyle w:val="Heading3"/>
+      </w:pPr>
+      <w:r>
+        <w:t>Linux or macOS Data Reset</w:t>
       </w:r>
     </w:p>
     <w:p>
@@ -1977,7 +2292,7 @@
         <w:keepNext/>
       </w:pPr>
       <w:r>
-        <w:t>mysql -u devuser -h 127.0.0.1 -P 3306 -D spa_contacts -t \</w:t>
+        <w:t>export MYSQL_PWD="$SPA_DB_PASSWORD"</w:t>
       </w:r>
     </w:p>
     <w:p>
@@ -1986,12 +2301,93 @@
         <w:keepNext/>
       </w:pPr>
       <w:r>
-        <w:t xml:space="preserve">    -e "SELECT id, name, email, phone FROM contacts ORDER BY id"</w:t>
+        <w:t>mysql -u devuser -h 127.0.0.1 -P 3306 \</w:t>
       </w:r>
     </w:p>
     <w:p>
       <w:pPr>
         <w:pStyle w:val="CommandBlock"/>
+        <w:keepNext/>
+      </w:pPr>
+      <w:r>
+        <w:t xml:space="preserve">    -e "CREATE DATABASE IF NOT EXISTS spa_contacts"</w:t>
+      </w:r>
+    </w:p>
+    <w:p>
+      <w:pPr>
+        <w:pStyle w:val="CommandBlock"/>
+        <w:keepNext/>
+      </w:pPr>
+      <w:r>
+        <w:t>mysql -u devuser -h 127.0.0.1 -P 3306 -D spa_contacts \</w:t>
+      </w:r>
+    </w:p>
+    <w:p>
+      <w:pPr>
+        <w:pStyle w:val="CommandBlock"/>
+        <w:keepNext/>
+      </w:pPr>
+      <w:r>
+        <w:t xml:space="preserve">    &lt; ./sql/reset_contacts_assembly.sql</w:t>
+      </w:r>
+    </w:p>
+    <w:p>
+      <w:pPr>
+        <w:pStyle w:val="CommandBlock"/>
+        <w:keepNext/>
+      </w:pPr>
+      <w:r>
+        <w:t>mysql -u devuser -h 127.0.0.1 -P 3306 -D spa_contacts \</w:t>
+      </w:r>
+    </w:p>
+    <w:p>
+      <w:pPr>
+        <w:pStyle w:val="CommandBlock"/>
+        <w:keepNext/>
+      </w:pPr>
+      <w:r>
+        <w:t xml:space="preserve">    &lt; ./sql/reset_contacts_rust.sql</w:t>
+      </w:r>
+    </w:p>
+    <w:p>
+      <w:pPr>
+        <w:pStyle w:val="CommandBlock"/>
+        <w:keepNext/>
+      </w:pPr>
+      <w:r>
+        <w:t>mysql -u devuser -h 127.0.0.1 -P 3306 -D spa_contacts \</w:t>
+      </w:r>
+    </w:p>
+    <w:p>
+      <w:pPr>
+        <w:pStyle w:val="CommandBlock"/>
+        <w:keepNext/>
+      </w:pPr>
+      <w:r>
+        <w:t xml:space="preserve">    &lt; ./sql/reset_contacts_erlang.sql</w:t>
+      </w:r>
+    </w:p>
+    <w:p>
+      <w:pPr>
+        <w:pStyle w:val="CommandBlock"/>
+        <w:keepNext/>
+      </w:pPr>
+      <w:r>
+        <w:t>mysql -u devuser -h 127.0.0.1 -P 3306 -D spa_contacts -t \</w:t>
+      </w:r>
+    </w:p>
+    <w:p>
+      <w:pPr>
+        <w:pStyle w:val="CommandBlock"/>
+        <w:keepNext/>
+      </w:pPr>
+      <w:r>
+        <w:t xml:space="preserve">    -e "SELECT id, name, email, phone FROM contacts_assembly ORDER BY id"</w:t>
+      </w:r>
+    </w:p>
+    <w:p>
+      <w:pPr>
+        <w:pStyle w:val="CommandBlock"/>
       </w:pPr>
       <w:r>
         <w:t>unset MYSQL_PWD</w:t>
@@ -2007,7 +2403,7 @@
         <w:keepNext/>
       </w:pPr>
       <w:r>
-        <w:t>The first two commands print nothing. The query prints exactly this table:</w:t>
+        <w:t>The CREATE DATABASE and reset commands print nothing. The query shows the Assembly programs' table, contacts_assembly; put your language's table in its place to see that one. It prints exactly this table, and every language's table holds the same rows:</w:t>
       </w:r>
     </w:p>
     <w:p>
@@ -2324,7 +2720,10 @@
     </w:p>
     <w:p>
       <w:r>
-        <w:t>Start with the most direct versions. The Basic server answers one route, PUT /api/v1/contacts/{id}: answer_request collects the body in an Upload as its pieces arrive (Lesson 6.2a), then checks the method, and answer_one checks the path's shape and the id with parse_id. answer_replace reads the body with read_body, trims and checks the three values with your Chapter 5 trim_text and validate_contact, sends the UPDATE in run_update, reads the contact back with find_contact, and writes the answer with write_contact or write_error; error 1062 becomes 409, and an UPDATE that matched no row becomes 404. The Basic client sets the URL, PUT, and the body once, because both requests are the same: send_put performs the request, prints the answer, and returns its status. main compares the two statuses, and the two bodies with strcmp. The new steps are commented in full, and the ones from earlier lessons have short reminders.</w:t>
+        <w:t>Start with the most direct versions. The Basic server answers one route, PUT /api/v1/contacts/{id}: answer_request collects the body in an Upload as its pieces arrive (Lesson 6.2a), then checks the method, and answer_one checks the path's shape and the id with parse_id. answer_replace reads the body with read_body, trims and checks the three values with your Chapter 5 trim_text and validate_contact, sends the UPDATE in run_update, reads the contact back with find_contact, and writes the answer with write_co</w:t>
+      </w:r>
+      <w:r>
+        <w:t>ntact or write_error; error 1062 becomes 409, and an UPDATE that matched no row becomes 404. The Basic client sets the URL, PUT, and the body once, because both requests are the same: send_put performs the request, prints the answer, and returns its status. main compares the two statuses, and the two bodies with strcmp. The new steps are commented in full, and the ones from earlier lessons have short reminders.</w:t>
       </w:r>
     </w:p>
     <w:p>
@@ -3330,7 +3729,7 @@
         <w:pStyle w:val="SourceCode"/>
       </w:pPr>
       <w:r>
-        <w:t xml:space="preserve">    update_sql      db "UPDATE contacts SET name = ?, email = ?, "</w:t>
+        <w:t xml:space="preserve">    update_sql      db "UPDATE contacts_assembly SET name = ?, email = ?, "</w:t>
       </w:r>
     </w:p>
     <w:p>
@@ -13074,7 +13473,7 @@
         <w:pStyle w:val="SourceCode"/>
       </w:pPr>
       <w:r>
-        <w:t xml:space="preserve">    replace_contact_sql db "UPDATE contacts SET name = ?, email = ?, "</w:t>
+        <w:t xml:space="preserve">    replace_contact_sql db "UPDATE contacts_assembly SET name = ?, email = ?, "</w:t>
       </w:r>
     </w:p>
     <w:p>
@@ -29847,7 +30246,10 @@
     </w:p>
     <w:p>
       <w:r>
-        <w:t>Start with the most direct versions. The Basic server's answer runs answer_from_database with tokio::task::spawn_blocking; answer_from_database checks the method and the path's shape and the id with parse_id, and answer_replace reads the body as UTF-8 text, then as a serde_json::Value, takes each value with text_value, trims and checks them with your Chapter 5 validate_contact, sends the UPDATE with exec_drop, reads the rows matched with affected_rows, and reads the contact back with get_contact. The Basic client: send_put sends one PUT with ureq's put, header, and send, prints the answer, and returns its status and body as a tuple; main sends it twice and compares. The new steps are commented in full, and the ones from earlier lessons have short reminders.</w:t>
+        <w:t xml:space="preserve">Start with the most direct versions. The Basic server's answer runs answer_from_database with tokio::task::spawn_blocking; answer_from_database checks the method and the path's shape and the id with parse_id, and answer_replace reads the body as UTF-8 text, then as a serde_json::Value, takes each value with text_value, trims and checks them with your Chapter 5 validate_contact, sends the UPDATE with exec_drop, reads the rows matched with affected_rows, and reads the contact back with get_contact. The Basic </w:t>
+      </w:r>
+      <w:r>
+        <w:t>client: send_put sends one PUT with ureq's put, header, and send, prints the answer, and returns its status and body as a tuple; main sends it twice and compares. The new steps are commented in full, and the ones from earlier lessons have short reminders. lib.rs declares every module, so save contact_replace.rs now too: cargo build compiles every module that lib.rs names, and only the Production-Minded server calls it.</w:t>
       </w:r>
     </w:p>
     <w:p>
@@ -29944,6 +30346,558 @@
         <w:pStyle w:val="Heading3"/>
       </w:pPr>
       <w:r>
+        <w:t>rust/src/contact_replace.rs</w:t>
+      </w:r>
+    </w:p>
+    <w:p>
+      <w:pPr>
+        <w:pStyle w:val="SourceCode"/>
+        <w:keepNext/>
+      </w:pPr>
+      <w:r>
+        <w:t>// Lesson 6.7a: the contact store's new function, replace_contact, in a</w:t>
+      </w:r>
+    </w:p>
+    <w:p>
+      <w:pPr>
+        <w:pStyle w:val="SourceCode"/>
+        <w:keepNext/>
+      </w:pPr>
+      <w:r>
+        <w:t>// file of its own beside Lesson 6.5a's contact_store.rs and Lesson 6.6a's</w:t>
+      </w:r>
+    </w:p>
+    <w:p>
+      <w:pPr>
+        <w:pStyle w:val="SourceCode"/>
+      </w:pPr>
+      <w:r>
+        <w:t>// contact_create.rs, which are copied unchanged. Like every contact store</w:t>
+      </w:r>
+    </w:p>
+    <w:p>
+      <w:pPr>
+        <w:pStyle w:val="SourceCode"/>
+      </w:pPr>
+      <w:r>
+        <w:t>// function, it never prints: it returns the contact as stored, or a</w:t>
+      </w:r>
+    </w:p>
+    <w:p>
+      <w:pPr>
+        <w:pStyle w:val="SourceCode"/>
+      </w:pPr>
+      <w:r>
+        <w:t>// status and the problem only it knows.</w:t>
+      </w:r>
+    </w:p>
+    <w:p>
+      <w:pPr>
+        <w:pStyle w:val="SourceCode"/>
+      </w:pPr>
+      <w:r>
+        <w:t>use mysql::Conn;</w:t>
+      </w:r>
+    </w:p>
+    <w:p>
+      <w:pPr>
+        <w:pStyle w:val="SourceCode"/>
+      </w:pPr>
+      <w:r>
+        <w:t>// Remember, exec_drop comes from the Queryable trait, so use names it</w:t>
+      </w:r>
+    </w:p>
+    <w:p>
+      <w:pPr>
+        <w:pStyle w:val="SourceCode"/>
+      </w:pPr>
+      <w:r>
+        <w:t>// (Lesson 4.0a).</w:t>
+      </w:r>
+    </w:p>
+    <w:p>
+      <w:pPr>
+        <w:pStyle w:val="SourceCode"/>
+      </w:pPr>
+      <w:r>
+        <w:t>use mysql::prelude::Queryable;</w:t>
+      </w:r>
+    </w:p>
+    <w:p>
+      <w:pPr>
+        <w:pStyle w:val="SourceCode"/>
+      </w:pPr>
+    </w:p>
+    <w:p>
+      <w:pPr>
+        <w:pStyle w:val="SourceCode"/>
+      </w:pPr>
+      <w:r>
+        <w:t>// Remember, crate:: names a module of this library, the one lib.rs</w:t>
+      </w:r>
+    </w:p>
+    <w:p>
+      <w:pPr>
+        <w:pStyle w:val="SourceCode"/>
+      </w:pPr>
+      <w:r>
+        <w:t>// declares: Lesson 6.5a's contact store and your Chapter 5 contacts.</w:t>
+      </w:r>
+    </w:p>
+    <w:p>
+      <w:pPr>
+        <w:pStyle w:val="SourceCode"/>
+      </w:pPr>
+      <w:r>
+        <w:t>use crate::contact_store;</w:t>
+      </w:r>
+    </w:p>
+    <w:p>
+      <w:pPr>
+        <w:pStyle w:val="SourceCode"/>
+      </w:pPr>
+      <w:r>
+        <w:t>use crate::contacts;</w:t>
+      </w:r>
+    </w:p>
+    <w:p>
+      <w:pPr>
+        <w:pStyle w:val="SourceCode"/>
+      </w:pPr>
+      <w:r>
+        <w:t>use crate::contacts::{Contact, ContactStatus};</w:t>
+      </w:r>
+    </w:p>
+    <w:p>
+      <w:pPr>
+        <w:pStyle w:val="SourceCode"/>
+      </w:pPr>
+    </w:p>
+    <w:p>
+      <w:pPr>
+        <w:pStyle w:val="SourceCode"/>
+      </w:pPr>
+      <w:r>
+        <w:t>// Chapter 5's one UPDATE, which always sets all three columns. Its text</w:t>
+      </w:r>
+    </w:p>
+    <w:p>
+      <w:pPr>
+        <w:pStyle w:val="SourceCode"/>
+      </w:pPr>
+      <w:r>
+        <w:t>// is private to contacts.rs, and Chapter 5's update_contact prints</w:t>
+      </w:r>
+    </w:p>
+    <w:p>
+      <w:pPr>
+        <w:pStyle w:val="SourceCode"/>
+      </w:pPr>
+      <w:r>
+        <w:t>// Updated contact N:, so the contact store keeps its own copy of the</w:t>
+      </w:r>
+    </w:p>
+    <w:p>
+      <w:pPr>
+        <w:pStyle w:val="SourceCode"/>
+      </w:pPr>
+      <w:r>
+        <w:t>// statement.</w:t>
+      </w:r>
+    </w:p>
+    <w:p>
+      <w:pPr>
+        <w:pStyle w:val="SourceCode"/>
+      </w:pPr>
+      <w:r>
+        <w:t>const REPLACE_CONTACT: &amp;str =</w:t>
+      </w:r>
+    </w:p>
+    <w:p>
+      <w:pPr>
+        <w:pStyle w:val="SourceCode"/>
+      </w:pPr>
+      <w:r>
+        <w:t xml:space="preserve">    "UPDATE contacts_rust SET name = ?, email = ?, phone = ? WHERE id = ?";</w:t>
+      </w:r>
+    </w:p>
+    <w:p>
+      <w:pPr>
+        <w:pStyle w:val="SourceCode"/>
+      </w:pPr>
+    </w:p>
+    <w:p>
+      <w:pPr>
+        <w:pStyle w:val="SourceCode"/>
+      </w:pPr>
+      <w:r>
+        <w:t>// Replaces every field of the contact whose id is replacement.id with</w:t>
+      </w:r>
+    </w:p>
+    <w:p>
+      <w:pPr>
+        <w:pStyle w:val="SourceCode"/>
+      </w:pPr>
+      <w:r>
+        <w:t>// replacement's, after your Chapter 5 checks. Returns Success and the</w:t>
+      </w:r>
+    </w:p>
+    <w:p>
+      <w:pPr>
+        <w:pStyle w:val="SourceCode"/>
+      </w:pPr>
+      <w:r>
+        <w:t>// contact as stored, InvalidInput with the validator's words, NotFound</w:t>
+      </w:r>
+    </w:p>
+    <w:p>
+      <w:pPr>
+        <w:pStyle w:val="SourceCode"/>
+      </w:pPr>
+      <w:r>
+        <w:t>// with the id, DuplicateEmail for an email another contact has, or the</w:t>
+      </w:r>
+    </w:p>
+    <w:p>
+      <w:pPr>
+        <w:pStyle w:val="SourceCode"/>
+      </w:pPr>
+      <w:r>
+        <w:t>// status of a failed query. Lesson 6.8a's PATCH calls it too.</w:t>
+      </w:r>
+    </w:p>
+    <w:p>
+      <w:pPr>
+        <w:pStyle w:val="SourceCode"/>
+      </w:pPr>
+      <w:r>
+        <w:t>pub fn replace_contact(connection: &amp;mut Conn, replacement: Contact)</w:t>
+      </w:r>
+    </w:p>
+    <w:p>
+      <w:pPr>
+        <w:pStyle w:val="SourceCode"/>
+      </w:pPr>
+      <w:r>
+        <w:t xml:space="preserve">    -&gt; (ContactStatus, String, Option&lt;Contact&gt;) {</w:t>
+      </w:r>
+    </w:p>
+    <w:p>
+      <w:pPr>
+        <w:pStyle w:val="SourceCode"/>
+      </w:pPr>
+      <w:r>
+        <w:t xml:space="preserve">    // Remember, trim gives the text without the spaces at both ends, and</w:t>
+      </w:r>
+    </w:p>
+    <w:p>
+      <w:pPr>
+        <w:pStyle w:val="SourceCode"/>
+      </w:pPr>
+      <w:r>
+        <w:t xml:space="preserve">    // a phone of None, no phone, is checked as "", as at create.</w:t>
+      </w:r>
+    </w:p>
+    <w:p>
+      <w:pPr>
+        <w:pStyle w:val="SourceCode"/>
+      </w:pPr>
+      <w:r>
+        <w:t xml:space="preserve">    let full_name = replacement.full_name.trim();</w:t>
+      </w:r>
+    </w:p>
+    <w:p>
+      <w:pPr>
+        <w:pStyle w:val="SourceCode"/>
+      </w:pPr>
+      <w:r>
+        <w:t xml:space="preserve">    let email = replacement.email.trim();</w:t>
+      </w:r>
+    </w:p>
+    <w:p>
+      <w:pPr>
+        <w:pStyle w:val="SourceCode"/>
+      </w:pPr>
+      <w:r>
+        <w:t xml:space="preserve">    let phone = match &amp;replacement.phone {</w:t>
+      </w:r>
+    </w:p>
+    <w:p>
+      <w:pPr>
+        <w:pStyle w:val="SourceCode"/>
+      </w:pPr>
+      <w:r>
+        <w:t xml:space="preserve">        Some(phone) =&gt; phone.trim(),</w:t>
+      </w:r>
+    </w:p>
+    <w:p>
+      <w:pPr>
+        <w:pStyle w:val="SourceCode"/>
+      </w:pPr>
+      <w:r>
+        <w:t xml:space="preserve">        None =&gt; "",</w:t>
+      </w:r>
+    </w:p>
+    <w:p>
+      <w:pPr>
+        <w:pStyle w:val="SourceCode"/>
+      </w:pPr>
+      <w:r>
+        <w:t xml:space="preserve">    };</w:t>
+      </w:r>
+    </w:p>
+    <w:p>
+      <w:pPr>
+        <w:pStyle w:val="SourceCode"/>
+      </w:pPr>
+      <w:r>
+        <w:t xml:space="preserve">    if let Err(problem) = contacts::validate_contact(full_name, email, phone)</w:t>
+      </w:r>
+    </w:p>
+    <w:p>
+      <w:pPr>
+        <w:pStyle w:val="SourceCode"/>
+      </w:pPr>
+      <w:r>
+        <w:t xml:space="preserve">    {</w:t>
+      </w:r>
+    </w:p>
+    <w:p>
+      <w:pPr>
+        <w:pStyle w:val="SourceCode"/>
+      </w:pPr>
+      <w:r>
+        <w:t xml:space="preserve">        return (ContactStatus::InvalidInput, problem, None);</w:t>
+      </w:r>
+    </w:p>
+    <w:p>
+      <w:pPr>
+        <w:pStyle w:val="SourceCode"/>
+      </w:pPr>
+      <w:r>
+        <w:t xml:space="preserve">    }</w:t>
+      </w:r>
+    </w:p>
+    <w:p>
+      <w:pPr>
+        <w:pStyle w:val="SourceCode"/>
+      </w:pPr>
+      <w:r>
+        <w:t xml:space="preserve">    // Remember, None is sent as NULL: no phone (Lesson 4.5a). A taken</w:t>
+      </w:r>
+    </w:p>
+    <w:p>
+      <w:pPr>
+        <w:pStyle w:val="SourceCode"/>
+      </w:pPr>
+      <w:r>
+        <w:t xml:space="preserve">    // email is error 1062, which handle_database_error turns into</w:t>
+      </w:r>
+    </w:p>
+    <w:p>
+      <w:pPr>
+        <w:pStyle w:val="SourceCode"/>
+      </w:pPr>
+      <w:r>
+        <w:t xml:space="preserve">    // DuplicateEmail without logging it (Lesson 5.9a).</w:t>
+      </w:r>
+    </w:p>
+    <w:p>
+      <w:pPr>
+        <w:pStyle w:val="SourceCode"/>
+      </w:pPr>
+      <w:r>
+        <w:t xml:space="preserve">    let stored_phone: Option&lt;&amp;str&gt; = if phone.is_empty() {</w:t>
+      </w:r>
+    </w:p>
+    <w:p>
+      <w:pPr>
+        <w:pStyle w:val="SourceCode"/>
+      </w:pPr>
+      <w:r>
+        <w:t xml:space="preserve">        None</w:t>
+      </w:r>
+    </w:p>
+    <w:p>
+      <w:pPr>
+        <w:pStyle w:val="SourceCode"/>
+      </w:pPr>
+      <w:r>
+        <w:t xml:space="preserve">    } else {</w:t>
+      </w:r>
+    </w:p>
+    <w:p>
+      <w:pPr>
+        <w:pStyle w:val="SourceCode"/>
+      </w:pPr>
+      <w:r>
+        <w:t xml:space="preserve">        Some(phone)</w:t>
+      </w:r>
+    </w:p>
+    <w:p>
+      <w:pPr>
+        <w:pStyle w:val="SourceCode"/>
+      </w:pPr>
+      <w:r>
+        <w:t xml:space="preserve">    };</w:t>
+      </w:r>
+    </w:p>
+    <w:p>
+      <w:pPr>
+        <w:pStyle w:val="SourceCode"/>
+      </w:pPr>
+      <w:r>
+        <w:t xml:space="preserve">    let replacement_values = (full_name, email, stored_phone, replacement.id);</w:t>
+      </w:r>
+    </w:p>
+    <w:p>
+      <w:pPr>
+        <w:pStyle w:val="SourceCode"/>
+      </w:pPr>
+      <w:r>
+        <w:t xml:space="preserve">    if let Err(error) =</w:t>
+      </w:r>
+    </w:p>
+    <w:p>
+      <w:pPr>
+        <w:pStyle w:val="SourceCode"/>
+      </w:pPr>
+      <w:r>
+        <w:t xml:space="preserve">        connection.exec_drop(REPLACE_CONTACT, replacement_values)</w:t>
+      </w:r>
+    </w:p>
+    <w:p>
+      <w:pPr>
+        <w:pStyle w:val="SourceCode"/>
+      </w:pPr>
+      <w:r>
+        <w:t xml:space="preserve">    {</w:t>
+      </w:r>
+    </w:p>
+    <w:p>
+      <w:pPr>
+        <w:pStyle w:val="SourceCode"/>
+      </w:pPr>
+      <w:r>
+        <w:t xml:space="preserve">        let (status, problem) = contacts::handle_database_error("update", error);</w:t>
+      </w:r>
+    </w:p>
+    <w:p>
+      <w:pPr>
+        <w:pStyle w:val="SourceCode"/>
+      </w:pPr>
+      <w:r>
+        <w:t xml:space="preserve">        return (status, problem, None);</w:t>
+      </w:r>
+    </w:p>
+    <w:p>
+      <w:pPr>
+        <w:pStyle w:val="SourceCode"/>
+      </w:pPr>
+      <w:r>
+        <w:t xml:space="preserve">    }</w:t>
+      </w:r>
+    </w:p>
+    <w:p>
+      <w:pPr>
+        <w:pStyle w:val="SourceCode"/>
+      </w:pPr>
+      <w:r>
+        <w:t xml:space="preserve">    // Remember, affected_rows() is the rows the UPDATE matched, because</w:t>
+      </w:r>
+    </w:p>
+    <w:p>
+      <w:pPr>
+        <w:pStyle w:val="SourceCode"/>
+      </w:pPr>
+      <w:r>
+        <w:t xml:space="preserve">    // the connection asks for found rows (Lesson 4.7a): 1 even when every</w:t>
+      </w:r>
+    </w:p>
+    <w:p>
+      <w:pPr>
+        <w:pStyle w:val="SourceCode"/>
+      </w:pPr>
+      <w:r>
+        <w:t xml:space="preserve">    // value was already the same, which keeps a repeated PUT at 200. 0</w:t>
+      </w:r>
+    </w:p>
+    <w:p>
+      <w:pPr>
+        <w:pStyle w:val="SourceCode"/>
+      </w:pPr>
+      <w:r>
+        <w:t xml:space="preserve">    // means no contact has this id.</w:t>
+      </w:r>
+    </w:p>
+    <w:p>
+      <w:pPr>
+        <w:pStyle w:val="SourceCode"/>
+      </w:pPr>
+      <w:r>
+        <w:t xml:space="preserve">    if connection.affected_rows() == 0 {</w:t>
+      </w:r>
+    </w:p>
+    <w:p>
+      <w:pPr>
+        <w:pStyle w:val="SourceCode"/>
+      </w:pPr>
+      <w:r>
+        <w:t xml:space="preserve">        return (ContactStatus::NotFound, replacement.id.to_string(), None);</w:t>
+      </w:r>
+    </w:p>
+    <w:p>
+      <w:pPr>
+        <w:pStyle w:val="SourceCode"/>
+      </w:pPr>
+      <w:r>
+        <w:t xml:space="preserve">    }</w:t>
+      </w:r>
+    </w:p>
+    <w:p>
+      <w:pPr>
+        <w:pStyle w:val="SourceCode"/>
+      </w:pPr>
+      <w:r>
+        <w:t xml:space="preserve">    // The answer is the contact as stored, read back on the same</w:t>
+      </w:r>
+    </w:p>
+    <w:p>
+      <w:pPr>
+        <w:pStyle w:val="SourceCode"/>
+        <w:keepNext/>
+      </w:pPr>
+      <w:r>
+        <w:t xml:space="preserve">    // connection.</w:t>
+      </w:r>
+    </w:p>
+    <w:p>
+      <w:pPr>
+        <w:pStyle w:val="SourceCode"/>
+        <w:keepNext/>
+      </w:pPr>
+      <w:r>
+        <w:t xml:space="preserve">    contact_store::get_contact_record(connection, replacement.id)</w:t>
+      </w:r>
+    </w:p>
+    <w:p>
+      <w:pPr>
+        <w:pStyle w:val="SourceCode"/>
+      </w:pPr>
+      <w:r>
+        <w:t>}</w:t>
+      </w:r>
+    </w:p>
+    <w:p>
+      <w:pPr>
+        <w:keepNext/>
+      </w:pPr>
+    </w:p>
+    <w:p>
+      <w:pPr>
+        <w:pStyle w:val="Heading3"/>
+      </w:pPr>
+      <w:r>
         <w:t>rust/src/bin/basic_server.rs</w:t>
       </w:r>
     </w:p>
@@ -30249,7 +31203,7 @@
         <w:pStyle w:val="SourceCode"/>
       </w:pPr>
       <w:r>
-        <w:t xml:space="preserve">    "UPDATE contacts SET name = ?, email = ?, phone = ? WHERE id = ?";</w:t>
+        <w:t xml:space="preserve">    "UPDATE contacts_rust SET name = ?, email = ?, phone = ? WHERE id = ?";</w:t>
       </w:r>
     </w:p>
     <w:p>
@@ -33003,543 +33957,7 @@
     </w:p>
     <w:p>
       <w:r>
-        <w:t>The Production-Minded server is Lesson 6.6a's, with every function unchanged, plus handle_replace_contact in the frozen handler shape and its route, which runs the handler in spawn_blocking. contact_replace.rs holds the contact store's new function. The client keeps Lesson 6.4a's functions unchanged; only main is new. Read contact_replace.rs first, then handle_replace_contact, then the client's main.</w:t>
-      </w:r>
-    </w:p>
-    <w:p>
-      <w:pPr>
-        <w:keepNext/>
-      </w:pPr>
-    </w:p>
-    <w:p>
-      <w:pPr>
-        <w:pStyle w:val="Heading3"/>
-      </w:pPr>
-      <w:r>
-        <w:t>rust/src/contact_replace.rs</w:t>
-      </w:r>
-    </w:p>
-    <w:p>
-      <w:pPr>
-        <w:pStyle w:val="SourceCode"/>
-        <w:keepNext/>
-      </w:pPr>
-      <w:r>
-        <w:t>// Lesson 6.7a: the contact store's new function, replace_contact, in a</w:t>
-      </w:r>
-    </w:p>
-    <w:p>
-      <w:pPr>
-        <w:pStyle w:val="SourceCode"/>
-        <w:keepNext/>
-      </w:pPr>
-      <w:r>
-        <w:t>// file of its own beside Lesson 6.5a's contact_store.rs and Lesson 6.6a's</w:t>
-      </w:r>
-    </w:p>
-    <w:p>
-      <w:pPr>
-        <w:pStyle w:val="SourceCode"/>
-      </w:pPr>
-      <w:r>
-        <w:t>// contact_create.rs, which are copied unchanged. Like every contact store</w:t>
-      </w:r>
-    </w:p>
-    <w:p>
-      <w:pPr>
-        <w:pStyle w:val="SourceCode"/>
-      </w:pPr>
-      <w:r>
-        <w:t>// function, it never prints: it returns the contact as stored, or a</w:t>
-      </w:r>
-    </w:p>
-    <w:p>
-      <w:pPr>
-        <w:pStyle w:val="SourceCode"/>
-      </w:pPr>
-      <w:r>
-        <w:t>// status and the problem only it knows.</w:t>
-      </w:r>
-    </w:p>
-    <w:p>
-      <w:pPr>
-        <w:pStyle w:val="SourceCode"/>
-      </w:pPr>
-      <w:r>
-        <w:t>use mysql::Conn;</w:t>
-      </w:r>
-    </w:p>
-    <w:p>
-      <w:pPr>
-        <w:pStyle w:val="SourceCode"/>
-      </w:pPr>
-      <w:r>
-        <w:t>// Remember, exec_drop comes from the Queryable trait, so use names it</w:t>
-      </w:r>
-    </w:p>
-    <w:p>
-      <w:pPr>
-        <w:pStyle w:val="SourceCode"/>
-      </w:pPr>
-      <w:r>
-        <w:t>// (Lesson 4.0a).</w:t>
-      </w:r>
-    </w:p>
-    <w:p>
-      <w:pPr>
-        <w:pStyle w:val="SourceCode"/>
-      </w:pPr>
-      <w:r>
-        <w:t>use mysql::prelude::Queryable;</w:t>
-      </w:r>
-    </w:p>
-    <w:p>
-      <w:pPr>
-        <w:pStyle w:val="SourceCode"/>
-      </w:pPr>
-    </w:p>
-    <w:p>
-      <w:pPr>
-        <w:pStyle w:val="SourceCode"/>
-      </w:pPr>
-      <w:r>
-        <w:t>use crate::contact_store;</w:t>
-      </w:r>
-    </w:p>
-    <w:p>
-      <w:pPr>
-        <w:pStyle w:val="SourceCode"/>
-      </w:pPr>
-      <w:r>
-        <w:t>use crate::contacts;</w:t>
-      </w:r>
-    </w:p>
-    <w:p>
-      <w:pPr>
-        <w:pStyle w:val="SourceCode"/>
-      </w:pPr>
-      <w:r>
-        <w:t>use crate::contacts::{Contact, ContactStatus};</w:t>
-      </w:r>
-    </w:p>
-    <w:p>
-      <w:pPr>
-        <w:pStyle w:val="SourceCode"/>
-      </w:pPr>
-    </w:p>
-    <w:p>
-      <w:pPr>
-        <w:pStyle w:val="SourceCode"/>
-      </w:pPr>
-      <w:r>
-        <w:t>// Chapter 5's one UPDATE, which always sets all three columns. Its text</w:t>
-      </w:r>
-    </w:p>
-    <w:p>
-      <w:pPr>
-        <w:pStyle w:val="SourceCode"/>
-      </w:pPr>
-      <w:r>
-        <w:t>// is private to contacts.rs, and Chapter 5's update_contact prints</w:t>
-      </w:r>
-    </w:p>
-    <w:p>
-      <w:pPr>
-        <w:pStyle w:val="SourceCode"/>
-      </w:pPr>
-      <w:r>
-        <w:t>// Updated contact N:, so the contact store keeps its own copy of the</w:t>
-      </w:r>
-    </w:p>
-    <w:p>
-      <w:pPr>
-        <w:pStyle w:val="SourceCode"/>
-      </w:pPr>
-      <w:r>
-        <w:t>// statement.</w:t>
-      </w:r>
-    </w:p>
-    <w:p>
-      <w:pPr>
-        <w:pStyle w:val="SourceCode"/>
-      </w:pPr>
-      <w:r>
-        <w:t>const REPLACE_CONTACT: &amp;str =</w:t>
-      </w:r>
-    </w:p>
-    <w:p>
-      <w:pPr>
-        <w:pStyle w:val="SourceCode"/>
-      </w:pPr>
-      <w:r>
-        <w:t xml:space="preserve">    "UPDATE contacts SET name = ?, email = ?, phone = ? WHERE id = ?";</w:t>
-      </w:r>
-    </w:p>
-    <w:p>
-      <w:pPr>
-        <w:pStyle w:val="SourceCode"/>
-      </w:pPr>
-    </w:p>
-    <w:p>
-      <w:pPr>
-        <w:pStyle w:val="SourceCode"/>
-      </w:pPr>
-      <w:r>
-        <w:t>// Replaces every field of the contact whose id is replacement.id with</w:t>
-      </w:r>
-    </w:p>
-    <w:p>
-      <w:pPr>
-        <w:pStyle w:val="SourceCode"/>
-      </w:pPr>
-      <w:r>
-        <w:t>// replacement's, after your Chapter 5 checks. Returns Success and the</w:t>
-      </w:r>
-    </w:p>
-    <w:p>
-      <w:pPr>
-        <w:pStyle w:val="SourceCode"/>
-      </w:pPr>
-      <w:r>
-        <w:t>// contact as stored, InvalidInput with the validator's words, NotFound</w:t>
-      </w:r>
-    </w:p>
-    <w:p>
-      <w:pPr>
-        <w:pStyle w:val="SourceCode"/>
-      </w:pPr>
-      <w:r>
-        <w:t>// with the id, DuplicateEmail for an email another contact has, or the</w:t>
-      </w:r>
-    </w:p>
-    <w:p>
-      <w:pPr>
-        <w:pStyle w:val="SourceCode"/>
-      </w:pPr>
-      <w:r>
-        <w:t>// status of a failed query. Lesson 6.8a's PATCH calls it too.</w:t>
-      </w:r>
-    </w:p>
-    <w:p>
-      <w:pPr>
-        <w:pStyle w:val="SourceCode"/>
-      </w:pPr>
-      <w:r>
-        <w:t>pub fn replace_contact(connection: &amp;mut Conn, replacement: Contact)</w:t>
-      </w:r>
-    </w:p>
-    <w:p>
-      <w:pPr>
-        <w:pStyle w:val="SourceCode"/>
-      </w:pPr>
-      <w:r>
-        <w:t xml:space="preserve">    -&gt; (ContactStatus, String, Option&lt;Contact&gt;) {</w:t>
-      </w:r>
-    </w:p>
-    <w:p>
-      <w:pPr>
-        <w:pStyle w:val="SourceCode"/>
-      </w:pPr>
-      <w:r>
-        <w:t xml:space="preserve">    // Remember, trim gives the text without the spaces at both ends, and</w:t>
-      </w:r>
-    </w:p>
-    <w:p>
-      <w:pPr>
-        <w:pStyle w:val="SourceCode"/>
-      </w:pPr>
-      <w:r>
-        <w:t xml:space="preserve">    // a phone of None, no phone, is checked as "", as at create.</w:t>
-      </w:r>
-    </w:p>
-    <w:p>
-      <w:pPr>
-        <w:pStyle w:val="SourceCode"/>
-      </w:pPr>
-      <w:r>
-        <w:t xml:space="preserve">    let full_name = replacement.full_name.trim();</w:t>
-      </w:r>
-    </w:p>
-    <w:p>
-      <w:pPr>
-        <w:pStyle w:val="SourceCode"/>
-      </w:pPr>
-      <w:r>
-        <w:t xml:space="preserve">    let email = replacement.email.trim();</w:t>
-      </w:r>
-    </w:p>
-    <w:p>
-      <w:pPr>
-        <w:pStyle w:val="SourceCode"/>
-      </w:pPr>
-      <w:r>
-        <w:t xml:space="preserve">    let phone = match &amp;replacement.phone {</w:t>
-      </w:r>
-    </w:p>
-    <w:p>
-      <w:pPr>
-        <w:pStyle w:val="SourceCode"/>
-      </w:pPr>
-      <w:r>
-        <w:t xml:space="preserve">        Some(phone) =&gt; phone.trim(),</w:t>
-      </w:r>
-    </w:p>
-    <w:p>
-      <w:pPr>
-        <w:pStyle w:val="SourceCode"/>
-      </w:pPr>
-      <w:r>
-        <w:t xml:space="preserve">        None =&gt; "",</w:t>
-      </w:r>
-    </w:p>
-    <w:p>
-      <w:pPr>
-        <w:pStyle w:val="SourceCode"/>
-      </w:pPr>
-      <w:r>
-        <w:t xml:space="preserve">    };</w:t>
-      </w:r>
-    </w:p>
-    <w:p>
-      <w:pPr>
-        <w:pStyle w:val="SourceCode"/>
-      </w:pPr>
-      <w:r>
-        <w:t xml:space="preserve">    if let Err(problem) = contacts::validate_contact(full_name, email, phone)</w:t>
-      </w:r>
-    </w:p>
-    <w:p>
-      <w:pPr>
-        <w:pStyle w:val="SourceCode"/>
-      </w:pPr>
-      <w:r>
-        <w:t xml:space="preserve">    {</w:t>
-      </w:r>
-    </w:p>
-    <w:p>
-      <w:pPr>
-        <w:pStyle w:val="SourceCode"/>
-      </w:pPr>
-      <w:r>
-        <w:t xml:space="preserve">        return (ContactStatus::InvalidInput, problem, None);</w:t>
-      </w:r>
-    </w:p>
-    <w:p>
-      <w:pPr>
-        <w:pStyle w:val="SourceCode"/>
-      </w:pPr>
-      <w:r>
-        <w:t xml:space="preserve">    }</w:t>
-      </w:r>
-    </w:p>
-    <w:p>
-      <w:pPr>
-        <w:pStyle w:val="SourceCode"/>
-      </w:pPr>
-      <w:r>
-        <w:t xml:space="preserve">    // Remember, None is sent as NULL: no phone (Lesson 4.5a). A taken</w:t>
-      </w:r>
-    </w:p>
-    <w:p>
-      <w:pPr>
-        <w:pStyle w:val="SourceCode"/>
-      </w:pPr>
-      <w:r>
-        <w:t xml:space="preserve">    // email is error 1062, which handle_database_error turns into</w:t>
-      </w:r>
-    </w:p>
-    <w:p>
-      <w:pPr>
-        <w:pStyle w:val="SourceCode"/>
-      </w:pPr>
-      <w:r>
-        <w:t xml:space="preserve">    // DuplicateEmail without logging it (Lesson 5.9a).</w:t>
-      </w:r>
-    </w:p>
-    <w:p>
-      <w:pPr>
-        <w:pStyle w:val="SourceCode"/>
-      </w:pPr>
-      <w:r>
-        <w:t xml:space="preserve">    let stored_phone: Option&lt;&amp;str&gt; = if phone.is_empty() {</w:t>
-      </w:r>
-    </w:p>
-    <w:p>
-      <w:pPr>
-        <w:pStyle w:val="SourceCode"/>
-      </w:pPr>
-      <w:r>
-        <w:t xml:space="preserve">        None</w:t>
-      </w:r>
-    </w:p>
-    <w:p>
-      <w:pPr>
-        <w:pStyle w:val="SourceCode"/>
-      </w:pPr>
-      <w:r>
-        <w:t xml:space="preserve">    } else {</w:t>
-      </w:r>
-    </w:p>
-    <w:p>
-      <w:pPr>
-        <w:pStyle w:val="SourceCode"/>
-      </w:pPr>
-      <w:r>
-        <w:t xml:space="preserve">        Some(phone)</w:t>
-      </w:r>
-    </w:p>
-    <w:p>
-      <w:pPr>
-        <w:pStyle w:val="SourceCode"/>
-      </w:pPr>
-      <w:r>
-        <w:t xml:space="preserve">    };</w:t>
-      </w:r>
-    </w:p>
-    <w:p>
-      <w:pPr>
-        <w:pStyle w:val="SourceCode"/>
-      </w:pPr>
-      <w:r>
-        <w:t xml:space="preserve">    let replacement_values = (full_name, email, stored_phone, replacement.id);</w:t>
-      </w:r>
-    </w:p>
-    <w:p>
-      <w:pPr>
-        <w:pStyle w:val="SourceCode"/>
-      </w:pPr>
-      <w:r>
-        <w:t xml:space="preserve">    if let Err(error) =</w:t>
-      </w:r>
-    </w:p>
-    <w:p>
-      <w:pPr>
-        <w:pStyle w:val="SourceCode"/>
-      </w:pPr>
-      <w:r>
-        <w:t xml:space="preserve">        connection.exec_drop(REPLACE_CONTACT, replacement_values)</w:t>
-      </w:r>
-    </w:p>
-    <w:p>
-      <w:pPr>
-        <w:pStyle w:val="SourceCode"/>
-      </w:pPr>
-      <w:r>
-        <w:t xml:space="preserve">    {</w:t>
-      </w:r>
-    </w:p>
-    <w:p>
-      <w:pPr>
-        <w:pStyle w:val="SourceCode"/>
-      </w:pPr>
-      <w:r>
-        <w:t xml:space="preserve">        let (status, problem) = contacts::handle_database_error("update", error);</w:t>
-      </w:r>
-    </w:p>
-    <w:p>
-      <w:pPr>
-        <w:pStyle w:val="SourceCode"/>
-      </w:pPr>
-      <w:r>
-        <w:t xml:space="preserve">        return (status, problem, None);</w:t>
-      </w:r>
-    </w:p>
-    <w:p>
-      <w:pPr>
-        <w:pStyle w:val="SourceCode"/>
-      </w:pPr>
-      <w:r>
-        <w:t xml:space="preserve">    }</w:t>
-      </w:r>
-    </w:p>
-    <w:p>
-      <w:pPr>
-        <w:pStyle w:val="SourceCode"/>
-      </w:pPr>
-      <w:r>
-        <w:t xml:space="preserve">    // Remember, affected_rows() is the rows the UPDATE matched, because</w:t>
-      </w:r>
-    </w:p>
-    <w:p>
-      <w:pPr>
-        <w:pStyle w:val="SourceCode"/>
-      </w:pPr>
-      <w:r>
-        <w:t xml:space="preserve">    // the connection asks for found rows (Lesson 4.7a): 1 even when every</w:t>
-      </w:r>
-    </w:p>
-    <w:p>
-      <w:pPr>
-        <w:pStyle w:val="SourceCode"/>
-      </w:pPr>
-      <w:r>
-        <w:t xml:space="preserve">    // value was already the same, which keeps a repeated PUT at 200. 0</w:t>
-      </w:r>
-    </w:p>
-    <w:p>
-      <w:pPr>
-        <w:pStyle w:val="SourceCode"/>
-      </w:pPr>
-      <w:r>
-        <w:t xml:space="preserve">    // means no contact has this id.</w:t>
-      </w:r>
-    </w:p>
-    <w:p>
-      <w:pPr>
-        <w:pStyle w:val="SourceCode"/>
-      </w:pPr>
-      <w:r>
-        <w:t xml:space="preserve">    if connection.affected_rows() == 0 {</w:t>
-      </w:r>
-    </w:p>
-    <w:p>
-      <w:pPr>
-        <w:pStyle w:val="SourceCode"/>
-      </w:pPr>
-      <w:r>
-        <w:t xml:space="preserve">        return (ContactStatus::NotFound, replacement.id.to_string(), None);</w:t>
-      </w:r>
-    </w:p>
-    <w:p>
-      <w:pPr>
-        <w:pStyle w:val="SourceCode"/>
-      </w:pPr>
-      <w:r>
-        <w:t xml:space="preserve">    }</w:t>
-      </w:r>
-    </w:p>
-    <w:p>
-      <w:pPr>
-        <w:pStyle w:val="SourceCode"/>
-      </w:pPr>
-      <w:r>
-        <w:t xml:space="preserve">    // The answer is the contact as stored, read back on the same</w:t>
-      </w:r>
-    </w:p>
-    <w:p>
-      <w:pPr>
-        <w:pStyle w:val="SourceCode"/>
-        <w:keepNext/>
-      </w:pPr>
-      <w:r>
-        <w:t xml:space="preserve">    // connection.</w:t>
-      </w:r>
-    </w:p>
-    <w:p>
-      <w:pPr>
-        <w:pStyle w:val="SourceCode"/>
-        <w:keepNext/>
-      </w:pPr>
-      <w:r>
-        <w:t xml:space="preserve">    contact_store::get_contact_record(connection, replacement.id)</w:t>
-      </w:r>
-    </w:p>
-    <w:p>
-      <w:pPr>
-        <w:pStyle w:val="SourceCode"/>
-      </w:pPr>
-      <w:r>
-        <w:t>}</w:t>
+        <w:t>The Production-Minded server is Lesson 6.6a's, with every function unchanged, plus handle_replace_contact in the frozen handler shape and its route, which runs the handler in spawn_blocking. contact_replace.rs holds the contact store's new function. The client keeps Lesson 6.4a's functions unchanged; only main is new. Read contact_replace.rs first (you saved it in the Basic Implementation), then handle_replace_contact, then the client's main.</w:t>
       </w:r>
     </w:p>
     <w:p>
@@ -39919,7 +40337,10 @@
     </w:p>
     <w:p>
       <w:r>
-        <w:t>Start with the most direct versions. The Basic server's do/1 answers only PUT /api/v1/contacts/{id}: it splits the path at every /, checks the id with parse_id, and answer_replace decodes the body with json:decode in try; check_contact takes each value with text_value, trims and checks them with your Chapter 5 validate_contact, and replace_contact opens one connection, sends the UPDATE in update_and_answer, reads the rows matched with mysql:affected_rows, reads the contact back with get_contact in answer_stored, and stops the connection. The Basic client: send_put sends each PUT with httpc's put and a {Url, Headers, ContentType, Body} request, prints the answer, and returns {Status, Body}; main compares the two tuples. The new steps are commented in full, and the ones from earlier lessons have short reminders.</w:t>
+        <w:t>Start with the most direct versions. The Basic server's do/1 answers only PUT /api/v1/contacts/{id}: it splits the path at every /, checks the id with parse_id, and answer_replace decodes the body with json:decode in try; check_contact takes each value with text_value, trims and checks them with your Chapter 5 validate_contact, and replace_contact opens one connection, sends the UPDATE in update_and_answer, reads the rows matched with mysql:affected_rows, reads the contact back with get_contact in answer_st</w:t>
+      </w:r>
+      <w:r>
+        <w:t>ored, and stops the connection. The Basic client: send_put sends each PUT with httpc's put and a {Url, Headers, ContentType, Body} request, prints the answer, and returns {Status, Body}; main compares the two tuples. The new steps are commented in full, and the ones from earlier lessons have short reminders.</w:t>
       </w:r>
     </w:p>
     <w:p>
@@ -40115,7 +40536,7 @@
         <w:pStyle w:val="SourceCode"/>
       </w:pPr>
       <w:r>
-        <w:t xml:space="preserve">        "UPDATE contacts SET name = ?, email = ?, phone = ? WHERE id = ?").</w:t>
+        <w:t xml:space="preserve">        "UPDATE contacts_erlang SET name = ?, email = ?, phone = ? WHERE id = ?").</w:t>
       </w:r>
     </w:p>
     <w:p>
@@ -42415,7 +42836,7 @@
         <w:pStyle w:val="SourceCode"/>
       </w:pPr>
       <w:r>
-        <w:t xml:space="preserve">        "UPDATE contacts SET name = ?, email = ?, phone = ? WHERE id = ?").</w:t>
+        <w:t xml:space="preserve">        "UPDATE contacts_erlang SET name = ?, email = ?, phone = ? WHERE id = ?").</w:t>
       </w:r>
     </w:p>
     <w:p>
@@ -46965,7 +47386,10 @@
     </w:p>
     <w:p>
       <w:r>
-        <w:t>Solidity's section maps Lesson 6.7 onto the honest counterpart that Concept describes: anvil is the server process, ContactApi's replaceContact is the PUT endpoint, sent as a transaction with cast send, and the same transaction sent twice leaves the same storage. Remember, cast send sends a transaction from anvil's first test account, --json prints its receipt, and ConvertFrom-Json reads it; cast call runs a function on the node and stores nothing; and an empty text is written '""' in Windows PowerShell 5.1 (Lesson 6.6a). Every Solidity block runs in the lesson-6.7-extended folder.</w:t>
+        <w:t>Solidity's section maps Lesson 6.7 onto the honest counterpart that Concept describes: anvil is the server process, ContactApi's replaceContact is the PUT endpoint, sent as a transaction with cast send, and the same transaction sent twice leaves the same storage. Remember, cast send sends a transaction from anvil's first test account, --json prints its receipt, and ConvertFrom-Json reads it; cast call runs a function on the node and stores nothing; and an empty text is written '""' in Windows PowerShell 5.1</w:t>
+      </w:r>
+      <w:r>
+        <w:t xml:space="preserve"> (Lesson 6.6a). Every Solidity block runs in the lesson-6.7-extended folder.</w:t>
       </w:r>
     </w:p>
     <w:p>
@@ -46988,7 +47412,10 @@
     </w:p>
     <w:p>
       <w:r>
-        <w:t>Start with the most direct version: BasicContactApi, Lesson 6.6a's contract plus replaceContact, which checks the id range, then the replacement with ContactRules, refuses a contact that does not exist and an email another contact has, and replaces every field. numberText, jsonString, contactToJson, and getContact come back from Lesson 6.5a's BasicContactApi, for the not_found body and so the client can read the contact back. DeployBasicContactApi, copied from Lesson 6.6a, puts it on the chain and stores the three known contacts. The client is the same cast send twice, with a getContact call after each. Every step is commented, so read the comments as you type them.</w:t>
+        <w:t>Start with the most direct version: BasicContactApi, Lesson 6.6a's contract plus replaceContact, which checks the id range, then the replacement with ContactRules, refuses a contact that does not exist and an email another contact has, and replaces every field. numberText, jsonString, contactToJson, and getContact come back from Lesson 6.5a's BasicContactApi, for the not_found body and so the client can read the contact back. DeployBasicContactApi, copied from Lesson 6.6a, puts it on the chain and stores th</w:t>
+      </w:r>
+      <w:r>
+        <w:t>e three known contacts. The client is the same cast send twice, with a getContact call after each. Every step is commented, so read the comments as you type them. forge build compiles every file in the script folder, and DeployContactApi.s.sol, copied in step 1, imports ContactApi.sol, so save ContactApi.sol now too; the Production-Minded Implementation explains it.</w:t>
       </w:r>
     </w:p>
     <w:p>
@@ -48404,6 +48831,2263 @@
       </w:pPr>
       <w:r>
         <w:t xml:space="preserve">        contacts[contactId] = Contact(contactId, fullName, email, phone);</w:t>
+      </w:r>
+    </w:p>
+    <w:p>
+      <w:pPr>
+        <w:pStyle w:val="SourceCode"/>
+        <w:keepNext/>
+      </w:pPr>
+      <w:r>
+        <w:t xml:space="preserve">    }</w:t>
+      </w:r>
+    </w:p>
+    <w:p>
+      <w:pPr>
+        <w:pStyle w:val="SourceCode"/>
+      </w:pPr>
+      <w:r>
+        <w:t>}</w:t>
+      </w:r>
+    </w:p>
+    <w:p>
+      <w:pPr>
+        <w:keepNext/>
+      </w:pPr>
+    </w:p>
+    <w:p>
+      <w:pPr>
+        <w:pStyle w:val="Heading3"/>
+      </w:pPr>
+      <w:r>
+        <w:t>solidity/script/ContactApi.sol</w:t>
+      </w:r>
+    </w:p>
+    <w:p>
+      <w:pPr>
+        <w:pStyle w:val="SourceCode"/>
+        <w:keepNext/>
+      </w:pPr>
+      <w:r>
+        <w:t>// SPDX-License-Identifier: MIT</w:t>
+      </w:r>
+    </w:p>
+    <w:p>
+      <w:pPr>
+        <w:pStyle w:val="SourceCode"/>
+        <w:keepNext/>
+      </w:pPr>
+      <w:r>
+        <w:t>// Remember, every file starts with a license line and pragma.</w:t>
+      </w:r>
+    </w:p>
+    <w:p>
+      <w:pPr>
+        <w:pStyle w:val="SourceCode"/>
+      </w:pPr>
+      <w:r>
+        <w:t>pragma solidity ^0.8.20;</w:t>
+      </w:r>
+    </w:p>
+    <w:p>
+      <w:pPr>
+        <w:pStyle w:val="SourceCode"/>
+      </w:pPr>
+    </w:p>
+    <w:p>
+      <w:pPr>
+        <w:pStyle w:val="SourceCode"/>
+      </w:pPr>
+      <w:r>
+        <w:t>// Your Chapter 5 checks, in this lesson's library.</w:t>
+      </w:r>
+    </w:p>
+    <w:p>
+      <w:pPr>
+        <w:pStyle w:val="SourceCode"/>
+      </w:pPr>
+      <w:r>
+        <w:t>import {ContactRules} from "./ContactRules.sol";</w:t>
+      </w:r>
+    </w:p>
+    <w:p>
+      <w:pPr>
+        <w:pStyle w:val="SourceCode"/>
+      </w:pPr>
+    </w:p>
+    <w:p>
+      <w:pPr>
+        <w:pStyle w:val="SourceCode"/>
+      </w:pPr>
+      <w:r>
+        <w:t>// One contact, as Chapter 5 Project 1a's ContactBook keeps it. An empty</w:t>
+      </w:r>
+    </w:p>
+    <w:p>
+      <w:pPr>
+        <w:pStyle w:val="SourceCode"/>
+      </w:pPr>
+      <w:r>
+        <w:t>// phone means no phone.</w:t>
+      </w:r>
+    </w:p>
+    <w:p>
+      <w:pPr>
+        <w:pStyle w:val="SourceCode"/>
+      </w:pPr>
+      <w:r>
+        <w:t>struct Contact {</w:t>
+      </w:r>
+    </w:p>
+    <w:p>
+      <w:pPr>
+        <w:pStyle w:val="SourceCode"/>
+      </w:pPr>
+      <w:r>
+        <w:t xml:space="preserve">    uint256 id;</w:t>
+      </w:r>
+    </w:p>
+    <w:p>
+      <w:pPr>
+        <w:pStyle w:val="SourceCode"/>
+      </w:pPr>
+      <w:r>
+        <w:t xml:space="preserve">    string fullName;</w:t>
+      </w:r>
+    </w:p>
+    <w:p>
+      <w:pPr>
+        <w:pStyle w:val="SourceCode"/>
+      </w:pPr>
+      <w:r>
+        <w:t xml:space="preserve">    string email;</w:t>
+      </w:r>
+    </w:p>
+    <w:p>
+      <w:pPr>
+        <w:pStyle w:val="SourceCode"/>
+      </w:pPr>
+      <w:r>
+        <w:t xml:space="preserve">    string phone;</w:t>
+      </w:r>
+    </w:p>
+    <w:p>
+      <w:pPr>
+        <w:pStyle w:val="SourceCode"/>
+      </w:pPr>
+      <w:r>
+        <w:t>}</w:t>
+      </w:r>
+    </w:p>
+    <w:p>
+      <w:pPr>
+        <w:pStyle w:val="SourceCode"/>
+      </w:pPr>
+    </w:p>
+    <w:p>
+      <w:pPr>
+        <w:pStyle w:val="SourceCode"/>
+      </w:pPr>
+      <w:r>
+        <w:t>// Lesson 6.7a: Lesson 6.6a's ContactApi, plus replaceContact, the PUT</w:t>
+      </w:r>
+    </w:p>
+    <w:p>
+      <w:pPr>
+        <w:pStyle w:val="SourceCode"/>
+      </w:pPr>
+      <w:r>
+        <w:t>// endpoint. Its view functions are the GET endpoints: getContact answers</w:t>
+      </w:r>
+    </w:p>
+    <w:p>
+      <w:pPr>
+        <w:pStyle w:val="SourceCode"/>
+      </w:pPr>
+      <w:r>
+        <w:t>// one contact and getContacts the collection, each as the same JSON text</w:t>
+      </w:r>
+    </w:p>
+    <w:p>
+      <w:pPr>
+        <w:pStyle w:val="SourceCode"/>
+      </w:pPr>
+      <w:r>
+        <w:t>// the other languages' servers send. addContact (POST) and replaceContact</w:t>
+      </w:r>
+    </w:p>
+    <w:p>
+      <w:pPr>
+        <w:pStyle w:val="SourceCode"/>
+      </w:pPr>
+      <w:r>
+        <w:t>// (PUT) change storage, so each is sent as a transaction. revert's reason</w:t>
+      </w:r>
+    </w:p>
+    <w:p>
+      <w:pPr>
+        <w:pStyle w:val="SourceCode"/>
+      </w:pPr>
+      <w:r>
+        <w:t>// is the error body.</w:t>
+      </w:r>
+    </w:p>
+    <w:p>
+      <w:pPr>
+        <w:pStyle w:val="SourceCode"/>
+      </w:pPr>
+      <w:r>
+        <w:t>contract ContactApi {</w:t>
+      </w:r>
+    </w:p>
+    <w:p>
+      <w:pPr>
+        <w:pStyle w:val="SourceCode"/>
+      </w:pPr>
+      <w:r>
+        <w:t xml:space="preserve">    // Remember, constant = never changes.</w:t>
+      </w:r>
+    </w:p>
+    <w:p>
+      <w:pPr>
+        <w:pStyle w:val="SourceCode"/>
+      </w:pPr>
+      <w:r>
+        <w:t xml:space="preserve">    string constant HEALTH_JSON = '{"status":"ok"}';</w:t>
+      </w:r>
+    </w:p>
+    <w:p>
+      <w:pPr>
+        <w:pStyle w:val="SourceCode"/>
+      </w:pPr>
+      <w:r>
+        <w:t xml:space="preserve">    string constant NOT_FOUND_JSON =</w:t>
+      </w:r>
+    </w:p>
+    <w:p>
+      <w:pPr>
+        <w:pStyle w:val="SourceCode"/>
+      </w:pPr>
+      <w:r>
+        <w:t xml:space="preserve">        '{"code":"not_found","message":"no such path"}';</w:t>
+      </w:r>
+    </w:p>
+    <w:p>
+      <w:pPr>
+        <w:pStyle w:val="SourceCode"/>
+      </w:pPr>
+      <w:r>
+        <w:t xml:space="preserve">    string constant BAD_ID_JSON = '{"code":"invalid_input","message":'</w:t>
+      </w:r>
+    </w:p>
+    <w:p>
+      <w:pPr>
+        <w:pStyle w:val="SourceCode"/>
+      </w:pPr>
+      <w:r>
+        <w:t xml:space="preserve">        '"id must be a whole number from 1 to 2147483647"}';</w:t>
+      </w:r>
+    </w:p>
+    <w:p>
+      <w:pPr>
+        <w:pStyle w:val="SourceCode"/>
+      </w:pPr>
+      <w:r>
+        <w:t xml:space="preserve">    string constant DUPLICATE_EMAIL_JSON = '{"code":"duplicate_email",'</w:t>
+      </w:r>
+    </w:p>
+    <w:p>
+      <w:pPr>
+        <w:pStyle w:val="SourceCode"/>
+      </w:pPr>
+      <w:r>
+        <w:t xml:space="preserve">        '"message":"That email is already in use."}';</w:t>
+      </w:r>
+    </w:p>
+    <w:p>
+      <w:pPr>
+        <w:pStyle w:val="SourceCode"/>
+      </w:pPr>
+      <w:r>
+        <w:t xml:space="preserve">    // The largest id the other languages' INT column can store (Lesson</w:t>
+      </w:r>
+    </w:p>
+    <w:p>
+      <w:pPr>
+        <w:pStyle w:val="SourceCode"/>
+      </w:pPr>
+      <w:r>
+        <w:t xml:space="preserve">    // 5.6a).</w:t>
+      </w:r>
+    </w:p>
+    <w:p>
+      <w:pPr>
+        <w:pStyle w:val="SourceCode"/>
+      </w:pPr>
+      <w:r>
+        <w:t xml:space="preserve">    uint256 constant ID_LIMIT = 2147483647;</w:t>
+      </w:r>
+    </w:p>
+    <w:p>
+      <w:pPr>
+        <w:pStyle w:val="SourceCode"/>
+      </w:pPr>
+      <w:r>
+        <w:t xml:space="preserve">    // The sixteen hex digits, in order: digit 10 is "a".</w:t>
+      </w:r>
+    </w:p>
+    <w:p>
+      <w:pPr>
+        <w:pStyle w:val="SourceCode"/>
+      </w:pPr>
+      <w:r>
+        <w:t xml:space="preserve">    string constant HEX_DIGITS = "0123456789abcdef";</w:t>
+      </w:r>
+    </w:p>
+    <w:p>
+      <w:pPr>
+        <w:pStyle w:val="SourceCode"/>
+      </w:pPr>
+    </w:p>
+    <w:p>
+      <w:pPr>
+        <w:pStyle w:val="SourceCode"/>
+      </w:pPr>
+      <w:r>
+        <w:t xml:space="preserve">    // Remember, a mapping from id to struct plays the table's part, and</w:t>
+      </w:r>
+    </w:p>
+    <w:p>
+      <w:pPr>
+        <w:pStyle w:val="SourceCode"/>
+      </w:pPr>
+      <w:r>
+        <w:t xml:space="preserve">    // lastId is the last id given out (Chapter 5 Project 1a).</w:t>
+      </w:r>
+    </w:p>
+    <w:p>
+      <w:pPr>
+        <w:pStyle w:val="SourceCode"/>
+      </w:pPr>
+      <w:r>
+        <w:t xml:space="preserve">    mapping(uint256 =&gt; Contact) contacts;</w:t>
+      </w:r>
+    </w:p>
+    <w:p>
+      <w:pPr>
+        <w:pStyle w:val="SourceCode"/>
+      </w:pPr>
+      <w:r>
+        <w:t xml:space="preserve">    uint256 public lastId;</w:t>
+      </w:r>
+    </w:p>
+    <w:p>
+      <w:pPr>
+        <w:pStyle w:val="SourceCode"/>
+      </w:pPr>
+      <w:r>
+        <w:t xml:space="preserve">    // Remember, each stored email's keccak256 fingerprint: the contract's</w:t>
+      </w:r>
+    </w:p>
+    <w:p>
+      <w:pPr>
+        <w:pStyle w:val="SourceCode"/>
+      </w:pPr>
+      <w:r>
+        <w:t xml:space="preserve">    // UNIQUE email (Lesson 4.5a).</w:t>
+      </w:r>
+    </w:p>
+    <w:p>
+      <w:pPr>
+        <w:pStyle w:val="SourceCode"/>
+      </w:pPr>
+      <w:r>
+        <w:t xml:space="preserve">    mapping(bytes32 =&gt; bool) emailTaken;</w:t>
+      </w:r>
+    </w:p>
+    <w:p>
+      <w:pPr>
+        <w:pStyle w:val="SourceCode"/>
+      </w:pPr>
+    </w:p>
+    <w:p>
+      <w:pPr>
+        <w:pStyle w:val="SourceCode"/>
+      </w:pPr>
+      <w:r>
+        <w:t xml:space="preserve">    // An event is a record a transaction leaves in its receipt, which the</w:t>
+      </w:r>
+    </w:p>
+    <w:p>
+      <w:pPr>
+        <w:pStyle w:val="SourceCode"/>
+      </w:pPr>
+      <w:r>
+        <w:t xml:space="preserve">    // sender reads when the transaction is mined: a transaction's return</w:t>
+      </w:r>
+    </w:p>
+    <w:p>
+      <w:pPr>
+        <w:pStyle w:val="SourceCode"/>
+      </w:pPr>
+      <w:r>
+        <w:t xml:space="preserve">    // value never reaches the sender, so the event says which id the</w:t>
+      </w:r>
+    </w:p>
+    <w:p>
+      <w:pPr>
+        <w:pStyle w:val="SourceCode"/>
+      </w:pPr>
+      <w:r>
+        <w:t xml:space="preserve">    // contact got. indexed puts the id in the record's topics, where cast</w:t>
+      </w:r>
+    </w:p>
+    <w:p>
+      <w:pPr>
+        <w:pStyle w:val="SourceCode"/>
+      </w:pPr>
+      <w:r>
+        <w:t xml:space="preserve">    // shows it as 32 bytes of hex.</w:t>
+      </w:r>
+    </w:p>
+    <w:p>
+      <w:pPr>
+        <w:pStyle w:val="SourceCode"/>
+      </w:pPr>
+      <w:r>
+        <w:t xml:space="preserve">    event ContactCreated(uint256 indexed contactId);</w:t>
+      </w:r>
+    </w:p>
+    <w:p>
+      <w:pPr>
+        <w:pStyle w:val="SourceCode"/>
+      </w:pPr>
+    </w:p>
+    <w:p>
+      <w:pPr>
+        <w:pStyle w:val="SourceCode"/>
+      </w:pPr>
+      <w:r>
+        <w:t xml:space="preserve">    // POST /api/v1/contacts: checks the new contact with your Chapter 5</w:t>
+      </w:r>
+    </w:p>
+    <w:p>
+      <w:pPr>
+        <w:pStyle w:val="SourceCode"/>
+      </w:pPr>
+      <w:r>
+        <w:t xml:space="preserve">    // rules, stores it, and emits ContactCreated with its new id. A</w:t>
+      </w:r>
+    </w:p>
+    <w:p>
+      <w:pPr>
+        <w:pStyle w:val="SourceCode"/>
+      </w:pPr>
+      <w:r>
+        <w:t xml:space="preserve">    // refused contact reverts with the error body: invalid_input with the</w:t>
+      </w:r>
+    </w:p>
+    <w:p>
+      <w:pPr>
+        <w:pStyle w:val="SourceCode"/>
+      </w:pPr>
+      <w:r>
+        <w:t xml:space="preserve">    // rule's words, or duplicate_email. Remember, a revert undoes every</w:t>
+      </w:r>
+    </w:p>
+    <w:p>
+      <w:pPr>
+        <w:pStyle w:val="SourceCode"/>
+      </w:pPr>
+      <w:r>
+        <w:t xml:space="preserve">    // write the call made, so a refused call stores nothing and uses no id</w:t>
+      </w:r>
+    </w:p>
+    <w:p>
+      <w:pPr>
+        <w:pStyle w:val="SourceCode"/>
+      </w:pPr>
+      <w:r>
+        <w:t xml:space="preserve">    // (Lesson 4.5a). Like the other servers until Lesson 6.16a, any caller</w:t>
+      </w:r>
+    </w:p>
+    <w:p>
+      <w:pPr>
+        <w:pStyle w:val="SourceCode"/>
+      </w:pPr>
+      <w:r>
+        <w:t xml:space="preserve">    // may send it. The deploy script stores the three known contacts with</w:t>
+      </w:r>
+    </w:p>
+    <w:p>
+      <w:pPr>
+        <w:pStyle w:val="SourceCode"/>
+      </w:pPr>
+      <w:r>
+        <w:t xml:space="preserve">    // it too.</w:t>
+      </w:r>
+    </w:p>
+    <w:p>
+      <w:pPr>
+        <w:pStyle w:val="SourceCode"/>
+      </w:pPr>
+      <w:r>
+        <w:t xml:space="preserve">    function addContact(string memory fullName, string memory email,</w:t>
+      </w:r>
+    </w:p>
+    <w:p>
+      <w:pPr>
+        <w:pStyle w:val="SourceCode"/>
+      </w:pPr>
+      <w:r>
+        <w:t xml:space="preserve">                        string memory phone) external returns (uint256) {</w:t>
+      </w:r>
+    </w:p>
+    <w:p>
+      <w:pPr>
+        <w:pStyle w:val="SourceCode"/>
+      </w:pPr>
+      <w:r>
+        <w:t xml:space="preserve">        string memory problem =</w:t>
+      </w:r>
+    </w:p>
+    <w:p>
+      <w:pPr>
+        <w:pStyle w:val="SourceCode"/>
+      </w:pPr>
+      <w:r>
+        <w:t xml:space="preserve">            ContactRules.validateContact(fullName, email, phone);</w:t>
+      </w:r>
+    </w:p>
+    <w:p>
+      <w:pPr>
+        <w:pStyle w:val="SourceCode"/>
+      </w:pPr>
+      <w:r>
+        <w:t xml:space="preserve">        if (bytes(problem).length &gt; 0) {</w:t>
+      </w:r>
+    </w:p>
+    <w:p>
+      <w:pPr>
+        <w:pStyle w:val="SourceCode"/>
+      </w:pPr>
+      <w:r>
+        <w:t xml:space="preserve">            revert(string.concat('{"code":"invalid_input","message":',</w:t>
+      </w:r>
+    </w:p>
+    <w:p>
+      <w:pPr>
+        <w:pStyle w:val="SourceCode"/>
+      </w:pPr>
+      <w:r>
+        <w:t xml:space="preserve">                                 jsonString(problem), "}"));</w:t>
+      </w:r>
+    </w:p>
+    <w:p>
+      <w:pPr>
+        <w:pStyle w:val="SourceCode"/>
+      </w:pPr>
+      <w:r>
+        <w:t xml:space="preserve">        }</w:t>
+      </w:r>
+    </w:p>
+    <w:p>
+      <w:pPr>
+        <w:pStyle w:val="SourceCode"/>
+      </w:pPr>
+      <w:r>
+        <w:t xml:space="preserve">        bytes32 emailKey = keccak256(bytes(email));</w:t>
+      </w:r>
+    </w:p>
+    <w:p>
+      <w:pPr>
+        <w:pStyle w:val="SourceCode"/>
+      </w:pPr>
+      <w:r>
+        <w:t xml:space="preserve">        if (emailTaken[emailKey]) {</w:t>
+      </w:r>
+    </w:p>
+    <w:p>
+      <w:pPr>
+        <w:pStyle w:val="SourceCode"/>
+      </w:pPr>
+      <w:r>
+        <w:t xml:space="preserve">            revert(DUPLICATE_EMAIL_JSON);</w:t>
+      </w:r>
+    </w:p>
+    <w:p>
+      <w:pPr>
+        <w:pStyle w:val="SourceCode"/>
+      </w:pPr>
+      <w:r>
+        <w:t xml:space="preserve">        }</w:t>
+      </w:r>
+    </w:p>
+    <w:p>
+      <w:pPr>
+        <w:pStyle w:val="SourceCode"/>
+      </w:pPr>
+      <w:r>
+        <w:t xml:space="preserve">        lastId += 1;</w:t>
+      </w:r>
+    </w:p>
+    <w:p>
+      <w:pPr>
+        <w:pStyle w:val="SourceCode"/>
+      </w:pPr>
+      <w:r>
+        <w:t xml:space="preserve">        contacts[lastId] = Contact(lastId, fullName, email, phone);</w:t>
+      </w:r>
+    </w:p>
+    <w:p>
+      <w:pPr>
+        <w:pStyle w:val="SourceCode"/>
+      </w:pPr>
+      <w:r>
+        <w:t xml:space="preserve">        emailTaken[emailKey] = true;</w:t>
+      </w:r>
+    </w:p>
+    <w:p>
+      <w:pPr>
+        <w:pStyle w:val="SourceCode"/>
+      </w:pPr>
+      <w:r>
+        <w:t xml:space="preserve">        // emit writes the event into this transaction's receipt.</w:t>
+      </w:r>
+    </w:p>
+    <w:p>
+      <w:pPr>
+        <w:pStyle w:val="SourceCode"/>
+      </w:pPr>
+      <w:r>
+        <w:t xml:space="preserve">        emit ContactCreated(lastId);</w:t>
+      </w:r>
+    </w:p>
+    <w:p>
+      <w:pPr>
+        <w:pStyle w:val="SourceCode"/>
+      </w:pPr>
+      <w:r>
+        <w:t xml:space="preserve">        return lastId;</w:t>
+      </w:r>
+    </w:p>
+    <w:p>
+      <w:pPr>
+        <w:pStyle w:val="SourceCode"/>
+      </w:pPr>
+      <w:r>
+        <w:t xml:space="preserve">    }</w:t>
+      </w:r>
+    </w:p>
+    <w:p>
+      <w:pPr>
+        <w:pStyle w:val="SourceCode"/>
+      </w:pPr>
+    </w:p>
+    <w:p>
+      <w:pPr>
+        <w:pStyle w:val="SourceCode"/>
+      </w:pPr>
+      <w:r>
+        <w:t xml:space="preserve">    // PUT /api/v1/contacts/{id}: replaces every field of contact contactId</w:t>
+      </w:r>
+    </w:p>
+    <w:p>
+      <w:pPr>
+        <w:pStyle w:val="SourceCode"/>
+      </w:pPr>
+      <w:r>
+        <w:t xml:space="preserve">    // with the three values, and returns the contact as stored. The first</w:t>
+      </w:r>
+    </w:p>
+    <w:p>
+      <w:pPr>
+        <w:pStyle w:val="SourceCode"/>
+      </w:pPr>
+      <w:r>
+        <w:t xml:space="preserve">    // value is the path's id, and the other three are the body; an empty</w:t>
+      </w:r>
+    </w:p>
+    <w:p>
+      <w:pPr>
+        <w:pStyle w:val="SourceCode"/>
+      </w:pPr>
+      <w:r>
+        <w:t xml:space="preserve">    // phone means no phone. The checks come in the order the other</w:t>
+      </w:r>
+    </w:p>
+    <w:p>
+      <w:pPr>
+        <w:pStyle w:val="SourceCode"/>
+      </w:pPr>
+      <w:r>
+        <w:t xml:space="preserve">    // servers make them: the id, your Chapter 5 rules, then not_found for</w:t>
+      </w:r>
+    </w:p>
+    <w:p>
+      <w:pPr>
+        <w:pStyle w:val="SourceCode"/>
+      </w:pPr>
+      <w:r>
+        <w:t xml:space="preserve">    // an id no contact has, then duplicate_email for an email another</w:t>
+      </w:r>
+    </w:p>
+    <w:p>
+      <w:pPr>
+        <w:pStyle w:val="SourceCode"/>
+      </w:pPr>
+      <w:r>
+        <w:t xml:space="preserve">    // contact has. The contact's own email is not "taken", so the same</w:t>
+      </w:r>
+    </w:p>
+    <w:p>
+      <w:pPr>
+        <w:pStyle w:val="SourceCode"/>
+      </w:pPr>
+      <w:r>
+        <w:t xml:space="preserve">    // replacement sent twice stores the same values again: PUT is</w:t>
+      </w:r>
+    </w:p>
+    <w:p>
+      <w:pPr>
+        <w:pStyle w:val="SourceCode"/>
+      </w:pPr>
+      <w:r>
+        <w:t xml:space="preserve">    // idempotent here too. public, not external, so this contract's own</w:t>
+      </w:r>
+    </w:p>
+    <w:p>
+      <w:pPr>
+        <w:pStyle w:val="SourceCode"/>
+      </w:pPr>
+      <w:r>
+        <w:t xml:space="preserve">    // functions can call it as well: Lesson 6.8a's PATCH does. A</w:t>
+      </w:r>
+    </w:p>
+    <w:p>
+      <w:pPr>
+        <w:pStyle w:val="SourceCode"/>
+      </w:pPr>
+      <w:r>
+        <w:t xml:space="preserve">    // transaction's return value never reaches the sender, but a call's</w:t>
+      </w:r>
+    </w:p>
+    <w:p>
+      <w:pPr>
+        <w:pStyle w:val="SourceCode"/>
+      </w:pPr>
+      <w:r>
+        <w:t xml:space="preserve">    // does: cast call shows the contact it would store.</w:t>
+      </w:r>
+    </w:p>
+    <w:p>
+      <w:pPr>
+        <w:pStyle w:val="SourceCode"/>
+      </w:pPr>
+      <w:r>
+        <w:t xml:space="preserve">    function replaceContact(uint256 contactId, string memory fullName,</w:t>
+      </w:r>
+    </w:p>
+    <w:p>
+      <w:pPr>
+        <w:pStyle w:val="SourceCode"/>
+      </w:pPr>
+      <w:r>
+        <w:t xml:space="preserve">                            string memory email, string memory phone)</w:t>
+      </w:r>
+    </w:p>
+    <w:p>
+      <w:pPr>
+        <w:pStyle w:val="SourceCode"/>
+      </w:pPr>
+      <w:r>
+        <w:t xml:space="preserve">        public</w:t>
+      </w:r>
+    </w:p>
+    <w:p>
+      <w:pPr>
+        <w:pStyle w:val="SourceCode"/>
+      </w:pPr>
+      <w:r>
+        <w:t xml:space="preserve">        returns (string memory)</w:t>
+      </w:r>
+    </w:p>
+    <w:p>
+      <w:pPr>
+        <w:pStyle w:val="SourceCode"/>
+      </w:pPr>
+      <w:r>
+        <w:t xml:space="preserve">    {</w:t>
+      </w:r>
+    </w:p>
+    <w:p>
+      <w:pPr>
+        <w:pStyle w:val="SourceCode"/>
+      </w:pPr>
+      <w:r>
+        <w:t xml:space="preserve">        if (contactId == 0 || contactId &gt; ID_LIMIT) {</w:t>
+      </w:r>
+    </w:p>
+    <w:p>
+      <w:pPr>
+        <w:pStyle w:val="SourceCode"/>
+      </w:pPr>
+      <w:r>
+        <w:t xml:space="preserve">            revert(BAD_ID_JSON);</w:t>
+      </w:r>
+    </w:p>
+    <w:p>
+      <w:pPr>
+        <w:pStyle w:val="SourceCode"/>
+      </w:pPr>
+      <w:r>
+        <w:t xml:space="preserve">        }</w:t>
+      </w:r>
+    </w:p>
+    <w:p>
+      <w:pPr>
+        <w:pStyle w:val="SourceCode"/>
+      </w:pPr>
+      <w:r>
+        <w:t xml:space="preserve">        string memory problem =</w:t>
+      </w:r>
+    </w:p>
+    <w:p>
+      <w:pPr>
+        <w:pStyle w:val="SourceCode"/>
+      </w:pPr>
+      <w:r>
+        <w:t xml:space="preserve">            ContactRules.validateContact(fullName, email, phone);</w:t>
+      </w:r>
+    </w:p>
+    <w:p>
+      <w:pPr>
+        <w:pStyle w:val="SourceCode"/>
+      </w:pPr>
+      <w:r>
+        <w:t xml:space="preserve">        if (bytes(problem).length &gt; 0) {</w:t>
+      </w:r>
+    </w:p>
+    <w:p>
+      <w:pPr>
+        <w:pStyle w:val="SourceCode"/>
+      </w:pPr>
+      <w:r>
+        <w:t xml:space="preserve">            revert(string.concat('{"code":"invalid_input","message":',</w:t>
+      </w:r>
+    </w:p>
+    <w:p>
+      <w:pPr>
+        <w:pStyle w:val="SourceCode"/>
+      </w:pPr>
+      <w:r>
+        <w:t xml:space="preserve">                                 jsonString(problem), "}"));</w:t>
+      </w:r>
+    </w:p>
+    <w:p>
+      <w:pPr>
+        <w:pStyle w:val="SourceCode"/>
+      </w:pPr>
+      <w:r>
+        <w:t xml:space="preserve">        }</w:t>
+      </w:r>
+    </w:p>
+    <w:p>
+      <w:pPr>
+        <w:pStyle w:val="SourceCode"/>
+      </w:pPr>
+      <w:r>
+        <w:t xml:space="preserve">        Contact memory stored = contacts[contactId];</w:t>
+      </w:r>
+    </w:p>
+    <w:p>
+      <w:pPr>
+        <w:pStyle w:val="SourceCode"/>
+      </w:pPr>
+      <w:r>
+        <w:t xml:space="preserve">        if (stored.id == 0) {</w:t>
+      </w:r>
+    </w:p>
+    <w:p>
+      <w:pPr>
+        <w:pStyle w:val="SourceCode"/>
+      </w:pPr>
+      <w:r>
+        <w:t xml:space="preserve">            revert(string.concat('{"code":"not_found","message":',</w:t>
+      </w:r>
+    </w:p>
+    <w:p>
+      <w:pPr>
+        <w:pStyle w:val="SourceCode"/>
+      </w:pPr>
+      <w:r>
+        <w:t xml:space="preserve">                                 '"no contact with id ',</w:t>
+      </w:r>
+    </w:p>
+    <w:p>
+      <w:pPr>
+        <w:pStyle w:val="SourceCode"/>
+      </w:pPr>
+      <w:r>
+        <w:t xml:space="preserve">                                 numberText(contactId), '"}'));</w:t>
+      </w:r>
+    </w:p>
+    <w:p>
+      <w:pPr>
+        <w:pStyle w:val="SourceCode"/>
+      </w:pPr>
+      <w:r>
+        <w:t xml:space="preserve">        }</w:t>
+      </w:r>
+    </w:p>
+    <w:p>
+      <w:pPr>
+        <w:pStyle w:val="SourceCode"/>
+      </w:pPr>
+      <w:r>
+        <w:t xml:space="preserve">        bytes32 oldKey = keccak256(bytes(stored.email));</w:t>
+      </w:r>
+    </w:p>
+    <w:p>
+      <w:pPr>
+        <w:pStyle w:val="SourceCode"/>
+      </w:pPr>
+      <w:r>
+        <w:t xml:space="preserve">        bytes32 newKey = keccak256(bytes(email));</w:t>
+      </w:r>
+    </w:p>
+    <w:p>
+      <w:pPr>
+        <w:pStyle w:val="SourceCode"/>
+      </w:pPr>
+      <w:r>
+        <w:t xml:space="preserve">        if (newKey != oldKey &amp;&amp; emailTaken[newKey]) {</w:t>
+      </w:r>
+    </w:p>
+    <w:p>
+      <w:pPr>
+        <w:pStyle w:val="SourceCode"/>
+      </w:pPr>
+      <w:r>
+        <w:t xml:space="preserve">            revert(DUPLICATE_EMAIL_JSON);</w:t>
+      </w:r>
+    </w:p>
+    <w:p>
+      <w:pPr>
+        <w:pStyle w:val="SourceCode"/>
+      </w:pPr>
+      <w:r>
+        <w:t xml:space="preserve">        }</w:t>
+      </w:r>
+    </w:p>
+    <w:p>
+      <w:pPr>
+        <w:pStyle w:val="SourceCode"/>
+      </w:pPr>
+      <w:r>
+        <w:t xml:space="preserve">        // The old email is free again, and the new one is taken; when they</w:t>
+      </w:r>
+    </w:p>
+    <w:p>
+      <w:pPr>
+        <w:pStyle w:val="SourceCode"/>
+      </w:pPr>
+      <w:r>
+        <w:t xml:space="preserve">        // are the same, the second line takes it back at once.</w:t>
+      </w:r>
+    </w:p>
+    <w:p>
+      <w:pPr>
+        <w:pStyle w:val="SourceCode"/>
+      </w:pPr>
+      <w:r>
+        <w:t xml:space="preserve">        emailTaken[oldKey] = false;</w:t>
+      </w:r>
+    </w:p>
+    <w:p>
+      <w:pPr>
+        <w:pStyle w:val="SourceCode"/>
+      </w:pPr>
+      <w:r>
+        <w:t xml:space="preserve">        emailTaken[newKey] = true;</w:t>
+      </w:r>
+    </w:p>
+    <w:p>
+      <w:pPr>
+        <w:pStyle w:val="SourceCode"/>
+      </w:pPr>
+      <w:r>
+        <w:t xml:space="preserve">        contacts[contactId] = Contact(contactId, fullName, email, phone);</w:t>
+      </w:r>
+    </w:p>
+    <w:p>
+      <w:pPr>
+        <w:pStyle w:val="SourceCode"/>
+      </w:pPr>
+      <w:r>
+        <w:t xml:space="preserve">        return contactToJson(contacts[contactId]);</w:t>
+      </w:r>
+    </w:p>
+    <w:p>
+      <w:pPr>
+        <w:pStyle w:val="SourceCode"/>
+      </w:pPr>
+      <w:r>
+        <w:t xml:space="preserve">    }</w:t>
+      </w:r>
+    </w:p>
+    <w:p>
+      <w:pPr>
+        <w:pStyle w:val="SourceCode"/>
+      </w:pPr>
+    </w:p>
+    <w:p>
+      <w:pPr>
+        <w:pStyle w:val="SourceCode"/>
+      </w:pPr>
+      <w:r>
+        <w:t xml:space="preserve">    function health() external pure returns (string memory) {</w:t>
+      </w:r>
+    </w:p>
+    <w:p>
+      <w:pPr>
+        <w:pStyle w:val="SourceCode"/>
+      </w:pPr>
+      <w:r>
+        <w:t xml:space="preserve">        return HEALTH_JSON;</w:t>
+      </w:r>
+    </w:p>
+    <w:p>
+      <w:pPr>
+        <w:pStyle w:val="SourceCode"/>
+      </w:pPr>
+      <w:r>
+        <w:t xml:space="preserve">    }</w:t>
+      </w:r>
+    </w:p>
+    <w:p>
+      <w:pPr>
+        <w:pStyle w:val="SourceCode"/>
+      </w:pPr>
+    </w:p>
+    <w:p>
+      <w:pPr>
+        <w:pStyle w:val="SourceCode"/>
+      </w:pPr>
+      <w:r>
+        <w:t xml:space="preserve">    // Remember, numberText writes a whole number as its digits: the last</w:t>
+      </w:r>
+    </w:p>
+    <w:p>
+      <w:pPr>
+        <w:pStyle w:val="SourceCode"/>
+      </w:pPr>
+      <w:r>
+        <w:t xml:space="preserve">    // digit is number % 10, and bytes1(uint8(48 + digit)) is its</w:t>
+      </w:r>
+    </w:p>
+    <w:p>
+      <w:pPr>
+        <w:pStyle w:val="SourceCode"/>
+      </w:pPr>
+      <w:r>
+        <w:t xml:space="preserve">    // character, because '0' is code 48.</w:t>
+      </w:r>
+    </w:p>
+    <w:p>
+      <w:pPr>
+        <w:pStyle w:val="SourceCode"/>
+      </w:pPr>
+      <w:r>
+        <w:t xml:space="preserve">    function numberText(uint256 number) internal pure returns (string memory) {</w:t>
+      </w:r>
+    </w:p>
+    <w:p>
+      <w:pPr>
+        <w:pStyle w:val="SourceCode"/>
+      </w:pPr>
+      <w:r>
+        <w:t xml:space="preserve">        if (number == 0) {</w:t>
+      </w:r>
+    </w:p>
+    <w:p>
+      <w:pPr>
+        <w:pStyle w:val="SourceCode"/>
+      </w:pPr>
+      <w:r>
+        <w:t xml:space="preserve">            return "0";</w:t>
+      </w:r>
+    </w:p>
+    <w:p>
+      <w:pPr>
+        <w:pStyle w:val="SourceCode"/>
+      </w:pPr>
+      <w:r>
+        <w:t xml:space="preserve">        }</w:t>
+      </w:r>
+    </w:p>
+    <w:p>
+      <w:pPr>
+        <w:pStyle w:val="SourceCode"/>
+      </w:pPr>
+      <w:r>
+        <w:t xml:space="preserve">        bytes memory digits = "";</w:t>
+      </w:r>
+    </w:p>
+    <w:p>
+      <w:pPr>
+        <w:pStyle w:val="SourceCode"/>
+      </w:pPr>
+      <w:r>
+        <w:t xml:space="preserve">        while (number &gt; 0) {</w:t>
+      </w:r>
+    </w:p>
+    <w:p>
+      <w:pPr>
+        <w:pStyle w:val="SourceCode"/>
+      </w:pPr>
+      <w:r>
+        <w:t xml:space="preserve">            digits = bytes.concat(bytes1(uint8(48 + number % 10)), digits);</w:t>
+      </w:r>
+    </w:p>
+    <w:p>
+      <w:pPr>
+        <w:pStyle w:val="SourceCode"/>
+      </w:pPr>
+      <w:r>
+        <w:t xml:space="preserve">            number /= 10;</w:t>
+      </w:r>
+    </w:p>
+    <w:p>
+      <w:pPr>
+        <w:pStyle w:val="SourceCode"/>
+      </w:pPr>
+      <w:r>
+        <w:t xml:space="preserve">        }</w:t>
+      </w:r>
+    </w:p>
+    <w:p>
+      <w:pPr>
+        <w:pStyle w:val="SourceCode"/>
+      </w:pPr>
+      <w:r>
+        <w:t xml:space="preserve">        return string(digits);</w:t>
+      </w:r>
+    </w:p>
+    <w:p>
+      <w:pPr>
+        <w:pStyle w:val="SourceCode"/>
+      </w:pPr>
+      <w:r>
+        <w:t xml:space="preserve">    }</w:t>
+      </w:r>
+    </w:p>
+    <w:p>
+      <w:pPr>
+        <w:pStyle w:val="SourceCode"/>
+      </w:pPr>
+    </w:p>
+    <w:p>
+      <w:pPr>
+        <w:pStyle w:val="SourceCode"/>
+      </w:pPr>
+      <w:r>
+        <w:t xml:space="preserve">    // A text as a JSON string: double quotes around it, a backslash before</w:t>
+      </w:r>
+    </w:p>
+    <w:p>
+      <w:pPr>
+        <w:pStyle w:val="SourceCode"/>
+      </w:pPr>
+      <w:r>
+        <w:t xml:space="preserve">    // each double quote or backslash inside it, and each control character</w:t>
+      </w:r>
+    </w:p>
+    <w:p>
+      <w:pPr>
+        <w:pStyle w:val="SourceCode"/>
+      </w:pPr>
+      <w:r>
+        <w:t xml:space="preserve">    // (a byte below 32, such as a line break) written as \u00 and its two</w:t>
+      </w:r>
+    </w:p>
+    <w:p>
+      <w:pPr>
+        <w:pStyle w:val="SourceCode"/>
+      </w:pPr>
+      <w:r>
+        <w:t xml:space="preserve">    // hex digits, because JSON allows none of them inside a string. cJSON</w:t>
+      </w:r>
+    </w:p>
+    <w:p>
+      <w:pPr>
+        <w:pStyle w:val="SourceCode"/>
+      </w:pPr>
+      <w:r>
+        <w:t xml:space="preserve">    // and serde escape the same characters; they write five of the</w:t>
+      </w:r>
+    </w:p>
+    <w:p>
+      <w:pPr>
+        <w:pStyle w:val="SourceCode"/>
+      </w:pPr>
+      <w:r>
+        <w:t xml:space="preserve">    // control characters shorter (\n for a line break), and JSON reads</w:t>
+      </w:r>
+    </w:p>
+    <w:p>
+      <w:pPr>
+        <w:pStyle w:val="SourceCode"/>
+      </w:pPr>
+      <w:r>
+        <w:t xml:space="preserve">    // both forms back as the same character. Remember, bytes(text) gives</w:t>
+      </w:r>
+    </w:p>
+    <w:p>
+      <w:pPr>
+        <w:pStyle w:val="SourceCode"/>
+      </w:pPr>
+      <w:r>
+        <w:t xml:space="preserve">    // the text's bytes, and bytes.concat joins bytes (Lesson 3.14a).</w:t>
+      </w:r>
+    </w:p>
+    <w:p>
+      <w:pPr>
+        <w:pStyle w:val="SourceCode"/>
+      </w:pPr>
+      <w:r>
+        <w:t xml:space="preserve">    function jsonString(string memory plainText)</w:t>
+      </w:r>
+    </w:p>
+    <w:p>
+      <w:pPr>
+        <w:pStyle w:val="SourceCode"/>
+      </w:pPr>
+      <w:r>
+        <w:t xml:space="preserve">        internal</w:t>
+      </w:r>
+    </w:p>
+    <w:p>
+      <w:pPr>
+        <w:pStyle w:val="SourceCode"/>
+      </w:pPr>
+      <w:r>
+        <w:t xml:space="preserve">        pure</w:t>
+      </w:r>
+    </w:p>
+    <w:p>
+      <w:pPr>
+        <w:pStyle w:val="SourceCode"/>
+      </w:pPr>
+      <w:r>
+        <w:t xml:space="preserve">        returns (string memory)</w:t>
+      </w:r>
+    </w:p>
+    <w:p>
+      <w:pPr>
+        <w:pStyle w:val="SourceCode"/>
+      </w:pPr>
+      <w:r>
+        <w:t xml:space="preserve">    {</w:t>
+      </w:r>
+    </w:p>
+    <w:p>
+      <w:pPr>
+        <w:pStyle w:val="SourceCode"/>
+      </w:pPr>
+      <w:r>
+        <w:t xml:space="preserve">        bytes memory plainBytes = bytes(plainText);</w:t>
+      </w:r>
+    </w:p>
+    <w:p>
+      <w:pPr>
+        <w:pStyle w:val="SourceCode"/>
+      </w:pPr>
+      <w:r>
+        <w:t xml:space="preserve">        bytes memory escaped = "";</w:t>
+      </w:r>
+    </w:p>
+    <w:p>
+      <w:pPr>
+        <w:pStyle w:val="SourceCode"/>
+      </w:pPr>
+      <w:r>
+        <w:t xml:space="preserve">        for (uint256 position = 0; position &lt; plainBytes.length; position++) {</w:t>
+      </w:r>
+    </w:p>
+    <w:p>
+      <w:pPr>
+        <w:pStyle w:val="SourceCode"/>
+      </w:pPr>
+      <w:r>
+        <w:t xml:space="preserve">            bytes1 character = plainBytes[position];</w:t>
+      </w:r>
+    </w:p>
+    <w:p>
+      <w:pPr>
+        <w:pStyle w:val="SourceCode"/>
+      </w:pPr>
+      <w:r>
+        <w:t xml:space="preserve">            // uint8(character) is the byte's number, 0 to 255; / 16 and</w:t>
+      </w:r>
+    </w:p>
+    <w:p>
+      <w:pPr>
+        <w:pStyle w:val="SourceCode"/>
+      </w:pPr>
+      <w:r>
+        <w:t xml:space="preserve">            // % 16 give its two hex digits, each found in HEX_DIGITS.</w:t>
+      </w:r>
+    </w:p>
+    <w:p>
+      <w:pPr>
+        <w:pStyle w:val="SourceCode"/>
+      </w:pPr>
+      <w:r>
+        <w:t xml:space="preserve">            uint8 characterCode = uint8(character);</w:t>
+      </w:r>
+    </w:p>
+    <w:p>
+      <w:pPr>
+        <w:pStyle w:val="SourceCode"/>
+      </w:pPr>
+      <w:r>
+        <w:t xml:space="preserve">            if (characterCode &lt; 32) {</w:t>
+      </w:r>
+    </w:p>
+    <w:p>
+      <w:pPr>
+        <w:pStyle w:val="SourceCode"/>
+      </w:pPr>
+      <w:r>
+        <w:t xml:space="preserve">                escaped = bytes.concat(escaped, "\\u00",</w:t>
+      </w:r>
+    </w:p>
+    <w:p>
+      <w:pPr>
+        <w:pStyle w:val="SourceCode"/>
+      </w:pPr>
+      <w:r>
+        <w:t xml:space="preserve">                                       bytes(HEX_DIGITS)[characterCode / 16],</w:t>
+      </w:r>
+    </w:p>
+    <w:p>
+      <w:pPr>
+        <w:pStyle w:val="SourceCode"/>
+      </w:pPr>
+      <w:r>
+        <w:t xml:space="preserve">                                       bytes(HEX_DIGITS)[characterCode % 16]);</w:t>
+      </w:r>
+    </w:p>
+    <w:p>
+      <w:pPr>
+        <w:pStyle w:val="SourceCode"/>
+      </w:pPr>
+      <w:r>
+        <w:t xml:space="preserve">            } else {</w:t>
+      </w:r>
+    </w:p>
+    <w:p>
+      <w:pPr>
+        <w:pStyle w:val="SourceCode"/>
+      </w:pPr>
+      <w:r>
+        <w:t xml:space="preserve">                if (character == '"' || character == "\\") {</w:t>
+      </w:r>
+    </w:p>
+    <w:p>
+      <w:pPr>
+        <w:pStyle w:val="SourceCode"/>
+      </w:pPr>
+      <w:r>
+        <w:t xml:space="preserve">                    escaped = bytes.concat(escaped, "\\");</w:t>
+      </w:r>
+    </w:p>
+    <w:p>
+      <w:pPr>
+        <w:pStyle w:val="SourceCode"/>
+      </w:pPr>
+      <w:r>
+        <w:t xml:space="preserve">                }</w:t>
+      </w:r>
+    </w:p>
+    <w:p>
+      <w:pPr>
+        <w:pStyle w:val="SourceCode"/>
+      </w:pPr>
+      <w:r>
+        <w:t xml:space="preserve">                escaped = bytes.concat(escaped, character);</w:t>
+      </w:r>
+    </w:p>
+    <w:p>
+      <w:pPr>
+        <w:pStyle w:val="SourceCode"/>
+      </w:pPr>
+      <w:r>
+        <w:t xml:space="preserve">            }</w:t>
+      </w:r>
+    </w:p>
+    <w:p>
+      <w:pPr>
+        <w:pStyle w:val="SourceCode"/>
+      </w:pPr>
+      <w:r>
+        <w:t xml:space="preserve">        }</w:t>
+      </w:r>
+    </w:p>
+    <w:p>
+      <w:pPr>
+        <w:pStyle w:val="SourceCode"/>
+      </w:pPr>
+      <w:r>
+        <w:t xml:space="preserve">        return string.concat('"', string(escaped), '"');</w:t>
+      </w:r>
+    </w:p>
+    <w:p>
+      <w:pPr>
+        <w:pStyle w:val="SourceCode"/>
+      </w:pPr>
+      <w:r>
+        <w:t xml:space="preserve">    }</w:t>
+      </w:r>
+    </w:p>
+    <w:p>
+      <w:pPr>
+        <w:pStyle w:val="SourceCode"/>
+      </w:pPr>
+    </w:p>
+    <w:p>
+      <w:pPr>
+        <w:pStyle w:val="SourceCode"/>
+      </w:pPr>
+      <w:r>
+        <w:t xml:space="preserve">    // One contact as Lesson 5.8a's JSON object, with null for no phone.</w:t>
+      </w:r>
+    </w:p>
+    <w:p>
+      <w:pPr>
+        <w:pStyle w:val="SourceCode"/>
+      </w:pPr>
+      <w:r>
+        <w:t xml:space="preserve">    function contactToJson(Contact memory contact)</w:t>
+      </w:r>
+    </w:p>
+    <w:p>
+      <w:pPr>
+        <w:pStyle w:val="SourceCode"/>
+      </w:pPr>
+      <w:r>
+        <w:t xml:space="preserve">        internal</w:t>
+      </w:r>
+    </w:p>
+    <w:p>
+      <w:pPr>
+        <w:pStyle w:val="SourceCode"/>
+      </w:pPr>
+      <w:r>
+        <w:t xml:space="preserve">        pure</w:t>
+      </w:r>
+    </w:p>
+    <w:p>
+      <w:pPr>
+        <w:pStyle w:val="SourceCode"/>
+      </w:pPr>
+      <w:r>
+        <w:t xml:space="preserve">        returns (string memory)</w:t>
+      </w:r>
+    </w:p>
+    <w:p>
+      <w:pPr>
+        <w:pStyle w:val="SourceCode"/>
+      </w:pPr>
+      <w:r>
+        <w:t xml:space="preserve">    {</w:t>
+      </w:r>
+    </w:p>
+    <w:p>
+      <w:pPr>
+        <w:pStyle w:val="SourceCode"/>
+      </w:pPr>
+      <w:r>
+        <w:t xml:space="preserve">        string memory phoneJson = "null";</w:t>
+      </w:r>
+    </w:p>
+    <w:p>
+      <w:pPr>
+        <w:pStyle w:val="SourceCode"/>
+      </w:pPr>
+      <w:r>
+        <w:t xml:space="preserve">        if (bytes(contact.phone).length &gt; 0) {</w:t>
+      </w:r>
+    </w:p>
+    <w:p>
+      <w:pPr>
+        <w:pStyle w:val="SourceCode"/>
+      </w:pPr>
+      <w:r>
+        <w:t xml:space="preserve">            phoneJson = jsonString(contact.phone);</w:t>
+      </w:r>
+    </w:p>
+    <w:p>
+      <w:pPr>
+        <w:pStyle w:val="SourceCode"/>
+      </w:pPr>
+      <w:r>
+        <w:t xml:space="preserve">        }</w:t>
+      </w:r>
+    </w:p>
+    <w:p>
+      <w:pPr>
+        <w:pStyle w:val="SourceCode"/>
+      </w:pPr>
+      <w:r>
+        <w:t xml:space="preserve">        return string.concat('{"id":', numberText(contact.id),</w:t>
+      </w:r>
+    </w:p>
+    <w:p>
+      <w:pPr>
+        <w:pStyle w:val="SourceCode"/>
+      </w:pPr>
+      <w:r>
+        <w:t xml:space="preserve">                             ',"name":', jsonString(contact.fullName),</w:t>
+      </w:r>
+    </w:p>
+    <w:p>
+      <w:pPr>
+        <w:pStyle w:val="SourceCode"/>
+      </w:pPr>
+      <w:r>
+        <w:t xml:space="preserve">                             ',"email":', jsonString(contact.email),</w:t>
+      </w:r>
+    </w:p>
+    <w:p>
+      <w:pPr>
+        <w:pStyle w:val="SourceCode"/>
+      </w:pPr>
+      <w:r>
+        <w:t xml:space="preserve">                             ',"phone":', phoneJson, "}");</w:t>
+      </w:r>
+    </w:p>
+    <w:p>
+      <w:pPr>
+        <w:pStyle w:val="SourceCode"/>
+      </w:pPr>
+      <w:r>
+        <w:t xml:space="preserve">    }</w:t>
+      </w:r>
+    </w:p>
+    <w:p>
+      <w:pPr>
+        <w:pStyle w:val="SourceCode"/>
+      </w:pPr>
+    </w:p>
+    <w:p>
+      <w:pPr>
+        <w:pStyle w:val="SourceCode"/>
+      </w:pPr>
+      <w:r>
+        <w:t xml:space="preserve">    // GET /api/v1/contacts/{id}: one contact, or the error body. An id the</w:t>
+      </w:r>
+    </w:p>
+    <w:p>
+      <w:pPr>
+        <w:pStyle w:val="SourceCode"/>
+      </w:pPr>
+      <w:r>
+        <w:t xml:space="preserve">    // INT column could not hold is invalid_input; an id no contact has is</w:t>
+      </w:r>
+    </w:p>
+    <w:p>
+      <w:pPr>
+        <w:pStyle w:val="SourceCode"/>
+      </w:pPr>
+      <w:r>
+        <w:t xml:space="preserve">    // not_found, because its entry reads as zero values.</w:t>
+      </w:r>
+    </w:p>
+    <w:p>
+      <w:pPr>
+        <w:pStyle w:val="SourceCode"/>
+      </w:pPr>
+      <w:r>
+        <w:t xml:space="preserve">    function getContact(uint256 contactId)</w:t>
+      </w:r>
+    </w:p>
+    <w:p>
+      <w:pPr>
+        <w:pStyle w:val="SourceCode"/>
+      </w:pPr>
+      <w:r>
+        <w:t xml:space="preserve">        external</w:t>
+      </w:r>
+    </w:p>
+    <w:p>
+      <w:pPr>
+        <w:pStyle w:val="SourceCode"/>
+      </w:pPr>
+      <w:r>
+        <w:t xml:space="preserve">        view</w:t>
+      </w:r>
+    </w:p>
+    <w:p>
+      <w:pPr>
+        <w:pStyle w:val="SourceCode"/>
+      </w:pPr>
+      <w:r>
+        <w:t xml:space="preserve">        returns (string memory)</w:t>
+      </w:r>
+    </w:p>
+    <w:p>
+      <w:pPr>
+        <w:pStyle w:val="SourceCode"/>
+      </w:pPr>
+      <w:r>
+        <w:t xml:space="preserve">    {</w:t>
+      </w:r>
+    </w:p>
+    <w:p>
+      <w:pPr>
+        <w:pStyle w:val="SourceCode"/>
+      </w:pPr>
+      <w:r>
+        <w:t xml:space="preserve">        if (contactId == 0 || contactId &gt; ID_LIMIT) {</w:t>
+      </w:r>
+    </w:p>
+    <w:p>
+      <w:pPr>
+        <w:pStyle w:val="SourceCode"/>
+      </w:pPr>
+      <w:r>
+        <w:t xml:space="preserve">            revert(BAD_ID_JSON);</w:t>
+      </w:r>
+    </w:p>
+    <w:p>
+      <w:pPr>
+        <w:pStyle w:val="SourceCode"/>
+      </w:pPr>
+      <w:r>
+        <w:t xml:space="preserve">        }</w:t>
+      </w:r>
+    </w:p>
+    <w:p>
+      <w:pPr>
+        <w:pStyle w:val="SourceCode"/>
+      </w:pPr>
+      <w:r>
+        <w:t xml:space="preserve">        Contact memory contact = contacts[contactId];</w:t>
+      </w:r>
+    </w:p>
+    <w:p>
+      <w:pPr>
+        <w:pStyle w:val="SourceCode"/>
+      </w:pPr>
+      <w:r>
+        <w:t xml:space="preserve">        if (contact.id == 0) {</w:t>
+      </w:r>
+    </w:p>
+    <w:p>
+      <w:pPr>
+        <w:pStyle w:val="SourceCode"/>
+      </w:pPr>
+      <w:r>
+        <w:t xml:space="preserve">            revert(string.concat('{"code":"not_found","message":',</w:t>
+      </w:r>
+    </w:p>
+    <w:p>
+      <w:pPr>
+        <w:pStyle w:val="SourceCode"/>
+      </w:pPr>
+      <w:r>
+        <w:t xml:space="preserve">                                 '"no contact with id ',</w:t>
+      </w:r>
+    </w:p>
+    <w:p>
+      <w:pPr>
+        <w:pStyle w:val="SourceCode"/>
+      </w:pPr>
+      <w:r>
+        <w:t xml:space="preserve">                                 numberText(contactId), '"}'));</w:t>
+      </w:r>
+    </w:p>
+    <w:p>
+      <w:pPr>
+        <w:pStyle w:val="SourceCode"/>
+      </w:pPr>
+      <w:r>
+        <w:t xml:space="preserve">        }</w:t>
+      </w:r>
+    </w:p>
+    <w:p>
+      <w:pPr>
+        <w:pStyle w:val="SourceCode"/>
+      </w:pPr>
+      <w:r>
+        <w:t xml:space="preserve">        return contactToJson(contact);</w:t>
+      </w:r>
+    </w:p>
+    <w:p>
+      <w:pPr>
+        <w:pStyle w:val="SourceCode"/>
+      </w:pPr>
+      <w:r>
+        <w:t xml:space="preserve">    }</w:t>
+      </w:r>
+    </w:p>
+    <w:p>
+      <w:pPr>
+        <w:pStyle w:val="SourceCode"/>
+      </w:pPr>
+    </w:p>
+    <w:p>
+      <w:pPr>
+        <w:pStyle w:val="SourceCode"/>
+      </w:pPr>
+      <w:r>
+        <w:t xml:space="preserve">    // Remember, comesBefore is true when first belongs before second in</w:t>
+      </w:r>
+    </w:p>
+    <w:p>
+      <w:pPr>
+        <w:pStyle w:val="SourceCode"/>
+      </w:pPr>
+      <w:r>
+        <w:t xml:space="preserve">    // ordinal order (Lesson 2.6a).</w:t>
+      </w:r>
+    </w:p>
+    <w:p>
+      <w:pPr>
+        <w:pStyle w:val="SourceCode"/>
+      </w:pPr>
+      <w:r>
+        <w:t xml:space="preserve">    function comesBefore(string memory first, string memory second)</w:t>
+      </w:r>
+    </w:p>
+    <w:p>
+      <w:pPr>
+        <w:pStyle w:val="SourceCode"/>
+      </w:pPr>
+      <w:r>
+        <w:t xml:space="preserve">        internal</w:t>
+      </w:r>
+    </w:p>
+    <w:p>
+      <w:pPr>
+        <w:pStyle w:val="SourceCode"/>
+      </w:pPr>
+      <w:r>
+        <w:t xml:space="preserve">        pure</w:t>
+      </w:r>
+    </w:p>
+    <w:p>
+      <w:pPr>
+        <w:pStyle w:val="SourceCode"/>
+      </w:pPr>
+      <w:r>
+        <w:t xml:space="preserve">        returns (bool)</w:t>
+      </w:r>
+    </w:p>
+    <w:p>
+      <w:pPr>
+        <w:pStyle w:val="SourceCode"/>
+      </w:pPr>
+      <w:r>
+        <w:t xml:space="preserve">    {</w:t>
+      </w:r>
+    </w:p>
+    <w:p>
+      <w:pPr>
+        <w:pStyle w:val="SourceCode"/>
+      </w:pPr>
+      <w:r>
+        <w:t xml:space="preserve">        bytes memory firstBytes = bytes(first);</w:t>
+      </w:r>
+    </w:p>
+    <w:p>
+      <w:pPr>
+        <w:pStyle w:val="SourceCode"/>
+      </w:pPr>
+      <w:r>
+        <w:t xml:space="preserve">        bytes memory secondBytes = bytes(second);</w:t>
+      </w:r>
+    </w:p>
+    <w:p>
+      <w:pPr>
+        <w:pStyle w:val="SourceCode"/>
+      </w:pPr>
+      <w:r>
+        <w:t xml:space="preserve">        for (uint256 position = 0;</w:t>
+      </w:r>
+    </w:p>
+    <w:p>
+      <w:pPr>
+        <w:pStyle w:val="SourceCode"/>
+      </w:pPr>
+      <w:r>
+        <w:t xml:space="preserve">             position &lt; firstBytes.length &amp;&amp; position &lt; secondBytes.length;</w:t>
+      </w:r>
+    </w:p>
+    <w:p>
+      <w:pPr>
+        <w:pStyle w:val="SourceCode"/>
+      </w:pPr>
+      <w:r>
+        <w:t xml:space="preserve">             position++) {</w:t>
+      </w:r>
+    </w:p>
+    <w:p>
+      <w:pPr>
+        <w:pStyle w:val="SourceCode"/>
+      </w:pPr>
+      <w:r>
+        <w:t xml:space="preserve">            if (firstBytes[position] != secondBytes[position]) {</w:t>
+      </w:r>
+    </w:p>
+    <w:p>
+      <w:pPr>
+        <w:pStyle w:val="SourceCode"/>
+      </w:pPr>
+      <w:r>
+        <w:t xml:space="preserve">                return uint8(firstBytes[position])</w:t>
+      </w:r>
+    </w:p>
+    <w:p>
+      <w:pPr>
+        <w:pStyle w:val="SourceCode"/>
+      </w:pPr>
+      <w:r>
+        <w:t xml:space="preserve">                    &lt; uint8(secondBytes[position]);</w:t>
+      </w:r>
+    </w:p>
+    <w:p>
+      <w:pPr>
+        <w:pStyle w:val="SourceCode"/>
+      </w:pPr>
+      <w:r>
+        <w:t xml:space="preserve">            }</w:t>
+      </w:r>
+    </w:p>
+    <w:p>
+      <w:pPr>
+        <w:pStyle w:val="SourceCode"/>
+      </w:pPr>
+      <w:r>
+        <w:t xml:space="preserve">        }</w:t>
+      </w:r>
+    </w:p>
+    <w:p>
+      <w:pPr>
+        <w:pStyle w:val="SourceCode"/>
+      </w:pPr>
+      <w:r>
+        <w:t xml:space="preserve">        return firstBytes.length &lt; secondBytes.length;</w:t>
+      </w:r>
+    </w:p>
+    <w:p>
+      <w:pPr>
+        <w:pStyle w:val="SourceCode"/>
+      </w:pPr>
+      <w:r>
+        <w:t xml:space="preserve">    }</w:t>
+      </w:r>
+    </w:p>
+    <w:p>
+      <w:pPr>
+        <w:pStyle w:val="SourceCode"/>
+      </w:pPr>
+    </w:p>
+    <w:p>
+      <w:pPr>
+        <w:pStyle w:val="SourceCode"/>
+      </w:pPr>
+      <w:r>
+        <w:t xml:space="preserve">    // Remember, belongsBeforeByName orders by name, then id, as ORDER BY</w:t>
+      </w:r>
+    </w:p>
+    <w:p>
+      <w:pPr>
+        <w:pStyle w:val="SourceCode"/>
+      </w:pPr>
+      <w:r>
+        <w:t xml:space="preserve">    // name, id does (Lesson 4.10a); two names are the same when their</w:t>
+      </w:r>
+    </w:p>
+    <w:p>
+      <w:pPr>
+        <w:pStyle w:val="SourceCode"/>
+      </w:pPr>
+      <w:r>
+        <w:t xml:space="preserve">    // keccak256 fingerprints are (Lesson 2.5a).</w:t>
+      </w:r>
+    </w:p>
+    <w:p>
+      <w:pPr>
+        <w:pStyle w:val="SourceCode"/>
+      </w:pPr>
+      <w:r>
+        <w:t xml:space="preserve">    function belongsBeforeByName(Contact memory first, Contact memory second)</w:t>
+      </w:r>
+    </w:p>
+    <w:p>
+      <w:pPr>
+        <w:pStyle w:val="SourceCode"/>
+      </w:pPr>
+      <w:r>
+        <w:t xml:space="preserve">        internal</w:t>
+      </w:r>
+    </w:p>
+    <w:p>
+      <w:pPr>
+        <w:pStyle w:val="SourceCode"/>
+      </w:pPr>
+      <w:r>
+        <w:t xml:space="preserve">        pure</w:t>
+      </w:r>
+    </w:p>
+    <w:p>
+      <w:pPr>
+        <w:pStyle w:val="SourceCode"/>
+      </w:pPr>
+      <w:r>
+        <w:t xml:space="preserve">        returns (bool)</w:t>
+      </w:r>
+    </w:p>
+    <w:p>
+      <w:pPr>
+        <w:pStyle w:val="SourceCode"/>
+      </w:pPr>
+      <w:r>
+        <w:t xml:space="preserve">    {</w:t>
+      </w:r>
+    </w:p>
+    <w:p>
+      <w:pPr>
+        <w:pStyle w:val="SourceCode"/>
+      </w:pPr>
+      <w:r>
+        <w:t xml:space="preserve">        if (keccak256(bytes(first.fullName)) ==</w:t>
+      </w:r>
+    </w:p>
+    <w:p>
+      <w:pPr>
+        <w:pStyle w:val="SourceCode"/>
+      </w:pPr>
+      <w:r>
+        <w:t xml:space="preserve">                keccak256(bytes(second.fullName))) {</w:t>
+      </w:r>
+    </w:p>
+    <w:p>
+      <w:pPr>
+        <w:pStyle w:val="SourceCode"/>
+      </w:pPr>
+      <w:r>
+        <w:t xml:space="preserve">            return first.id &lt; second.id;</w:t>
+      </w:r>
+    </w:p>
+    <w:p>
+      <w:pPr>
+        <w:pStyle w:val="SourceCode"/>
+      </w:pPr>
+      <w:r>
+        <w:t xml:space="preserve">        }</w:t>
+      </w:r>
+    </w:p>
+    <w:p>
+      <w:pPr>
+        <w:pStyle w:val="SourceCode"/>
+      </w:pPr>
+      <w:r>
+        <w:t xml:space="preserve">        return comesBefore(first.fullName, second.fullName);</w:t>
+      </w:r>
+    </w:p>
+    <w:p>
+      <w:pPr>
+        <w:pStyle w:val="SourceCode"/>
+      </w:pPr>
+      <w:r>
+        <w:t xml:space="preserve">    }</w:t>
+      </w:r>
+    </w:p>
+    <w:p>
+      <w:pPr>
+        <w:pStyle w:val="SourceCode"/>
+      </w:pPr>
+    </w:p>
+    <w:p>
+      <w:pPr>
+        <w:pStyle w:val="SourceCode"/>
+      </w:pPr>
+      <w:r>
+        <w:t xml:space="preserve">    // GET /api/v1/contacts: every contact, in name order, as one JSON</w:t>
+      </w:r>
+    </w:p>
+    <w:p>
+      <w:pPr>
+        <w:pStyle w:val="SourceCode"/>
+      </w:pPr>
+      <w:r>
+        <w:t xml:space="preserve">    // array; [] when there are none, because an empty collection still</w:t>
+      </w:r>
+    </w:p>
+    <w:p>
+      <w:pPr>
+        <w:pStyle w:val="SourceCode"/>
+      </w:pPr>
+      <w:r>
+        <w:t xml:space="preserve">    // exists. A contract has no ORDER BY, so the view function sorts a</w:t>
+      </w:r>
+    </w:p>
+    <w:p>
+      <w:pPr>
+        <w:pStyle w:val="SourceCode"/>
+      </w:pPr>
+      <w:r>
+        <w:t xml:space="preserve">    // memory copy with Lesson 4.10a's swap loop; a call runs on the node</w:t>
+      </w:r>
+    </w:p>
+    <w:p>
+      <w:pPr>
+        <w:pStyle w:val="SourceCode"/>
+      </w:pPr>
+      <w:r>
+        <w:t xml:space="preserve">    // and costs the caller nothing, but a transaction that called it</w:t>
+      </w:r>
+    </w:p>
+    <w:p>
+      <w:pPr>
+        <w:pStyle w:val="SourceCode"/>
+      </w:pPr>
+      <w:r>
+        <w:t xml:space="preserve">    // would pay gas for every step.</w:t>
+      </w:r>
+    </w:p>
+    <w:p>
+      <w:pPr>
+        <w:pStyle w:val="SourceCode"/>
+      </w:pPr>
+      <w:r>
+        <w:t xml:space="preserve">    function getContacts() external view returns (string memory) {</w:t>
+      </w:r>
+    </w:p>
+    <w:p>
+      <w:pPr>
+        <w:pStyle w:val="SourceCode"/>
+      </w:pPr>
+      <w:r>
+        <w:t xml:space="preserve">        Contact[] memory found = new Contact[](lastId);</w:t>
+      </w:r>
+    </w:p>
+    <w:p>
+      <w:pPr>
+        <w:pStyle w:val="SourceCode"/>
+      </w:pPr>
+      <w:r>
+        <w:t xml:space="preserve">        for (uint256 index = 0; index &lt; lastId; index++) {</w:t>
+      </w:r>
+    </w:p>
+    <w:p>
+      <w:pPr>
+        <w:pStyle w:val="SourceCode"/>
+      </w:pPr>
+      <w:r>
+        <w:t xml:space="preserve">            found[index] = contacts[index + 1];</w:t>
+      </w:r>
+    </w:p>
+    <w:p>
+      <w:pPr>
+        <w:pStyle w:val="SourceCode"/>
+      </w:pPr>
+      <w:r>
+        <w:t xml:space="preserve">        }</w:t>
+      </w:r>
+    </w:p>
+    <w:p>
+      <w:pPr>
+        <w:pStyle w:val="SourceCode"/>
+      </w:pPr>
+      <w:r>
+        <w:t xml:space="preserve">        for (uint256 position = 0; position &lt; found.length; position++) {</w:t>
+      </w:r>
+    </w:p>
+    <w:p>
+      <w:pPr>
+        <w:pStyle w:val="SourceCode"/>
+      </w:pPr>
+      <w:r>
+        <w:t xml:space="preserve">            for (uint256 later = position + 1; later &lt; found.length;</w:t>
+      </w:r>
+    </w:p>
+    <w:p>
+      <w:pPr>
+        <w:pStyle w:val="SourceCode"/>
+      </w:pPr>
+      <w:r>
+        <w:t xml:space="preserve">                 later++) {</w:t>
+      </w:r>
+    </w:p>
+    <w:p>
+      <w:pPr>
+        <w:pStyle w:val="SourceCode"/>
+      </w:pPr>
+      <w:r>
+        <w:t xml:space="preserve">                if (belongsBeforeByName(found[later], found[position])) {</w:t>
+      </w:r>
+    </w:p>
+    <w:p>
+      <w:pPr>
+        <w:pStyle w:val="SourceCode"/>
+      </w:pPr>
+      <w:r>
+        <w:t xml:space="preserve">                    Contact memory held = found[position];</w:t>
+      </w:r>
+    </w:p>
+    <w:p>
+      <w:pPr>
+        <w:pStyle w:val="SourceCode"/>
+      </w:pPr>
+      <w:r>
+        <w:t xml:space="preserve">                    found[position] = found[later];</w:t>
+      </w:r>
+    </w:p>
+    <w:p>
+      <w:pPr>
+        <w:pStyle w:val="SourceCode"/>
+      </w:pPr>
+      <w:r>
+        <w:t xml:space="preserve">                    found[later] = held;</w:t>
+      </w:r>
+    </w:p>
+    <w:p>
+      <w:pPr>
+        <w:pStyle w:val="SourceCode"/>
+      </w:pPr>
+      <w:r>
+        <w:t xml:space="preserve">                }</w:t>
+      </w:r>
+    </w:p>
+    <w:p>
+      <w:pPr>
+        <w:pStyle w:val="SourceCode"/>
+      </w:pPr>
+      <w:r>
+        <w:t xml:space="preserve">            }</w:t>
+      </w:r>
+    </w:p>
+    <w:p>
+      <w:pPr>
+        <w:pStyle w:val="SourceCode"/>
+      </w:pPr>
+      <w:r>
+        <w:t xml:space="preserve">        }</w:t>
+      </w:r>
+    </w:p>
+    <w:p>
+      <w:pPr>
+        <w:pStyle w:val="SourceCode"/>
+      </w:pPr>
+      <w:r>
+        <w:t xml:space="preserve">        string memory arrayJson = "[";</w:t>
+      </w:r>
+    </w:p>
+    <w:p>
+      <w:pPr>
+        <w:pStyle w:val="SourceCode"/>
+      </w:pPr>
+      <w:r>
+        <w:t xml:space="preserve">        for (uint256 index = 0; index &lt; found.length; index++) {</w:t>
+      </w:r>
+    </w:p>
+    <w:p>
+      <w:pPr>
+        <w:pStyle w:val="SourceCode"/>
+      </w:pPr>
+      <w:r>
+        <w:t xml:space="preserve">            if (index &gt; 0) {</w:t>
+      </w:r>
+    </w:p>
+    <w:p>
+      <w:pPr>
+        <w:pStyle w:val="SourceCode"/>
+      </w:pPr>
+      <w:r>
+        <w:t xml:space="preserve">                arrayJson = string.concat(arrayJson, ",");</w:t>
+      </w:r>
+    </w:p>
+    <w:p>
+      <w:pPr>
+        <w:pStyle w:val="SourceCode"/>
+      </w:pPr>
+      <w:r>
+        <w:t xml:space="preserve">            }</w:t>
+      </w:r>
+    </w:p>
+    <w:p>
+      <w:pPr>
+        <w:pStyle w:val="SourceCode"/>
+      </w:pPr>
+      <w:r>
+        <w:t xml:space="preserve">            arrayJson = string.concat(arrayJson, contactToJson(found[index]));</w:t>
+      </w:r>
+    </w:p>
+    <w:p>
+      <w:pPr>
+        <w:pStyle w:val="SourceCode"/>
+      </w:pPr>
+      <w:r>
+        <w:t xml:space="preserve">        }</w:t>
+      </w:r>
+    </w:p>
+    <w:p>
+      <w:pPr>
+        <w:pStyle w:val="SourceCode"/>
+      </w:pPr>
+      <w:r>
+        <w:t xml:space="preserve">        return string.concat(arrayJson, "]");</w:t>
+      </w:r>
+    </w:p>
+    <w:p>
+      <w:pPr>
+        <w:pStyle w:val="SourceCode"/>
+      </w:pPr>
+      <w:r>
+        <w:t xml:space="preserve">    }</w:t>
+      </w:r>
+    </w:p>
+    <w:p>
+      <w:pPr>
+        <w:pStyle w:val="SourceCode"/>
+      </w:pPr>
+    </w:p>
+    <w:p>
+      <w:pPr>
+        <w:pStyle w:val="SourceCode"/>
+      </w:pPr>
+      <w:r>
+        <w:t xml:space="preserve">    // Remember, fallback refuses every function this contract does not</w:t>
+      </w:r>
+    </w:p>
+    <w:p>
+      <w:pPr>
+        <w:pStyle w:val="SourceCode"/>
+      </w:pPr>
+      <w:r>
+        <w:t xml:space="preserve">    // have with the not-found body.</w:t>
+      </w:r>
+    </w:p>
+    <w:p>
+      <w:pPr>
+        <w:pStyle w:val="SourceCode"/>
+      </w:pPr>
+      <w:r>
+        <w:t xml:space="preserve">    fallback() external {</w:t>
+      </w:r>
+    </w:p>
+    <w:p>
+      <w:pPr>
+        <w:pStyle w:val="SourceCode"/>
+        <w:keepNext/>
+      </w:pPr>
+      <w:r>
+        <w:t xml:space="preserve">        revert(NOT_FOUND_JSON);</w:t>
       </w:r>
     </w:p>
     <w:p>
@@ -48556,7 +51240,10 @@
         <w:keepNext/>
       </w:pPr>
       <w:r>
-        <w:t>Still in Terminal 2, replace contact 3 and read it back with a getContact call, then send the same transaction again and read it back again. Each cast send prints its receipt's status; a line that ends with | goes on with the next line. $firstContact = keeps what cast call prints, the contact's JSON text, in a variable instead of printing it. if prints its first text when the test in its parentheses is true, and the text after else otherwise; the test uses -ceq rather than -eq because -eq ignores case, and a contact whose email came back as ALAN@example.com is not the same answer.</w:t>
+        <w:t xml:space="preserve">Still in Terminal 2, replace contact 3 and read it back with a getContact call, then send the same transaction again and read it back again. Each cast send prints its receipt's status; a line that ends with | goes on with the next line. $firstContact = keeps what cast call prints, the contact's JSON text, in a variable instead of printing it. if prints its first text when the test in its parentheses is true, and the text after else otherwise; the test uses -ceq rather than -eq because -eq ignores case, and </w:t>
+      </w:r>
+      <w:r>
+        <w:t>a contact whose email came back as ALAN@example.com is not the same answer.</w:t>
       </w:r>
     </w:p>
     <w:p>
@@ -49056,2264 +51743,7 @@
     </w:p>
     <w:p>
       <w:r>
-        <w:t>The Production-Minded contract is Lesson 6.6a's ContactApi, with addContact, getContact, getContacts, health, and the fallback unchanged, plus replaceContact, the PUT endpoint: it checks the id range first, as getContact does, writes every error body with jsonString, is public, and returns the stored contact's JSON. DeployContactApi, copied from Lesson 6.6a, stores the three contacts. The Client Run is the Basic one, and the Call Check is the curl Check's counterpart.</w:t>
-      </w:r>
-    </w:p>
-    <w:p>
-      <w:pPr>
-        <w:keepNext/>
-      </w:pPr>
-    </w:p>
-    <w:p>
-      <w:pPr>
-        <w:pStyle w:val="Heading3"/>
-      </w:pPr>
-      <w:r>
-        <w:t>solidity/script/ContactApi.sol</w:t>
-      </w:r>
-    </w:p>
-    <w:p>
-      <w:pPr>
-        <w:pStyle w:val="SourceCode"/>
-        <w:keepNext/>
-      </w:pPr>
-      <w:r>
-        <w:t>// SPDX-License-Identifier: MIT</w:t>
-      </w:r>
-    </w:p>
-    <w:p>
-      <w:pPr>
-        <w:pStyle w:val="SourceCode"/>
-        <w:keepNext/>
-      </w:pPr>
-      <w:r>
-        <w:t>// Remember, every file starts with a license line and pragma.</w:t>
-      </w:r>
-    </w:p>
-    <w:p>
-      <w:pPr>
-        <w:pStyle w:val="SourceCode"/>
-      </w:pPr>
-      <w:r>
-        <w:t>pragma solidity ^0.8.20;</w:t>
-      </w:r>
-    </w:p>
-    <w:p>
-      <w:pPr>
-        <w:pStyle w:val="SourceCode"/>
-      </w:pPr>
-    </w:p>
-    <w:p>
-      <w:pPr>
-        <w:pStyle w:val="SourceCode"/>
-      </w:pPr>
-      <w:r>
-        <w:t>// Your Chapter 5 checks, in this lesson's library.</w:t>
-      </w:r>
-    </w:p>
-    <w:p>
-      <w:pPr>
-        <w:pStyle w:val="SourceCode"/>
-      </w:pPr>
-      <w:r>
-        <w:t>import {ContactRules} from "./ContactRules.sol";</w:t>
-      </w:r>
-    </w:p>
-    <w:p>
-      <w:pPr>
-        <w:pStyle w:val="SourceCode"/>
-      </w:pPr>
-    </w:p>
-    <w:p>
-      <w:pPr>
-        <w:pStyle w:val="SourceCode"/>
-      </w:pPr>
-      <w:r>
-        <w:t>// One contact, as Chapter 5 Project 1a's ContactBook keeps it. An empty</w:t>
-      </w:r>
-    </w:p>
-    <w:p>
-      <w:pPr>
-        <w:pStyle w:val="SourceCode"/>
-      </w:pPr>
-      <w:r>
-        <w:t>// phone means no phone.</w:t>
-      </w:r>
-    </w:p>
-    <w:p>
-      <w:pPr>
-        <w:pStyle w:val="SourceCode"/>
-      </w:pPr>
-      <w:r>
-        <w:t>struct Contact {</w:t>
-      </w:r>
-    </w:p>
-    <w:p>
-      <w:pPr>
-        <w:pStyle w:val="SourceCode"/>
-      </w:pPr>
-      <w:r>
-        <w:t xml:space="preserve">    uint256 id;</w:t>
-      </w:r>
-    </w:p>
-    <w:p>
-      <w:pPr>
-        <w:pStyle w:val="SourceCode"/>
-      </w:pPr>
-      <w:r>
-        <w:t xml:space="preserve">    string fullName;</w:t>
-      </w:r>
-    </w:p>
-    <w:p>
-      <w:pPr>
-        <w:pStyle w:val="SourceCode"/>
-      </w:pPr>
-      <w:r>
-        <w:t xml:space="preserve">    string email;</w:t>
-      </w:r>
-    </w:p>
-    <w:p>
-      <w:pPr>
-        <w:pStyle w:val="SourceCode"/>
-      </w:pPr>
-      <w:r>
-        <w:t xml:space="preserve">    string phone;</w:t>
-      </w:r>
-    </w:p>
-    <w:p>
-      <w:pPr>
-        <w:pStyle w:val="SourceCode"/>
-      </w:pPr>
-      <w:r>
-        <w:t>}</w:t>
-      </w:r>
-    </w:p>
-    <w:p>
-      <w:pPr>
-        <w:pStyle w:val="SourceCode"/>
-      </w:pPr>
-    </w:p>
-    <w:p>
-      <w:pPr>
-        <w:pStyle w:val="SourceCode"/>
-      </w:pPr>
-      <w:r>
-        <w:t>// Lesson 6.7a: Lesson 6.6a's ContactApi, plus replaceContact, the PUT</w:t>
-      </w:r>
-    </w:p>
-    <w:p>
-      <w:pPr>
-        <w:pStyle w:val="SourceCode"/>
-      </w:pPr>
-      <w:r>
-        <w:t>// endpoint. Its view functions are the GET endpoints: getContact answers</w:t>
-      </w:r>
-    </w:p>
-    <w:p>
-      <w:pPr>
-        <w:pStyle w:val="SourceCode"/>
-      </w:pPr>
-      <w:r>
-        <w:t>// one contact and getContacts the collection, each as the same JSON text</w:t>
-      </w:r>
-    </w:p>
-    <w:p>
-      <w:pPr>
-        <w:pStyle w:val="SourceCode"/>
-      </w:pPr>
-      <w:r>
-        <w:t>// the other languages' servers send. addContact (POST) and replaceContact</w:t>
-      </w:r>
-    </w:p>
-    <w:p>
-      <w:pPr>
-        <w:pStyle w:val="SourceCode"/>
-      </w:pPr>
-      <w:r>
-        <w:t>// (PUT) change storage, so each is sent as a transaction. revert's reason</w:t>
-      </w:r>
-    </w:p>
-    <w:p>
-      <w:pPr>
-        <w:pStyle w:val="SourceCode"/>
-      </w:pPr>
-      <w:r>
-        <w:t>// is the error body.</w:t>
-      </w:r>
-    </w:p>
-    <w:p>
-      <w:pPr>
-        <w:pStyle w:val="SourceCode"/>
-      </w:pPr>
-      <w:r>
-        <w:t>contract ContactApi {</w:t>
-      </w:r>
-    </w:p>
-    <w:p>
-      <w:pPr>
-        <w:pStyle w:val="SourceCode"/>
-      </w:pPr>
-      <w:r>
-        <w:t xml:space="preserve">    // Remember, constant = never changes.</w:t>
-      </w:r>
-    </w:p>
-    <w:p>
-      <w:pPr>
-        <w:pStyle w:val="SourceCode"/>
-      </w:pPr>
-      <w:r>
-        <w:t xml:space="preserve">    string constant HEALTH_JSON = '{"status":"ok"}';</w:t>
-      </w:r>
-    </w:p>
-    <w:p>
-      <w:pPr>
-        <w:pStyle w:val="SourceCode"/>
-      </w:pPr>
-      <w:r>
-        <w:t xml:space="preserve">    string constant NOT_FOUND_JSON =</w:t>
-      </w:r>
-    </w:p>
-    <w:p>
-      <w:pPr>
-        <w:pStyle w:val="SourceCode"/>
-      </w:pPr>
-      <w:r>
-        <w:t xml:space="preserve">        '{"code":"not_found","message":"no such path"}';</w:t>
-      </w:r>
-    </w:p>
-    <w:p>
-      <w:pPr>
-        <w:pStyle w:val="SourceCode"/>
-      </w:pPr>
-      <w:r>
-        <w:t xml:space="preserve">    string constant BAD_ID_JSON = '{"code":"invalid_input","message":'</w:t>
-      </w:r>
-    </w:p>
-    <w:p>
-      <w:pPr>
-        <w:pStyle w:val="SourceCode"/>
-      </w:pPr>
-      <w:r>
-        <w:t xml:space="preserve">        '"id must be a whole number from 1 to 2147483647"}';</w:t>
-      </w:r>
-    </w:p>
-    <w:p>
-      <w:pPr>
-        <w:pStyle w:val="SourceCode"/>
-      </w:pPr>
-      <w:r>
-        <w:t xml:space="preserve">    string constant DUPLICATE_EMAIL_JSON = '{"code":"duplicate_email",'</w:t>
-      </w:r>
-    </w:p>
-    <w:p>
-      <w:pPr>
-        <w:pStyle w:val="SourceCode"/>
-      </w:pPr>
-      <w:r>
-        <w:t xml:space="preserve">        '"message":"That email is already in use."}';</w:t>
-      </w:r>
-    </w:p>
-    <w:p>
-      <w:pPr>
-        <w:pStyle w:val="SourceCode"/>
-      </w:pPr>
-      <w:r>
-        <w:t xml:space="preserve">    // The largest id the other languages' INT column can store (Lesson</w:t>
-      </w:r>
-    </w:p>
-    <w:p>
-      <w:pPr>
-        <w:pStyle w:val="SourceCode"/>
-      </w:pPr>
-      <w:r>
-        <w:t xml:space="preserve">    // 5.6a).</w:t>
-      </w:r>
-    </w:p>
-    <w:p>
-      <w:pPr>
-        <w:pStyle w:val="SourceCode"/>
-      </w:pPr>
-      <w:r>
-        <w:t xml:space="preserve">    uint256 constant ID_LIMIT = 2147483647;</w:t>
-      </w:r>
-    </w:p>
-    <w:p>
-      <w:pPr>
-        <w:pStyle w:val="SourceCode"/>
-      </w:pPr>
-      <w:r>
-        <w:t xml:space="preserve">    // The sixteen hex digits, in order: digit 10 is "a".</w:t>
-      </w:r>
-    </w:p>
-    <w:p>
-      <w:pPr>
-        <w:pStyle w:val="SourceCode"/>
-      </w:pPr>
-      <w:r>
-        <w:t xml:space="preserve">    string constant HEX_DIGITS = "0123456789abcdef";</w:t>
-      </w:r>
-    </w:p>
-    <w:p>
-      <w:pPr>
-        <w:pStyle w:val="SourceCode"/>
-      </w:pPr>
-    </w:p>
-    <w:p>
-      <w:pPr>
-        <w:pStyle w:val="SourceCode"/>
-      </w:pPr>
-      <w:r>
-        <w:t xml:space="preserve">    // Remember, a mapping from id to struct plays the table's part, and</w:t>
-      </w:r>
-    </w:p>
-    <w:p>
-      <w:pPr>
-        <w:pStyle w:val="SourceCode"/>
-      </w:pPr>
-      <w:r>
-        <w:t xml:space="preserve">    // lastId is the last id given out (Chapter 5 Project 1a).</w:t>
-      </w:r>
-    </w:p>
-    <w:p>
-      <w:pPr>
-        <w:pStyle w:val="SourceCode"/>
-      </w:pPr>
-      <w:r>
-        <w:t xml:space="preserve">    mapping(uint256 =&gt; Contact) contacts;</w:t>
-      </w:r>
-    </w:p>
-    <w:p>
-      <w:pPr>
-        <w:pStyle w:val="SourceCode"/>
-      </w:pPr>
-      <w:r>
-        <w:t xml:space="preserve">    uint256 public lastId;</w:t>
-      </w:r>
-    </w:p>
-    <w:p>
-      <w:pPr>
-        <w:pStyle w:val="SourceCode"/>
-      </w:pPr>
-      <w:r>
-        <w:t xml:space="preserve">    // Remember, each stored email's keccak256 fingerprint: the contract's</w:t>
-      </w:r>
-    </w:p>
-    <w:p>
-      <w:pPr>
-        <w:pStyle w:val="SourceCode"/>
-      </w:pPr>
-      <w:r>
-        <w:t xml:space="preserve">    // UNIQUE email (Lesson 4.5a).</w:t>
-      </w:r>
-    </w:p>
-    <w:p>
-      <w:pPr>
-        <w:pStyle w:val="SourceCode"/>
-      </w:pPr>
-      <w:r>
-        <w:t xml:space="preserve">    mapping(bytes32 =&gt; bool) emailTaken;</w:t>
-      </w:r>
-    </w:p>
-    <w:p>
-      <w:pPr>
-        <w:pStyle w:val="SourceCode"/>
-      </w:pPr>
-    </w:p>
-    <w:p>
-      <w:pPr>
-        <w:pStyle w:val="SourceCode"/>
-      </w:pPr>
-      <w:r>
-        <w:t xml:space="preserve">    // An event is a record a transaction leaves in its receipt, which the</w:t>
-      </w:r>
-    </w:p>
-    <w:p>
-      <w:pPr>
-        <w:pStyle w:val="SourceCode"/>
-      </w:pPr>
-      <w:r>
-        <w:t xml:space="preserve">    // sender reads when the transaction is mined: a transaction's return</w:t>
-      </w:r>
-    </w:p>
-    <w:p>
-      <w:pPr>
-        <w:pStyle w:val="SourceCode"/>
-      </w:pPr>
-      <w:r>
-        <w:t xml:space="preserve">    // value never reaches the sender, so the event says which id the</w:t>
-      </w:r>
-    </w:p>
-    <w:p>
-      <w:pPr>
-        <w:pStyle w:val="SourceCode"/>
-      </w:pPr>
-      <w:r>
-        <w:t xml:space="preserve">    // contact got. indexed puts the id in the record's topics, where cast</w:t>
-      </w:r>
-    </w:p>
-    <w:p>
-      <w:pPr>
-        <w:pStyle w:val="SourceCode"/>
-      </w:pPr>
-      <w:r>
-        <w:t xml:space="preserve">    // shows it as 32 bytes of hex.</w:t>
-      </w:r>
-    </w:p>
-    <w:p>
-      <w:pPr>
-        <w:pStyle w:val="SourceCode"/>
-      </w:pPr>
-      <w:r>
-        <w:t xml:space="preserve">    event ContactCreated(uint256 indexed contactId);</w:t>
-      </w:r>
-    </w:p>
-    <w:p>
-      <w:pPr>
-        <w:pStyle w:val="SourceCode"/>
-      </w:pPr>
-    </w:p>
-    <w:p>
-      <w:pPr>
-        <w:pStyle w:val="SourceCode"/>
-      </w:pPr>
-      <w:r>
-        <w:t xml:space="preserve">    // POST /api/v1/contacts: checks the new contact with your Chapter 5</w:t>
-      </w:r>
-    </w:p>
-    <w:p>
-      <w:pPr>
-        <w:pStyle w:val="SourceCode"/>
-      </w:pPr>
-      <w:r>
-        <w:t xml:space="preserve">    // rules, stores it, and emits ContactCreated with its new id. A</w:t>
-      </w:r>
-    </w:p>
-    <w:p>
-      <w:pPr>
-        <w:pStyle w:val="SourceCode"/>
-      </w:pPr>
-      <w:r>
-        <w:t xml:space="preserve">    // refused contact reverts with the error body: invalid_input with the</w:t>
-      </w:r>
-    </w:p>
-    <w:p>
-      <w:pPr>
-        <w:pStyle w:val="SourceCode"/>
-      </w:pPr>
-      <w:r>
-        <w:t xml:space="preserve">    // rule's words, or duplicate_email. Remember, a revert undoes every</w:t>
-      </w:r>
-    </w:p>
-    <w:p>
-      <w:pPr>
-        <w:pStyle w:val="SourceCode"/>
-      </w:pPr>
-      <w:r>
-        <w:t xml:space="preserve">    // write the call made, so a refused call stores nothing and uses no id</w:t>
-      </w:r>
-    </w:p>
-    <w:p>
-      <w:pPr>
-        <w:pStyle w:val="SourceCode"/>
-      </w:pPr>
-      <w:r>
-        <w:t xml:space="preserve">    // (Lesson 4.5a). Like the other servers until Lesson 6.16a, any caller</w:t>
-      </w:r>
-    </w:p>
-    <w:p>
-      <w:pPr>
-        <w:pStyle w:val="SourceCode"/>
-      </w:pPr>
-      <w:r>
-        <w:t xml:space="preserve">    // may send it. The deploy script stores the three known contacts with</w:t>
-      </w:r>
-    </w:p>
-    <w:p>
-      <w:pPr>
-        <w:pStyle w:val="SourceCode"/>
-      </w:pPr>
-      <w:r>
-        <w:t xml:space="preserve">    // it too.</w:t>
-      </w:r>
-    </w:p>
-    <w:p>
-      <w:pPr>
-        <w:pStyle w:val="SourceCode"/>
-      </w:pPr>
-      <w:r>
-        <w:t xml:space="preserve">    function addContact(string memory fullName, string memory email,</w:t>
-      </w:r>
-    </w:p>
-    <w:p>
-      <w:pPr>
-        <w:pStyle w:val="SourceCode"/>
-      </w:pPr>
-      <w:r>
-        <w:t xml:space="preserve">                        string memory phone) external returns (uint256) {</w:t>
-      </w:r>
-    </w:p>
-    <w:p>
-      <w:pPr>
-        <w:pStyle w:val="SourceCode"/>
-      </w:pPr>
-      <w:r>
-        <w:t xml:space="preserve">        string memory problem =</w:t>
-      </w:r>
-    </w:p>
-    <w:p>
-      <w:pPr>
-        <w:pStyle w:val="SourceCode"/>
-      </w:pPr>
-      <w:r>
-        <w:t xml:space="preserve">            ContactRules.validateContact(fullName, email, phone);</w:t>
-      </w:r>
-    </w:p>
-    <w:p>
-      <w:pPr>
-        <w:pStyle w:val="SourceCode"/>
-      </w:pPr>
-      <w:r>
-        <w:t xml:space="preserve">        if (bytes(problem).length &gt; 0) {</w:t>
-      </w:r>
-    </w:p>
-    <w:p>
-      <w:pPr>
-        <w:pStyle w:val="SourceCode"/>
-      </w:pPr>
-      <w:r>
-        <w:t xml:space="preserve">            revert(string.concat('{"code":"invalid_input","message":',</w:t>
-      </w:r>
-    </w:p>
-    <w:p>
-      <w:pPr>
-        <w:pStyle w:val="SourceCode"/>
-      </w:pPr>
-      <w:r>
-        <w:t xml:space="preserve">                                 jsonString(problem), "}"));</w:t>
-      </w:r>
-    </w:p>
-    <w:p>
-      <w:pPr>
-        <w:pStyle w:val="SourceCode"/>
-      </w:pPr>
-      <w:r>
-        <w:t xml:space="preserve">        }</w:t>
-      </w:r>
-    </w:p>
-    <w:p>
-      <w:pPr>
-        <w:pStyle w:val="SourceCode"/>
-      </w:pPr>
-      <w:r>
-        <w:t xml:space="preserve">        bytes32 emailKey = keccak256(bytes(email));</w:t>
-      </w:r>
-    </w:p>
-    <w:p>
-      <w:pPr>
-        <w:pStyle w:val="SourceCode"/>
-      </w:pPr>
-      <w:r>
-        <w:t xml:space="preserve">        if (emailTaken[emailKey]) {</w:t>
-      </w:r>
-    </w:p>
-    <w:p>
-      <w:pPr>
-        <w:pStyle w:val="SourceCode"/>
-      </w:pPr>
-      <w:r>
-        <w:t xml:space="preserve">            revert(DUPLICATE_EMAIL_JSON);</w:t>
-      </w:r>
-    </w:p>
-    <w:p>
-      <w:pPr>
-        <w:pStyle w:val="SourceCode"/>
-      </w:pPr>
-      <w:r>
-        <w:t xml:space="preserve">        }</w:t>
-      </w:r>
-    </w:p>
-    <w:p>
-      <w:pPr>
-        <w:pStyle w:val="SourceCode"/>
-      </w:pPr>
-      <w:r>
-        <w:t xml:space="preserve">        lastId += 1;</w:t>
-      </w:r>
-    </w:p>
-    <w:p>
-      <w:pPr>
-        <w:pStyle w:val="SourceCode"/>
-      </w:pPr>
-      <w:r>
-        <w:t xml:space="preserve">        contacts[lastId] = Contact(lastId, fullName, email, phone);</w:t>
-      </w:r>
-    </w:p>
-    <w:p>
-      <w:pPr>
-        <w:pStyle w:val="SourceCode"/>
-      </w:pPr>
-      <w:r>
-        <w:t xml:space="preserve">        emailTaken[emailKey] = true;</w:t>
-      </w:r>
-    </w:p>
-    <w:p>
-      <w:pPr>
-        <w:pStyle w:val="SourceCode"/>
-      </w:pPr>
-      <w:r>
-        <w:t xml:space="preserve">        // emit writes the event into this transaction's receipt.</w:t>
-      </w:r>
-    </w:p>
-    <w:p>
-      <w:pPr>
-        <w:pStyle w:val="SourceCode"/>
-      </w:pPr>
-      <w:r>
-        <w:t xml:space="preserve">        emit ContactCreated(lastId);</w:t>
-      </w:r>
-    </w:p>
-    <w:p>
-      <w:pPr>
-        <w:pStyle w:val="SourceCode"/>
-      </w:pPr>
-      <w:r>
-        <w:t xml:space="preserve">        return lastId;</w:t>
-      </w:r>
-    </w:p>
-    <w:p>
-      <w:pPr>
-        <w:pStyle w:val="SourceCode"/>
-      </w:pPr>
-      <w:r>
-        <w:t xml:space="preserve">    }</w:t>
-      </w:r>
-    </w:p>
-    <w:p>
-      <w:pPr>
-        <w:pStyle w:val="SourceCode"/>
-      </w:pPr>
-    </w:p>
-    <w:p>
-      <w:pPr>
-        <w:pStyle w:val="SourceCode"/>
-      </w:pPr>
-      <w:r>
-        <w:t xml:space="preserve">    // PUT /api/v1/contacts/{id}: replaces every field of contact contactId</w:t>
-      </w:r>
-    </w:p>
-    <w:p>
-      <w:pPr>
-        <w:pStyle w:val="SourceCode"/>
-      </w:pPr>
-      <w:r>
-        <w:t xml:space="preserve">    // with the three values, and returns the contact as stored. The first</w:t>
-      </w:r>
-    </w:p>
-    <w:p>
-      <w:pPr>
-        <w:pStyle w:val="SourceCode"/>
-      </w:pPr>
-      <w:r>
-        <w:t xml:space="preserve">    // value is the path's id, and the other three are the body; an empty</w:t>
-      </w:r>
-    </w:p>
-    <w:p>
-      <w:pPr>
-        <w:pStyle w:val="SourceCode"/>
-      </w:pPr>
-      <w:r>
-        <w:t xml:space="preserve">    // phone means no phone. The checks come in the order the other</w:t>
-      </w:r>
-    </w:p>
-    <w:p>
-      <w:pPr>
-        <w:pStyle w:val="SourceCode"/>
-      </w:pPr>
-      <w:r>
-        <w:t xml:space="preserve">    // servers make them: the id, your Chapter 5 rules, then not_found for</w:t>
-      </w:r>
-    </w:p>
-    <w:p>
-      <w:pPr>
-        <w:pStyle w:val="SourceCode"/>
-      </w:pPr>
-      <w:r>
-        <w:t xml:space="preserve">    // an id no contact has, then duplicate_email for an email another</w:t>
-      </w:r>
-    </w:p>
-    <w:p>
-      <w:pPr>
-        <w:pStyle w:val="SourceCode"/>
-      </w:pPr>
-      <w:r>
-        <w:t xml:space="preserve">    // contact has. The contact's own email is not "taken", so the same</w:t>
-      </w:r>
-    </w:p>
-    <w:p>
-      <w:pPr>
-        <w:pStyle w:val="SourceCode"/>
-      </w:pPr>
-      <w:r>
-        <w:t xml:space="preserve">    // replacement sent twice stores the same values again: PUT is</w:t>
-      </w:r>
-    </w:p>
-    <w:p>
-      <w:pPr>
-        <w:pStyle w:val="SourceCode"/>
-      </w:pPr>
-      <w:r>
-        <w:t xml:space="preserve">    // idempotent here too. public, not external, so this contract's own</w:t>
-      </w:r>
-    </w:p>
-    <w:p>
-      <w:pPr>
-        <w:pStyle w:val="SourceCode"/>
-      </w:pPr>
-      <w:r>
-        <w:t xml:space="preserve">    // functions can call it as well: Lesson 6.8a's PATCH does. A</w:t>
-      </w:r>
-    </w:p>
-    <w:p>
-      <w:pPr>
-        <w:pStyle w:val="SourceCode"/>
-      </w:pPr>
-      <w:r>
-        <w:t xml:space="preserve">    // transaction's return value never reaches the sender, but a call's</w:t>
-      </w:r>
-    </w:p>
-    <w:p>
-      <w:pPr>
-        <w:pStyle w:val="SourceCode"/>
-      </w:pPr>
-      <w:r>
-        <w:t xml:space="preserve">    // does: cast call shows the contact it would store.</w:t>
-      </w:r>
-    </w:p>
-    <w:p>
-      <w:pPr>
-        <w:pStyle w:val="SourceCode"/>
-      </w:pPr>
-      <w:r>
-        <w:t xml:space="preserve">    function replaceContact(uint256 contactId, string memory fullName,</w:t>
-      </w:r>
-    </w:p>
-    <w:p>
-      <w:pPr>
-        <w:pStyle w:val="SourceCode"/>
-      </w:pPr>
-      <w:r>
-        <w:t xml:space="preserve">                            string memory email, string memory phone)</w:t>
-      </w:r>
-    </w:p>
-    <w:p>
-      <w:pPr>
-        <w:pStyle w:val="SourceCode"/>
-      </w:pPr>
-      <w:r>
-        <w:t xml:space="preserve">        public</w:t>
-      </w:r>
-    </w:p>
-    <w:p>
-      <w:pPr>
-        <w:pStyle w:val="SourceCode"/>
-      </w:pPr>
-      <w:r>
-        <w:t xml:space="preserve">        returns (string memory)</w:t>
-      </w:r>
-    </w:p>
-    <w:p>
-      <w:pPr>
-        <w:pStyle w:val="SourceCode"/>
-      </w:pPr>
-      <w:r>
-        <w:t xml:space="preserve">    {</w:t>
-      </w:r>
-    </w:p>
-    <w:p>
-      <w:pPr>
-        <w:pStyle w:val="SourceCode"/>
-      </w:pPr>
-      <w:r>
-        <w:t xml:space="preserve">        if (contactId == 0 || contactId &gt; ID_LIMIT) {</w:t>
-      </w:r>
-    </w:p>
-    <w:p>
-      <w:pPr>
-        <w:pStyle w:val="SourceCode"/>
-      </w:pPr>
-      <w:r>
-        <w:t xml:space="preserve">            revert(BAD_ID_JSON);</w:t>
-      </w:r>
-    </w:p>
-    <w:p>
-      <w:pPr>
-        <w:pStyle w:val="SourceCode"/>
-      </w:pPr>
-      <w:r>
-        <w:t xml:space="preserve">        }</w:t>
-      </w:r>
-    </w:p>
-    <w:p>
-      <w:pPr>
-        <w:pStyle w:val="SourceCode"/>
-      </w:pPr>
-      <w:r>
-        <w:t xml:space="preserve">        string memory problem =</w:t>
-      </w:r>
-    </w:p>
-    <w:p>
-      <w:pPr>
-        <w:pStyle w:val="SourceCode"/>
-      </w:pPr>
-      <w:r>
-        <w:t xml:space="preserve">            ContactRules.validateContact(fullName, email, phone);</w:t>
-      </w:r>
-    </w:p>
-    <w:p>
-      <w:pPr>
-        <w:pStyle w:val="SourceCode"/>
-      </w:pPr>
-      <w:r>
-        <w:t xml:space="preserve">        if (bytes(problem).length &gt; 0) {</w:t>
-      </w:r>
-    </w:p>
-    <w:p>
-      <w:pPr>
-        <w:pStyle w:val="SourceCode"/>
-      </w:pPr>
-      <w:r>
-        <w:t xml:space="preserve">            revert(string.concat('{"code":"invalid_input","message":',</w:t>
-      </w:r>
-    </w:p>
-    <w:p>
-      <w:pPr>
-        <w:pStyle w:val="SourceCode"/>
-      </w:pPr>
-      <w:r>
-        <w:t xml:space="preserve">                                 jsonString(problem), "}"));</w:t>
-      </w:r>
-    </w:p>
-    <w:p>
-      <w:pPr>
-        <w:pStyle w:val="SourceCode"/>
-      </w:pPr>
-      <w:r>
-        <w:t xml:space="preserve">        }</w:t>
-      </w:r>
-    </w:p>
-    <w:p>
-      <w:pPr>
-        <w:pStyle w:val="SourceCode"/>
-      </w:pPr>
-      <w:r>
-        <w:t xml:space="preserve">        Contact memory stored = contacts[contactId];</w:t>
-      </w:r>
-    </w:p>
-    <w:p>
-      <w:pPr>
-        <w:pStyle w:val="SourceCode"/>
-      </w:pPr>
-      <w:r>
-        <w:t xml:space="preserve">        if (stored.id == 0) {</w:t>
-      </w:r>
-    </w:p>
-    <w:p>
-      <w:pPr>
-        <w:pStyle w:val="SourceCode"/>
-      </w:pPr>
-      <w:r>
-        <w:t xml:space="preserve">            revert(string.concat('{"code":"not_found","message":',</w:t>
-      </w:r>
-    </w:p>
-    <w:p>
-      <w:pPr>
-        <w:pStyle w:val="SourceCode"/>
-      </w:pPr>
-      <w:r>
-        <w:t xml:space="preserve">                                 '"no contact with id ',</w:t>
-      </w:r>
-    </w:p>
-    <w:p>
-      <w:pPr>
-        <w:pStyle w:val="SourceCode"/>
-      </w:pPr>
-      <w:r>
-        <w:t xml:space="preserve">                                 numberText(contactId), '"}'));</w:t>
-      </w:r>
-    </w:p>
-    <w:p>
-      <w:pPr>
-        <w:pStyle w:val="SourceCode"/>
-      </w:pPr>
-      <w:r>
-        <w:t xml:space="preserve">        }</w:t>
-      </w:r>
-    </w:p>
-    <w:p>
-      <w:pPr>
-        <w:pStyle w:val="SourceCode"/>
-      </w:pPr>
-      <w:r>
-        <w:t xml:space="preserve">        bytes32 oldKey = keccak256(bytes(stored.email));</w:t>
-      </w:r>
-    </w:p>
-    <w:p>
-      <w:pPr>
-        <w:pStyle w:val="SourceCode"/>
-      </w:pPr>
-      <w:r>
-        <w:t xml:space="preserve">        bytes32 newKey = keccak256(bytes(email));</w:t>
-      </w:r>
-    </w:p>
-    <w:p>
-      <w:pPr>
-        <w:pStyle w:val="SourceCode"/>
-      </w:pPr>
-      <w:r>
-        <w:t xml:space="preserve">        if (newKey != oldKey &amp;&amp; emailTaken[newKey]) {</w:t>
-      </w:r>
-    </w:p>
-    <w:p>
-      <w:pPr>
-        <w:pStyle w:val="SourceCode"/>
-      </w:pPr>
-      <w:r>
-        <w:t xml:space="preserve">            revert(DUPLICATE_EMAIL_JSON);</w:t>
-      </w:r>
-    </w:p>
-    <w:p>
-      <w:pPr>
-        <w:pStyle w:val="SourceCode"/>
-      </w:pPr>
-      <w:r>
-        <w:t xml:space="preserve">        }</w:t>
-      </w:r>
-    </w:p>
-    <w:p>
-      <w:pPr>
-        <w:pStyle w:val="SourceCode"/>
-      </w:pPr>
-      <w:r>
-        <w:t xml:space="preserve">        // The old email is free again, and the new one is taken; when they</w:t>
-      </w:r>
-    </w:p>
-    <w:p>
-      <w:pPr>
-        <w:pStyle w:val="SourceCode"/>
-      </w:pPr>
-      <w:r>
-        <w:t xml:space="preserve">        // are the same, the second line takes it back at once.</w:t>
-      </w:r>
-    </w:p>
-    <w:p>
-      <w:pPr>
-        <w:pStyle w:val="SourceCode"/>
-      </w:pPr>
-      <w:r>
-        <w:t xml:space="preserve">        emailTaken[oldKey] = false;</w:t>
-      </w:r>
-    </w:p>
-    <w:p>
-      <w:pPr>
-        <w:pStyle w:val="SourceCode"/>
-      </w:pPr>
-      <w:r>
-        <w:t xml:space="preserve">        emailTaken[newKey] = true;</w:t>
-      </w:r>
-    </w:p>
-    <w:p>
-      <w:pPr>
-        <w:pStyle w:val="SourceCode"/>
-      </w:pPr>
-      <w:r>
-        <w:t xml:space="preserve">        contacts[contactId] = Contact(contactId, fullName, email, phone);</w:t>
-      </w:r>
-    </w:p>
-    <w:p>
-      <w:pPr>
-        <w:pStyle w:val="SourceCode"/>
-      </w:pPr>
-      <w:r>
-        <w:t xml:space="preserve">        return contactToJson(contacts[contactId]);</w:t>
-      </w:r>
-    </w:p>
-    <w:p>
-      <w:pPr>
-        <w:pStyle w:val="SourceCode"/>
-      </w:pPr>
-      <w:r>
-        <w:t xml:space="preserve">    }</w:t>
-      </w:r>
-    </w:p>
-    <w:p>
-      <w:pPr>
-        <w:pStyle w:val="SourceCode"/>
-      </w:pPr>
-    </w:p>
-    <w:p>
-      <w:pPr>
-        <w:pStyle w:val="SourceCode"/>
-      </w:pPr>
-      <w:r>
-        <w:t xml:space="preserve">    function health() external pure returns (string memory) {</w:t>
-      </w:r>
-    </w:p>
-    <w:p>
-      <w:pPr>
-        <w:pStyle w:val="SourceCode"/>
-      </w:pPr>
-      <w:r>
-        <w:t xml:space="preserve">        return HEALTH_JSON;</w:t>
-      </w:r>
-    </w:p>
-    <w:p>
-      <w:pPr>
-        <w:pStyle w:val="SourceCode"/>
-      </w:pPr>
-      <w:r>
-        <w:t xml:space="preserve">    }</w:t>
-      </w:r>
-    </w:p>
-    <w:p>
-      <w:pPr>
-        <w:pStyle w:val="SourceCode"/>
-      </w:pPr>
-    </w:p>
-    <w:p>
-      <w:pPr>
-        <w:pStyle w:val="SourceCode"/>
-      </w:pPr>
-      <w:r>
-        <w:t xml:space="preserve">    // Remember, numberText writes a whole number as its digits: the last</w:t>
-      </w:r>
-    </w:p>
-    <w:p>
-      <w:pPr>
-        <w:pStyle w:val="SourceCode"/>
-      </w:pPr>
-      <w:r>
-        <w:t xml:space="preserve">    // digit is number % 10, and bytes1(uint8(48 + digit)) is its</w:t>
-      </w:r>
-    </w:p>
-    <w:p>
-      <w:pPr>
-        <w:pStyle w:val="SourceCode"/>
-      </w:pPr>
-      <w:r>
-        <w:t xml:space="preserve">    // character, because '0' is code 48.</w:t>
-      </w:r>
-    </w:p>
-    <w:p>
-      <w:pPr>
-        <w:pStyle w:val="SourceCode"/>
-      </w:pPr>
-      <w:r>
-        <w:t xml:space="preserve">    function numberText(uint256 number) internal pure returns (string memory) {</w:t>
-      </w:r>
-    </w:p>
-    <w:p>
-      <w:pPr>
-        <w:pStyle w:val="SourceCode"/>
-      </w:pPr>
-      <w:r>
-        <w:t xml:space="preserve">        if (number == 0) {</w:t>
-      </w:r>
-    </w:p>
-    <w:p>
-      <w:pPr>
-        <w:pStyle w:val="SourceCode"/>
-      </w:pPr>
-      <w:r>
-        <w:t xml:space="preserve">            return "0";</w:t>
-      </w:r>
-    </w:p>
-    <w:p>
-      <w:pPr>
-        <w:pStyle w:val="SourceCode"/>
-      </w:pPr>
-      <w:r>
-        <w:t xml:space="preserve">        }</w:t>
-      </w:r>
-    </w:p>
-    <w:p>
-      <w:pPr>
-        <w:pStyle w:val="SourceCode"/>
-      </w:pPr>
-      <w:r>
-        <w:t xml:space="preserve">        bytes memory digits = "";</w:t>
-      </w:r>
-    </w:p>
-    <w:p>
-      <w:pPr>
-        <w:pStyle w:val="SourceCode"/>
-      </w:pPr>
-      <w:r>
-        <w:t xml:space="preserve">        while (number &gt; 0) {</w:t>
-      </w:r>
-    </w:p>
-    <w:p>
-      <w:pPr>
-        <w:pStyle w:val="SourceCode"/>
-      </w:pPr>
-      <w:r>
-        <w:t xml:space="preserve">            digits = bytes.concat(bytes1(uint8(48 + number % 10)), digits);</w:t>
-      </w:r>
-    </w:p>
-    <w:p>
-      <w:pPr>
-        <w:pStyle w:val="SourceCode"/>
-      </w:pPr>
-      <w:r>
-        <w:t xml:space="preserve">            number /= 10;</w:t>
-      </w:r>
-    </w:p>
-    <w:p>
-      <w:pPr>
-        <w:pStyle w:val="SourceCode"/>
-      </w:pPr>
-      <w:r>
-        <w:t xml:space="preserve">        }</w:t>
-      </w:r>
-    </w:p>
-    <w:p>
-      <w:pPr>
-        <w:pStyle w:val="SourceCode"/>
-      </w:pPr>
-      <w:r>
-        <w:t xml:space="preserve">        return string(digits);</w:t>
-      </w:r>
-    </w:p>
-    <w:p>
-      <w:pPr>
-        <w:pStyle w:val="SourceCode"/>
-      </w:pPr>
-      <w:r>
-        <w:t xml:space="preserve">    }</w:t>
-      </w:r>
-    </w:p>
-    <w:p>
-      <w:pPr>
-        <w:pStyle w:val="SourceCode"/>
-      </w:pPr>
-    </w:p>
-    <w:p>
-      <w:pPr>
-        <w:pStyle w:val="SourceCode"/>
-      </w:pPr>
-      <w:r>
-        <w:t xml:space="preserve">    // A text as a JSON string: double quotes around it, a backslash before</w:t>
-      </w:r>
-    </w:p>
-    <w:p>
-      <w:pPr>
-        <w:pStyle w:val="SourceCode"/>
-      </w:pPr>
-      <w:r>
-        <w:t xml:space="preserve">    // each double quote or backslash inside it, and each control character</w:t>
-      </w:r>
-    </w:p>
-    <w:p>
-      <w:pPr>
-        <w:pStyle w:val="SourceCode"/>
-      </w:pPr>
-      <w:r>
-        <w:t xml:space="preserve">    // (a byte below 32, such as a line break) written as \u00 and its two</w:t>
-      </w:r>
-    </w:p>
-    <w:p>
-      <w:pPr>
-        <w:pStyle w:val="SourceCode"/>
-      </w:pPr>
-      <w:r>
-        <w:t xml:space="preserve">    // hex digits, because JSON allows none of them inside a string. cJSON</w:t>
-      </w:r>
-    </w:p>
-    <w:p>
-      <w:pPr>
-        <w:pStyle w:val="SourceCode"/>
-      </w:pPr>
-      <w:r>
-        <w:t xml:space="preserve">    // and serde escape the same characters; they write five of the</w:t>
-      </w:r>
-    </w:p>
-    <w:p>
-      <w:pPr>
-        <w:pStyle w:val="SourceCode"/>
-      </w:pPr>
-      <w:r>
-        <w:t xml:space="preserve">    // control characters shorter (\n for a line break), and JSON reads</w:t>
-      </w:r>
-    </w:p>
-    <w:p>
-      <w:pPr>
-        <w:pStyle w:val="SourceCode"/>
-      </w:pPr>
-      <w:r>
-        <w:t xml:space="preserve">    // both forms back as the same character. Remember, bytes(text) gives</w:t>
-      </w:r>
-    </w:p>
-    <w:p>
-      <w:pPr>
-        <w:pStyle w:val="SourceCode"/>
-      </w:pPr>
-      <w:r>
-        <w:t xml:space="preserve">    // the text's bytes, and bytes.concat joins bytes (Lesson 3.14a).</w:t>
-      </w:r>
-    </w:p>
-    <w:p>
-      <w:pPr>
-        <w:pStyle w:val="SourceCode"/>
-      </w:pPr>
-      <w:r>
-        <w:t xml:space="preserve">    function jsonString(string memory plainText)</w:t>
-      </w:r>
-    </w:p>
-    <w:p>
-      <w:pPr>
-        <w:pStyle w:val="SourceCode"/>
-      </w:pPr>
-      <w:r>
-        <w:t xml:space="preserve">        internal</w:t>
-      </w:r>
-    </w:p>
-    <w:p>
-      <w:pPr>
-        <w:pStyle w:val="SourceCode"/>
-      </w:pPr>
-      <w:r>
-        <w:t xml:space="preserve">        pure</w:t>
-      </w:r>
-    </w:p>
-    <w:p>
-      <w:pPr>
-        <w:pStyle w:val="SourceCode"/>
-      </w:pPr>
-      <w:r>
-        <w:t xml:space="preserve">        returns (string memory)</w:t>
-      </w:r>
-    </w:p>
-    <w:p>
-      <w:pPr>
-        <w:pStyle w:val="SourceCode"/>
-      </w:pPr>
-      <w:r>
-        <w:t xml:space="preserve">    {</w:t>
-      </w:r>
-    </w:p>
-    <w:p>
-      <w:pPr>
-        <w:pStyle w:val="SourceCode"/>
-      </w:pPr>
-      <w:r>
-        <w:t xml:space="preserve">        bytes memory plainBytes = bytes(plainText);</w:t>
-      </w:r>
-    </w:p>
-    <w:p>
-      <w:pPr>
-        <w:pStyle w:val="SourceCode"/>
-      </w:pPr>
-      <w:r>
-        <w:t xml:space="preserve">        bytes memory escaped = "";</w:t>
-      </w:r>
-    </w:p>
-    <w:p>
-      <w:pPr>
-        <w:pStyle w:val="SourceCode"/>
-      </w:pPr>
-      <w:r>
-        <w:t xml:space="preserve">        for (uint256 position = 0; position &lt; plainBytes.length; position++) {</w:t>
-      </w:r>
-    </w:p>
-    <w:p>
-      <w:pPr>
-        <w:pStyle w:val="SourceCode"/>
-      </w:pPr>
-      <w:r>
-        <w:t xml:space="preserve">            bytes1 character = plainBytes[position];</w:t>
-      </w:r>
-    </w:p>
-    <w:p>
-      <w:pPr>
-        <w:pStyle w:val="SourceCode"/>
-      </w:pPr>
-      <w:r>
-        <w:t xml:space="preserve">            // uint8(character) is the byte's number, 0 to 255; / 16 and</w:t>
-      </w:r>
-    </w:p>
-    <w:p>
-      <w:pPr>
-        <w:pStyle w:val="SourceCode"/>
-      </w:pPr>
-      <w:r>
-        <w:t xml:space="preserve">            // % 16 give its two hex digits, each found in HEX_DIGITS.</w:t>
-      </w:r>
-    </w:p>
-    <w:p>
-      <w:pPr>
-        <w:pStyle w:val="SourceCode"/>
-      </w:pPr>
-      <w:r>
-        <w:t xml:space="preserve">            uint8 characterCode = uint8(character);</w:t>
-      </w:r>
-    </w:p>
-    <w:p>
-      <w:pPr>
-        <w:pStyle w:val="SourceCode"/>
-      </w:pPr>
-      <w:r>
-        <w:t xml:space="preserve">            if (characterCode &lt; 32) {</w:t>
-      </w:r>
-    </w:p>
-    <w:p>
-      <w:pPr>
-        <w:pStyle w:val="SourceCode"/>
-      </w:pPr>
-      <w:r>
-        <w:t xml:space="preserve">                escaped = bytes.concat(escaped, "\\u00",</w:t>
-      </w:r>
-    </w:p>
-    <w:p>
-      <w:pPr>
-        <w:pStyle w:val="SourceCode"/>
-      </w:pPr>
-      <w:r>
-        <w:t xml:space="preserve">                                       bytes(HEX_DIGITS)[characterCode / 16],</w:t>
-      </w:r>
-    </w:p>
-    <w:p>
-      <w:pPr>
-        <w:pStyle w:val="SourceCode"/>
-      </w:pPr>
-      <w:r>
-        <w:t xml:space="preserve">                                       bytes(HEX_DIGITS)[characterCode % 16]);</w:t>
-      </w:r>
-    </w:p>
-    <w:p>
-      <w:pPr>
-        <w:pStyle w:val="SourceCode"/>
-      </w:pPr>
-      <w:r>
-        <w:t xml:space="preserve">            } else {</w:t>
-      </w:r>
-    </w:p>
-    <w:p>
-      <w:pPr>
-        <w:pStyle w:val="SourceCode"/>
-      </w:pPr>
-      <w:r>
-        <w:t xml:space="preserve">                if (character == '"' || character == "\\") {</w:t>
-      </w:r>
-    </w:p>
-    <w:p>
-      <w:pPr>
-        <w:pStyle w:val="SourceCode"/>
-      </w:pPr>
-      <w:r>
-        <w:t xml:space="preserve">                    escaped = bytes.concat(escaped, "\\");</w:t>
-      </w:r>
-    </w:p>
-    <w:p>
-      <w:pPr>
-        <w:pStyle w:val="SourceCode"/>
-      </w:pPr>
-      <w:r>
-        <w:t xml:space="preserve">                }</w:t>
-      </w:r>
-    </w:p>
-    <w:p>
-      <w:pPr>
-        <w:pStyle w:val="SourceCode"/>
-      </w:pPr>
-      <w:r>
-        <w:t xml:space="preserve">                escaped = bytes.concat(escaped, character);</w:t>
-      </w:r>
-    </w:p>
-    <w:p>
-      <w:pPr>
-        <w:pStyle w:val="SourceCode"/>
-      </w:pPr>
-      <w:r>
-        <w:t xml:space="preserve">            }</w:t>
-      </w:r>
-    </w:p>
-    <w:p>
-      <w:pPr>
-        <w:pStyle w:val="SourceCode"/>
-      </w:pPr>
-      <w:r>
-        <w:t xml:space="preserve">        }</w:t>
-      </w:r>
-    </w:p>
-    <w:p>
-      <w:pPr>
-        <w:pStyle w:val="SourceCode"/>
-      </w:pPr>
-      <w:r>
-        <w:t xml:space="preserve">        return string.concat('"', string(escaped), '"');</w:t>
-      </w:r>
-    </w:p>
-    <w:p>
-      <w:pPr>
-        <w:pStyle w:val="SourceCode"/>
-      </w:pPr>
-      <w:r>
-        <w:t xml:space="preserve">    }</w:t>
-      </w:r>
-    </w:p>
-    <w:p>
-      <w:pPr>
-        <w:pStyle w:val="SourceCode"/>
-      </w:pPr>
-    </w:p>
-    <w:p>
-      <w:pPr>
-        <w:pStyle w:val="SourceCode"/>
-      </w:pPr>
-      <w:r>
-        <w:t xml:space="preserve">    // One contact as Lesson 5.8a's JSON object, with null for no phone.</w:t>
-      </w:r>
-    </w:p>
-    <w:p>
-      <w:pPr>
-        <w:pStyle w:val="SourceCode"/>
-      </w:pPr>
-      <w:r>
-        <w:t xml:space="preserve">    function contactToJson(Contact memory contact)</w:t>
-      </w:r>
-    </w:p>
-    <w:p>
-      <w:pPr>
-        <w:pStyle w:val="SourceCode"/>
-      </w:pPr>
-      <w:r>
-        <w:t xml:space="preserve">        internal</w:t>
-      </w:r>
-    </w:p>
-    <w:p>
-      <w:pPr>
-        <w:pStyle w:val="SourceCode"/>
-      </w:pPr>
-      <w:r>
-        <w:t xml:space="preserve">        pure</w:t>
-      </w:r>
-    </w:p>
-    <w:p>
-      <w:pPr>
-        <w:pStyle w:val="SourceCode"/>
-      </w:pPr>
-      <w:r>
-        <w:t xml:space="preserve">        returns (string memory)</w:t>
-      </w:r>
-    </w:p>
-    <w:p>
-      <w:pPr>
-        <w:pStyle w:val="SourceCode"/>
-      </w:pPr>
-      <w:r>
-        <w:t xml:space="preserve">    {</w:t>
-      </w:r>
-    </w:p>
-    <w:p>
-      <w:pPr>
-        <w:pStyle w:val="SourceCode"/>
-      </w:pPr>
-      <w:r>
-        <w:t xml:space="preserve">        string memory phoneJson = "null";</w:t>
-      </w:r>
-    </w:p>
-    <w:p>
-      <w:pPr>
-        <w:pStyle w:val="SourceCode"/>
-      </w:pPr>
-      <w:r>
-        <w:t xml:space="preserve">        if (bytes(contact.phone).length &gt; 0) {</w:t>
-      </w:r>
-    </w:p>
-    <w:p>
-      <w:pPr>
-        <w:pStyle w:val="SourceCode"/>
-      </w:pPr>
-      <w:r>
-        <w:t xml:space="preserve">            phoneJson = jsonString(contact.phone);</w:t>
-      </w:r>
-    </w:p>
-    <w:p>
-      <w:pPr>
-        <w:pStyle w:val="SourceCode"/>
-      </w:pPr>
-      <w:r>
-        <w:t xml:space="preserve">        }</w:t>
-      </w:r>
-    </w:p>
-    <w:p>
-      <w:pPr>
-        <w:pStyle w:val="SourceCode"/>
-      </w:pPr>
-      <w:r>
-        <w:t xml:space="preserve">        return string.concat('{"id":', numberText(contact.id),</w:t>
-      </w:r>
-    </w:p>
-    <w:p>
-      <w:pPr>
-        <w:pStyle w:val="SourceCode"/>
-      </w:pPr>
-      <w:r>
-        <w:t xml:space="preserve">                             ',"name":', jsonString(contact.fullName),</w:t>
-      </w:r>
-    </w:p>
-    <w:p>
-      <w:pPr>
-        <w:pStyle w:val="SourceCode"/>
-      </w:pPr>
-      <w:r>
-        <w:t xml:space="preserve">                             ',"email":', jsonString(contact.email),</w:t>
-      </w:r>
-    </w:p>
-    <w:p>
-      <w:pPr>
-        <w:pStyle w:val="SourceCode"/>
-      </w:pPr>
-      <w:r>
-        <w:t xml:space="preserve">                             ',"phone":', phoneJson, "}");</w:t>
-      </w:r>
-    </w:p>
-    <w:p>
-      <w:pPr>
-        <w:pStyle w:val="SourceCode"/>
-      </w:pPr>
-      <w:r>
-        <w:t xml:space="preserve">    }</w:t>
-      </w:r>
-    </w:p>
-    <w:p>
-      <w:pPr>
-        <w:pStyle w:val="SourceCode"/>
-      </w:pPr>
-    </w:p>
-    <w:p>
-      <w:pPr>
-        <w:pStyle w:val="SourceCode"/>
-      </w:pPr>
-      <w:r>
-        <w:t xml:space="preserve">    // GET /api/v1/contacts/{id}: one contact, or the error body. An id the</w:t>
-      </w:r>
-    </w:p>
-    <w:p>
-      <w:pPr>
-        <w:pStyle w:val="SourceCode"/>
-      </w:pPr>
-      <w:r>
-        <w:t xml:space="preserve">    // INT column could not hold is invalid_input; an id no contact has is</w:t>
-      </w:r>
-    </w:p>
-    <w:p>
-      <w:pPr>
-        <w:pStyle w:val="SourceCode"/>
-      </w:pPr>
-      <w:r>
-        <w:t xml:space="preserve">    // not_found, because its entry reads as zero values.</w:t>
-      </w:r>
-    </w:p>
-    <w:p>
-      <w:pPr>
-        <w:pStyle w:val="SourceCode"/>
-      </w:pPr>
-      <w:r>
-        <w:t xml:space="preserve">    function getContact(uint256 contactId)</w:t>
-      </w:r>
-    </w:p>
-    <w:p>
-      <w:pPr>
-        <w:pStyle w:val="SourceCode"/>
-      </w:pPr>
-      <w:r>
-        <w:t xml:space="preserve">        external</w:t>
-      </w:r>
-    </w:p>
-    <w:p>
-      <w:pPr>
-        <w:pStyle w:val="SourceCode"/>
-      </w:pPr>
-      <w:r>
-        <w:t xml:space="preserve">        view</w:t>
-      </w:r>
-    </w:p>
-    <w:p>
-      <w:pPr>
-        <w:pStyle w:val="SourceCode"/>
-      </w:pPr>
-      <w:r>
-        <w:t xml:space="preserve">        returns (string memory)</w:t>
-      </w:r>
-    </w:p>
-    <w:p>
-      <w:pPr>
-        <w:pStyle w:val="SourceCode"/>
-      </w:pPr>
-      <w:r>
-        <w:t xml:space="preserve">    {</w:t>
-      </w:r>
-    </w:p>
-    <w:p>
-      <w:pPr>
-        <w:pStyle w:val="SourceCode"/>
-      </w:pPr>
-      <w:r>
-        <w:t xml:space="preserve">        if (contactId == 0 || contactId &gt; ID_LIMIT) {</w:t>
-      </w:r>
-    </w:p>
-    <w:p>
-      <w:pPr>
-        <w:pStyle w:val="SourceCode"/>
-      </w:pPr>
-      <w:r>
-        <w:t xml:space="preserve">            revert(BAD_ID_JSON);</w:t>
-      </w:r>
-    </w:p>
-    <w:p>
-      <w:pPr>
-        <w:pStyle w:val="SourceCode"/>
-      </w:pPr>
-      <w:r>
-        <w:t xml:space="preserve">        }</w:t>
-      </w:r>
-    </w:p>
-    <w:p>
-      <w:pPr>
-        <w:pStyle w:val="SourceCode"/>
-      </w:pPr>
-      <w:r>
-        <w:t xml:space="preserve">        Contact memory contact = contacts[contactId];</w:t>
-      </w:r>
-    </w:p>
-    <w:p>
-      <w:pPr>
-        <w:pStyle w:val="SourceCode"/>
-      </w:pPr>
-      <w:r>
-        <w:t xml:space="preserve">        if (contact.id == 0) {</w:t>
-      </w:r>
-    </w:p>
-    <w:p>
-      <w:pPr>
-        <w:pStyle w:val="SourceCode"/>
-      </w:pPr>
-      <w:r>
-        <w:t xml:space="preserve">            revert(string.concat('{"code":"not_found","message":',</w:t>
-      </w:r>
-    </w:p>
-    <w:p>
-      <w:pPr>
-        <w:pStyle w:val="SourceCode"/>
-      </w:pPr>
-      <w:r>
-        <w:t xml:space="preserve">                                 '"no contact with id ',</w:t>
-      </w:r>
-    </w:p>
-    <w:p>
-      <w:pPr>
-        <w:pStyle w:val="SourceCode"/>
-      </w:pPr>
-      <w:r>
-        <w:t xml:space="preserve">                                 numberText(contactId), '"}'));</w:t>
-      </w:r>
-    </w:p>
-    <w:p>
-      <w:pPr>
-        <w:pStyle w:val="SourceCode"/>
-      </w:pPr>
-      <w:r>
-        <w:t xml:space="preserve">        }</w:t>
-      </w:r>
-    </w:p>
-    <w:p>
-      <w:pPr>
-        <w:pStyle w:val="SourceCode"/>
-      </w:pPr>
-      <w:r>
-        <w:t xml:space="preserve">        return contactToJson(contact);</w:t>
-      </w:r>
-    </w:p>
-    <w:p>
-      <w:pPr>
-        <w:pStyle w:val="SourceCode"/>
-      </w:pPr>
-      <w:r>
-        <w:t xml:space="preserve">    }</w:t>
-      </w:r>
-    </w:p>
-    <w:p>
-      <w:pPr>
-        <w:pStyle w:val="SourceCode"/>
-      </w:pPr>
-    </w:p>
-    <w:p>
-      <w:pPr>
-        <w:pStyle w:val="SourceCode"/>
-      </w:pPr>
-      <w:r>
-        <w:t xml:space="preserve">    // Remember, comesBefore is true when first belongs before second in</w:t>
-      </w:r>
-    </w:p>
-    <w:p>
-      <w:pPr>
-        <w:pStyle w:val="SourceCode"/>
-      </w:pPr>
-      <w:r>
-        <w:t xml:space="preserve">    // ordinal order (Lesson 2.6a).</w:t>
-      </w:r>
-    </w:p>
-    <w:p>
-      <w:pPr>
-        <w:pStyle w:val="SourceCode"/>
-      </w:pPr>
-      <w:r>
-        <w:t xml:space="preserve">    function comesBefore(string memory first, string memory second)</w:t>
-      </w:r>
-    </w:p>
-    <w:p>
-      <w:pPr>
-        <w:pStyle w:val="SourceCode"/>
-      </w:pPr>
-      <w:r>
-        <w:t xml:space="preserve">        internal</w:t>
-      </w:r>
-    </w:p>
-    <w:p>
-      <w:pPr>
-        <w:pStyle w:val="SourceCode"/>
-      </w:pPr>
-      <w:r>
-        <w:t xml:space="preserve">        pure</w:t>
-      </w:r>
-    </w:p>
-    <w:p>
-      <w:pPr>
-        <w:pStyle w:val="SourceCode"/>
-      </w:pPr>
-      <w:r>
-        <w:t xml:space="preserve">        returns (bool)</w:t>
-      </w:r>
-    </w:p>
-    <w:p>
-      <w:pPr>
-        <w:pStyle w:val="SourceCode"/>
-      </w:pPr>
-      <w:r>
-        <w:t xml:space="preserve">    {</w:t>
-      </w:r>
-    </w:p>
-    <w:p>
-      <w:pPr>
-        <w:pStyle w:val="SourceCode"/>
-      </w:pPr>
-      <w:r>
-        <w:t xml:space="preserve">        bytes memory firstBytes = bytes(first);</w:t>
-      </w:r>
-    </w:p>
-    <w:p>
-      <w:pPr>
-        <w:pStyle w:val="SourceCode"/>
-      </w:pPr>
-      <w:r>
-        <w:t xml:space="preserve">        bytes memory secondBytes = bytes(second);</w:t>
-      </w:r>
-    </w:p>
-    <w:p>
-      <w:pPr>
-        <w:pStyle w:val="SourceCode"/>
-      </w:pPr>
-      <w:r>
-        <w:t xml:space="preserve">        for (uint256 position = 0;</w:t>
-      </w:r>
-    </w:p>
-    <w:p>
-      <w:pPr>
-        <w:pStyle w:val="SourceCode"/>
-      </w:pPr>
-      <w:r>
-        <w:t xml:space="preserve">             position &lt; firstBytes.length &amp;&amp; position &lt; secondBytes.length;</w:t>
-      </w:r>
-    </w:p>
-    <w:p>
-      <w:pPr>
-        <w:pStyle w:val="SourceCode"/>
-      </w:pPr>
-      <w:r>
-        <w:t xml:space="preserve">             position++) {</w:t>
-      </w:r>
-    </w:p>
-    <w:p>
-      <w:pPr>
-        <w:pStyle w:val="SourceCode"/>
-      </w:pPr>
-      <w:r>
-        <w:t xml:space="preserve">            if (firstBytes[position] != secondBytes[position]) {</w:t>
-      </w:r>
-    </w:p>
-    <w:p>
-      <w:pPr>
-        <w:pStyle w:val="SourceCode"/>
-      </w:pPr>
-      <w:r>
-        <w:t xml:space="preserve">                return uint8(firstBytes[position])</w:t>
-      </w:r>
-    </w:p>
-    <w:p>
-      <w:pPr>
-        <w:pStyle w:val="SourceCode"/>
-      </w:pPr>
-      <w:r>
-        <w:t xml:space="preserve">                    &lt; uint8(secondBytes[position]);</w:t>
-      </w:r>
-    </w:p>
-    <w:p>
-      <w:pPr>
-        <w:pStyle w:val="SourceCode"/>
-      </w:pPr>
-      <w:r>
-        <w:t xml:space="preserve">            }</w:t>
-      </w:r>
-    </w:p>
-    <w:p>
-      <w:pPr>
-        <w:pStyle w:val="SourceCode"/>
-      </w:pPr>
-      <w:r>
-        <w:t xml:space="preserve">        }</w:t>
-      </w:r>
-    </w:p>
-    <w:p>
-      <w:pPr>
-        <w:pStyle w:val="SourceCode"/>
-      </w:pPr>
-      <w:r>
-        <w:t xml:space="preserve">        return firstBytes.length &lt; secondBytes.length;</w:t>
-      </w:r>
-    </w:p>
-    <w:p>
-      <w:pPr>
-        <w:pStyle w:val="SourceCode"/>
-      </w:pPr>
-      <w:r>
-        <w:t xml:space="preserve">    }</w:t>
-      </w:r>
-    </w:p>
-    <w:p>
-      <w:pPr>
-        <w:pStyle w:val="SourceCode"/>
-      </w:pPr>
-    </w:p>
-    <w:p>
-      <w:pPr>
-        <w:pStyle w:val="SourceCode"/>
-      </w:pPr>
-      <w:r>
-        <w:t xml:space="preserve">    // Remember, belongsBeforeByName orders by name, then id, as ORDER BY</w:t>
-      </w:r>
-    </w:p>
-    <w:p>
-      <w:pPr>
-        <w:pStyle w:val="SourceCode"/>
-      </w:pPr>
-      <w:r>
-        <w:t xml:space="preserve">    // name, id does (Lesson 4.10a); two names are the same when their</w:t>
-      </w:r>
-    </w:p>
-    <w:p>
-      <w:pPr>
-        <w:pStyle w:val="SourceCode"/>
-      </w:pPr>
-      <w:r>
-        <w:t xml:space="preserve">    // keccak256 fingerprints are (Lesson 2.5a).</w:t>
-      </w:r>
-    </w:p>
-    <w:p>
-      <w:pPr>
-        <w:pStyle w:val="SourceCode"/>
-      </w:pPr>
-      <w:r>
-        <w:t xml:space="preserve">    function belongsBeforeByName(Contact memory first, Contact memory second)</w:t>
-      </w:r>
-    </w:p>
-    <w:p>
-      <w:pPr>
-        <w:pStyle w:val="SourceCode"/>
-      </w:pPr>
-      <w:r>
-        <w:t xml:space="preserve">        internal</w:t>
-      </w:r>
-    </w:p>
-    <w:p>
-      <w:pPr>
-        <w:pStyle w:val="SourceCode"/>
-      </w:pPr>
-      <w:r>
-        <w:t xml:space="preserve">        pure</w:t>
-      </w:r>
-    </w:p>
-    <w:p>
-      <w:pPr>
-        <w:pStyle w:val="SourceCode"/>
-      </w:pPr>
-      <w:r>
-        <w:t xml:space="preserve">        returns (bool)</w:t>
-      </w:r>
-    </w:p>
-    <w:p>
-      <w:pPr>
-        <w:pStyle w:val="SourceCode"/>
-      </w:pPr>
-      <w:r>
-        <w:t xml:space="preserve">    {</w:t>
-      </w:r>
-    </w:p>
-    <w:p>
-      <w:pPr>
-        <w:pStyle w:val="SourceCode"/>
-      </w:pPr>
-      <w:r>
-        <w:t xml:space="preserve">        if (keccak256(bytes(first.fullName)) ==</w:t>
-      </w:r>
-    </w:p>
-    <w:p>
-      <w:pPr>
-        <w:pStyle w:val="SourceCode"/>
-      </w:pPr>
-      <w:r>
-        <w:t xml:space="preserve">                keccak256(bytes(second.fullName))) {</w:t>
-      </w:r>
-    </w:p>
-    <w:p>
-      <w:pPr>
-        <w:pStyle w:val="SourceCode"/>
-      </w:pPr>
-      <w:r>
-        <w:t xml:space="preserve">            return first.id &lt; second.id;</w:t>
-      </w:r>
-    </w:p>
-    <w:p>
-      <w:pPr>
-        <w:pStyle w:val="SourceCode"/>
-      </w:pPr>
-      <w:r>
-        <w:t xml:space="preserve">        }</w:t>
-      </w:r>
-    </w:p>
-    <w:p>
-      <w:pPr>
-        <w:pStyle w:val="SourceCode"/>
-      </w:pPr>
-      <w:r>
-        <w:t xml:space="preserve">        return comesBefore(first.fullName, second.fullName);</w:t>
-      </w:r>
-    </w:p>
-    <w:p>
-      <w:pPr>
-        <w:pStyle w:val="SourceCode"/>
-      </w:pPr>
-      <w:r>
-        <w:t xml:space="preserve">    }</w:t>
-      </w:r>
-    </w:p>
-    <w:p>
-      <w:pPr>
-        <w:pStyle w:val="SourceCode"/>
-      </w:pPr>
-    </w:p>
-    <w:p>
-      <w:pPr>
-        <w:pStyle w:val="SourceCode"/>
-      </w:pPr>
-      <w:r>
-        <w:t xml:space="preserve">    // GET /api/v1/contacts: every contact, in name order, as one JSON</w:t>
-      </w:r>
-    </w:p>
-    <w:p>
-      <w:pPr>
-        <w:pStyle w:val="SourceCode"/>
-      </w:pPr>
-      <w:r>
-        <w:t xml:space="preserve">    // array; [] when there are none, because an empty collection still</w:t>
-      </w:r>
-    </w:p>
-    <w:p>
-      <w:pPr>
-        <w:pStyle w:val="SourceCode"/>
-      </w:pPr>
-      <w:r>
-        <w:t xml:space="preserve">    // exists. A contract has no ORDER BY, so the view function sorts a</w:t>
-      </w:r>
-    </w:p>
-    <w:p>
-      <w:pPr>
-        <w:pStyle w:val="SourceCode"/>
-      </w:pPr>
-      <w:r>
-        <w:t xml:space="preserve">    // memory copy with Lesson 4.10a's swap loop; a call runs on the node</w:t>
-      </w:r>
-    </w:p>
-    <w:p>
-      <w:pPr>
-        <w:pStyle w:val="SourceCode"/>
-      </w:pPr>
-      <w:r>
-        <w:t xml:space="preserve">    // and costs the caller nothing, but a transaction that called it</w:t>
-      </w:r>
-    </w:p>
-    <w:p>
-      <w:pPr>
-        <w:pStyle w:val="SourceCode"/>
-      </w:pPr>
-      <w:r>
-        <w:t xml:space="preserve">    // would pay gas for every step.</w:t>
-      </w:r>
-    </w:p>
-    <w:p>
-      <w:pPr>
-        <w:pStyle w:val="SourceCode"/>
-      </w:pPr>
-      <w:r>
-        <w:t xml:space="preserve">    function getContacts() external view returns (string memory) {</w:t>
-      </w:r>
-    </w:p>
-    <w:p>
-      <w:pPr>
-        <w:pStyle w:val="SourceCode"/>
-      </w:pPr>
-      <w:r>
-        <w:t xml:space="preserve">        Contact[] memory found = new Contact[](lastId);</w:t>
-      </w:r>
-    </w:p>
-    <w:p>
-      <w:pPr>
-        <w:pStyle w:val="SourceCode"/>
-      </w:pPr>
-      <w:r>
-        <w:t xml:space="preserve">        for (uint256 index = 0; index &lt; lastId; index++) {</w:t>
-      </w:r>
-    </w:p>
-    <w:p>
-      <w:pPr>
-        <w:pStyle w:val="SourceCode"/>
-      </w:pPr>
-      <w:r>
-        <w:t xml:space="preserve">            found[index] = contacts[index + 1];</w:t>
-      </w:r>
-    </w:p>
-    <w:p>
-      <w:pPr>
-        <w:pStyle w:val="SourceCode"/>
-      </w:pPr>
-      <w:r>
-        <w:t xml:space="preserve">        }</w:t>
-      </w:r>
-    </w:p>
-    <w:p>
-      <w:pPr>
-        <w:pStyle w:val="SourceCode"/>
-      </w:pPr>
-      <w:r>
-        <w:t xml:space="preserve">        for (uint256 position = 0; position &lt; found.length; position++) {</w:t>
-      </w:r>
-    </w:p>
-    <w:p>
-      <w:pPr>
-        <w:pStyle w:val="SourceCode"/>
-      </w:pPr>
-      <w:r>
-        <w:t xml:space="preserve">            for (uint256 later = position + 1; later &lt; found.length;</w:t>
-      </w:r>
-    </w:p>
-    <w:p>
-      <w:pPr>
-        <w:pStyle w:val="SourceCode"/>
-      </w:pPr>
-      <w:r>
-        <w:t xml:space="preserve">                 later++) {</w:t>
-      </w:r>
-    </w:p>
-    <w:p>
-      <w:pPr>
-        <w:pStyle w:val="SourceCode"/>
-      </w:pPr>
-      <w:r>
-        <w:t xml:space="preserve">                if (belongsBeforeByName(found[later], found[position])) {</w:t>
-      </w:r>
-    </w:p>
-    <w:p>
-      <w:pPr>
-        <w:pStyle w:val="SourceCode"/>
-      </w:pPr>
-      <w:r>
-        <w:t xml:space="preserve">                    Contact memory held = found[position];</w:t>
-      </w:r>
-    </w:p>
-    <w:p>
-      <w:pPr>
-        <w:pStyle w:val="SourceCode"/>
-      </w:pPr>
-      <w:r>
-        <w:t xml:space="preserve">                    found[position] = found[later];</w:t>
-      </w:r>
-    </w:p>
-    <w:p>
-      <w:pPr>
-        <w:pStyle w:val="SourceCode"/>
-      </w:pPr>
-      <w:r>
-        <w:t xml:space="preserve">                    found[later] = held;</w:t>
-      </w:r>
-    </w:p>
-    <w:p>
-      <w:pPr>
-        <w:pStyle w:val="SourceCode"/>
-      </w:pPr>
-      <w:r>
-        <w:t xml:space="preserve">                }</w:t>
-      </w:r>
-    </w:p>
-    <w:p>
-      <w:pPr>
-        <w:pStyle w:val="SourceCode"/>
-      </w:pPr>
-      <w:r>
-        <w:t xml:space="preserve">            }</w:t>
-      </w:r>
-    </w:p>
-    <w:p>
-      <w:pPr>
-        <w:pStyle w:val="SourceCode"/>
-      </w:pPr>
-      <w:r>
-        <w:t xml:space="preserve">        }</w:t>
-      </w:r>
-    </w:p>
-    <w:p>
-      <w:pPr>
-        <w:pStyle w:val="SourceCode"/>
-      </w:pPr>
-      <w:r>
-        <w:t xml:space="preserve">        string memory arrayJson = "[";</w:t>
-      </w:r>
-    </w:p>
-    <w:p>
-      <w:pPr>
-        <w:pStyle w:val="SourceCode"/>
-      </w:pPr>
-      <w:r>
-        <w:t xml:space="preserve">        for (uint256 index = 0; index &lt; found.length; index++) {</w:t>
-      </w:r>
-    </w:p>
-    <w:p>
-      <w:pPr>
-        <w:pStyle w:val="SourceCode"/>
-      </w:pPr>
-      <w:r>
-        <w:t xml:space="preserve">            if (index &gt; 0) {</w:t>
-      </w:r>
-    </w:p>
-    <w:p>
-      <w:pPr>
-        <w:pStyle w:val="SourceCode"/>
-      </w:pPr>
-      <w:r>
-        <w:t xml:space="preserve">                arrayJson = string.concat(arrayJson, ",");</w:t>
-      </w:r>
-    </w:p>
-    <w:p>
-      <w:pPr>
-        <w:pStyle w:val="SourceCode"/>
-      </w:pPr>
-      <w:r>
-        <w:t xml:space="preserve">            }</w:t>
-      </w:r>
-    </w:p>
-    <w:p>
-      <w:pPr>
-        <w:pStyle w:val="SourceCode"/>
-      </w:pPr>
-      <w:r>
-        <w:t xml:space="preserve">            arrayJson = string.concat(arrayJson, contactToJson(found[index]));</w:t>
-      </w:r>
-    </w:p>
-    <w:p>
-      <w:pPr>
-        <w:pStyle w:val="SourceCode"/>
-      </w:pPr>
-      <w:r>
-        <w:t xml:space="preserve">        }</w:t>
-      </w:r>
-    </w:p>
-    <w:p>
-      <w:pPr>
-        <w:pStyle w:val="SourceCode"/>
-      </w:pPr>
-      <w:r>
-        <w:t xml:space="preserve">        return string.concat(arrayJson, "]");</w:t>
-      </w:r>
-    </w:p>
-    <w:p>
-      <w:pPr>
-        <w:pStyle w:val="SourceCode"/>
-      </w:pPr>
-      <w:r>
-        <w:t xml:space="preserve">    }</w:t>
-      </w:r>
-    </w:p>
-    <w:p>
-      <w:pPr>
-        <w:pStyle w:val="SourceCode"/>
-      </w:pPr>
-    </w:p>
-    <w:p>
-      <w:pPr>
-        <w:pStyle w:val="SourceCode"/>
-      </w:pPr>
-      <w:r>
-        <w:t xml:space="preserve">    // Remember, fallback refuses every function this contract does not</w:t>
-      </w:r>
-    </w:p>
-    <w:p>
-      <w:pPr>
-        <w:pStyle w:val="SourceCode"/>
-      </w:pPr>
-      <w:r>
-        <w:t xml:space="preserve">    // have with the not-found body.</w:t>
-      </w:r>
-    </w:p>
-    <w:p>
-      <w:pPr>
-        <w:pStyle w:val="SourceCode"/>
-      </w:pPr>
-      <w:r>
-        <w:t xml:space="preserve">    fallback() external {</w:t>
-      </w:r>
-    </w:p>
-    <w:p>
-      <w:pPr>
-        <w:pStyle w:val="SourceCode"/>
-        <w:keepNext/>
-      </w:pPr>
-      <w:r>
-        <w:t xml:space="preserve">        revert(NOT_FOUND_JSON);</w:t>
-      </w:r>
-    </w:p>
-    <w:p>
-      <w:pPr>
-        <w:pStyle w:val="SourceCode"/>
-        <w:keepNext/>
-      </w:pPr>
-      <w:r>
-        <w:t xml:space="preserve">    }</w:t>
-      </w:r>
-    </w:p>
-    <w:p>
-      <w:pPr>
-        <w:pStyle w:val="SourceCode"/>
-      </w:pPr>
-      <w:r>
-        <w:t>}</w:t>
+        <w:t>The Production-Minded contract, saved in the Basic Implementation, is Lesson 6.6a's ContactApi, with addContact, getContact, getContacts, health, and the fallback unchanged, plus replaceContact, the PUT endpoint: it checks the id range first, as getContact does, writes every error body with jsonString, is public, and returns the stored contact's JSON. DeployContactApi, copied from Lesson 6.6a, stores the three contacts. The Client Run is the Basic one, and the Call Check is the curl Check's counterpart.</w:t>
       </w:r>
     </w:p>
     <w:p>
@@ -52020,7 +52450,10 @@
     </w:p>
     <w:p>
       <w:r>
-        <w:t>Cargo.toml names the Rust project, put_requests, and pins Lesson 6.6a's crates at the same versions. src/lib.rs, printed in the Rust section, makes the project a library too. Cargo.lock and foundry.toml are not printed: step 2 copies Lesson 6.6a's; never edit the lock by hand.</w:t>
+        <w:t>This is the file the setup commands wrote, shown here so you can check yours. The comments are the course's notes on each line; cargo add writes the same names, versions, and features without them, and its blank lines and layout may differ. Cargo.toml names the Rust project, put_requests, and pins Lesson 6.6a's crates at the same versions. src/lib.rs, printed in the Rust section, makes the project a library too. Cargo.lock and foundry.toml are not printed: step 2 copies Lesson 6.6a's; never edit the lock by</w:t>
+      </w:r>
+      <w:r>
+        <w:t xml:space="preserve"> hand.</w:t>
       </w:r>
     </w:p>
     <w:p>
@@ -52934,7 +53367,10 @@
     </w:p>
     <w:p>
       <w:r>
-        <w:t>The Contact Manager REST API's EXTENDED companion answers Replace contact with exactly this handler and replace_contact, in contact_replace beside Lesson 6.5a's contact store and Lesson 6.6a's contact_create. Lesson 6.8a's PATCH reads the stored contact, merges only the fields its body names, and passes the result to the same replace_contact, so both updates share one set of checks and one UPDATE. In Solidity, ContactApi's public replaceContact carries on: Lesson 6.8a's patch calls it, and Lesson 6.16a lets only an approved sender call it.</w:t>
+        <w:t>The Contact Manager REST API's EXTENDED companion answers Replace contact with exactly this handler and replace_contact, in contact_replace beside Lesson 6.5a's contact store and Lesson 6.6a's contact_create. Lesson 6.8a's PATCH reads the stored contact, merges only the fields its body names, and passes the result to the same replace_contact, so both updates share one set of checks and one UPDATE. In Solidity, ContactApi's public replaceContact carries on: Lesson 6.8a's patch calls it, and Lesson 6.16a lets</w:t>
+      </w:r>
+      <w:r>
+        <w:t xml:space="preserve"> only an approved sender call it.</w:t>
       </w:r>
     </w:p>
     <w:p>
@@ -53009,7 +53445,10 @@
     </w:p>
     <w:p>
       <w:r>
-        <w:t>Before you run it, predict its three lines and the line Terminal 1 adds. Rebuild the client, start the Production-Minded server, and run the client. The output must match the Required Exercise Output below, the exit code must be 0, and Terminal 1 must show GET /api/v1/contacts/3 -&gt; 200 after the two PUT lines. The body is the same as both PUT answers: the PUT's answer is what the database holds. Solidity prints the two Status: 0x1 lines and Same answer both times: yes, then {"id":3,"name":"Alan Turing","email":"alan@example.com","phone":"555-0199"}: what the two transactions left in storage.</w:t>
+        <w:t>Before you run it, predict its three lines and the line Terminal 1 adds. Rebuild the client, start the Production-Minded server, and run the client. The output must match the Required Exercise Output below, the exit code must be 0, and Terminal 1 must show GET /api/v1/contacts/3 -&gt; 200 after the two PUT lines. The body is the same as both PUT answers: the PUT's answer is what the database holds. Solidity prints the two Status: 0x1 lines and Same answer both times: yes, then {"id":3,"name":"Alan Turing","ema</w:t>
+      </w:r>
+      <w:r>
+        <w:t>il":"alan@example.com","phone":"555-0199"}: what the two transactions left in storage.</w:t>
       </w:r>
     </w:p>
     <w:p>
@@ -53107,7 +53546,13 @@
         <w:pStyle w:val="ListBullet"/>
       </w:pPr>
       <w:r>
-        <w:t>In the Production-Minded server, write body_id_matches beside handle_replace_contact. It takes the body and the path's id and returns true (1 in Assembly) when the body has no id key, or its id is a whole number equal to the path's, and false (0) otherwise. Parse the body with the JSON library, as contact_from_json does: Assembly cJSON_ParseWithOpts, then cJSON_GetObjectItemCaseSensitive for "id", which is 0 when the key is missing; otherwise cJSON_IsNumber, then cJSON_GetNumberValue, which returns the number as a double in xmm0; cvtsi2sd puts the id in xmm1 as a double, and ucomisd xmm0, xmm1 compares them, so je jumps when they are equal, and "id":3.0 counts as the whole number 3, as it does in Lesson 6.7's C; cJSON_Delete on every path. Rust: serde_json::from_str into a Value, then match get("id"): None is true, and Some(id_value) compares id_value.as_u64(), which is Some(number) for a whole number that is not negative, with Some(u64::from(contact_id)), which widens the u32 id. Erlang: json:decode in try, then maps:get(&lt;&lt;"id"&gt;&gt;, Record, none): none is true, and any other value is compared with =:=, because json:decode gives a whole number as an integer.</w:t>
+        <w:t>In the Production-Minded server, write body_id_matches beside handle_replace_contact. It takes the body and the path's id and returns true (1 in Assembly) when the body has no id key, or its id is a whole number equal to the path's, and false (0) otherwise. Parse the body with the JSON library, as contact_from_json does: Assembly cJSON_ParseWithOpts, then cJSON_GetObjectItemCaseSensitive for "id", which is 0 when the key is missing; otherwise cJSON_IsNumber, then cJSON_GetNumberValue, which returns the numb</w:t>
+      </w:r>
+      <w:r>
+        <w:t xml:space="preserve">er as a double in xmm0; cvtsi2sd puts the id in xmm1 as a double, and ucomisd xmm0, xmm1 compares them, so je jumps when they are equal, and "id":3.0 counts as the whole number 3, as it does in Lesson 6.7's C; cJSON_Delete on every path. Rust: serde_json::from_str into a Value, then match get("id"): None is true, and Some(id_value) compares id_value.as_u64(), which is Some(number) for a whole number that is not negative, with Some(u64::from(contact_id)), which widens the u32 id. Erlang: json:decode in try, </w:t>
+      </w:r>
+      <w:r>
+        <w:t>then maps:get(&lt;&lt;"id"&gt;&gt;, Record, none): none is true, and any other value is compared with =:=, because json:decode gives a whole number as an integer.</w:t>
       </w:r>
     </w:p>
     <w:p>
@@ -53131,7 +53576,13 @@
         <w:pStyle w:val="ListBullet"/>
       </w:pPr>
       <w:r>
-        <w:t>Solidity: replaceContact's first value is the path's id, so a caller cannot put an id in the body at all. Send one anyway: add a last command to the Client Run, the first cast send's line with "replaceContact(uint256,uint256,string,string,string)" and 3 2 before the three texts, and without --json and what follows it, then $LASTEXITCODE on its own line (echo $? on Linux or macOS). Against the unchanged contract, the fallback refuses it with no such path. Then add to ContactApi a second replaceContact, an overload (Lesson 6.6a): function replaceContact(uint256 contactId, uint256 bodyId, string memory fullName, string memory email, string memory phone) external returns (string memory), which reverts with a new constant ID_MISMATCH_JSON holding {"code":"invalid_input","message":"id in the body must match the path"} when bodyId != contactId, and otherwise returns replaceContact(contactId, fullName, email, phone): it may call the four-value replaceContact because that one is public. Restart anvil, deploy again, and run the Client Run.</w:t>
+        <w:t>Solidity: replaceContact's first value is the path's id, so a caller cannot put an id in the body at all. Send one anyway: add a last command to the Client Run, the first cast send's line with "replaceContact(uint256,uint256,string,string,string)" and 3 2 before the three texts, and without --json and what follows it, then $LASTEXITCODE on its own line (echo $? on Linux or macOS). Against the unchanged contract, the fallback refuses it with no such path. Then add to ContactApi a second replaceContact, an ov</w:t>
+      </w:r>
+      <w:r>
+        <w:t>erload (Lesson 6.6a): function replaceContact(uint256 contactId, uint256 bodyId, string memory fullName, string memory email, string memory phone) external returns (string memory), which reverts with a new constant ID_MISMATCH_JSON holding {"code":"invalid_input","message":"id in the body must match the path"} when bodyId != contactId, and otherwise returns replaceContact(contactId, fullName, email, phone): it may call the four-value replaceContact because that one is public. Restart anvil, deploy again, an</w:t>
+      </w:r>
+      <w:r>
+        <w:t>d run the Client Run.</w:t>
       </w:r>
     </w:p>
     <w:p>
@@ -53313,7 +53764,7 @@
         <w:pStyle w:val="ListBullet"/>
       </w:pPr>
       <w:r>
-        <w:t>I copied certs, the reset file, my Chapter 5 module, Lesson 6.5a's contact store, Lesson 6.6a's contact_create and ContactRules, cJSON, mysql-otp, the DLLs, the deploy scripts, Cargo.lock, and foundry.toml from lesson-6.6-extended, and the Copy Check and Library Check matched.</w:t>
+        <w:t>I copied certs, the reset files, my Chapter 5 module, Lesson 6.5a's contact store, Lesson 6.6a's contact_create and ContactRules, cJSON, mysql-otp, the DLLs, the deploy scripts, Cargo.lock, and foundry.toml from lesson-6.6-extended, and the Copy Check and Library Check matched.</w:t>
       </w:r>
     </w:p>
     <w:p>
@@ -53389,7 +53840,10 @@
     </w:p>
     <w:p>
       <w:r>
-        <w:t>PUT sends the complete new representation of a resource to its own path, and the server stores exactly that, in every language: the handler checks the id and the body with Lesson 6.6a's contact_from_json, takes the id from the path, and replace_contact checks the values, sends Chapter 5's UPDATE, and reads the contact back; a field the body leaves out is replaced too, an unknown id is 404, and found rows keep the repeated PUT at 200. Assembly binds its own four values, Rust and Erlang ask their connectors for the rows matched, and Solidity's same transaction twice leaves the same storage while the chain records both. Lesson 6.8a's PATCH reuses replace_contact to change only the fields a body names.</w:t>
+        <w:t>PUT sends the complete new representation of a resource to its own path, and the server stores exactly that, in every language: the handler checks the id and the body with Lesson 6.6a's contact_from_json, takes the id from the path, and replace_contact checks the values, sends Chapter 5's UPDATE, and reads the contact back; a field the body leaves out is replaced too, an unknown id is 404, and found rows keep the repeated PUT at 200. Assembly binds its own four values, Rust and Erlang ask their connectors f</w:t>
+      </w:r>
+      <w:r>
+        <w:t>or the rows matched, and Solidity's same transaction twice leaves the same storage while the chain records both. Lesson 6.8a's PATCH reuses replace_contact to change only the fields a body names.</w:t>
       </w:r>
     </w:p>
     <w:sectPr>
@@ -53575,31 +54029,31 @@
       </w:rPr>
     </w:lvl>
   </w:abstractNum>
-  <w:num w:numId="1" w16cid:durableId="447511785">
+  <w:num w:numId="1" w16cid:durableId="1126393328">
     <w:abstractNumId w:val="8"/>
   </w:num>
-  <w:num w:numId="2" w16cid:durableId="188880173">
+  <w:num w:numId="2" w16cid:durableId="1867937291">
     <w:abstractNumId w:val="6"/>
   </w:num>
-  <w:num w:numId="3" w16cid:durableId="1493258918">
+  <w:num w:numId="3" w16cid:durableId="1675837491">
     <w:abstractNumId w:val="5"/>
   </w:num>
-  <w:num w:numId="4" w16cid:durableId="1810129844">
+  <w:num w:numId="4" w16cid:durableId="954171314">
     <w:abstractNumId w:val="4"/>
   </w:num>
-  <w:num w:numId="5" w16cid:durableId="1550530010">
+  <w:num w:numId="5" w16cid:durableId="1377395297">
     <w:abstractNumId w:val="7"/>
   </w:num>
-  <w:num w:numId="6" w16cid:durableId="569274609">
+  <w:num w:numId="6" w16cid:durableId="734814248">
     <w:abstractNumId w:val="3"/>
   </w:num>
-  <w:num w:numId="7" w16cid:durableId="376663121">
+  <w:num w:numId="7" w16cid:durableId="224990338">
     <w:abstractNumId w:val="2"/>
   </w:num>
-  <w:num w:numId="8" w16cid:durableId="1834641358">
+  <w:num w:numId="8" w16cid:durableId="1310131190">
     <w:abstractNumId w:val="1"/>
   </w:num>
-  <w:num w:numId="9" w16cid:durableId="1652828394">
+  <w:num w:numId="9" w16cid:durableId="75632453">
     <w:abstractNumId w:val="0"/>
   </w:num>
 </w:numbering>

--- a/Volume 1/Chapter 06 - RESTful APIs/SPA_Vol1_Ch6_Lesson6_7a_PUT_Requests_EXTENDED.docx
+++ b/Volume 1/Chapter 06 - RESTful APIs/SPA_Vol1_Ch6_Lesson6_7a_PUT_Requests_EXTENDED.docx
@@ -573,6 +573,7 @@
         <w:pStyle w:val="ListBullet"/>
       </w:pPr>
       <w:r>
+        <w:lastRenderedPageBreak/>
         <w:t>The handler checks the id and the body, opens one connection, calls replace_contact on it, closes it with close_connection, and answers through send_failure or with the contact as stored. The server prints one line per request.</w:t>
       </w:r>
     </w:p>
@@ -3460,7 +3461,7 @@
         <w:pStyle w:val="SourceCode"/>
       </w:pPr>
       <w:r>
-        <w:t>; (Lesson 6.2a).</w:t>
+        <w:t>; at 16392, the next multiple of 8 (Lesson 6.2a).</w:t>
       </w:r>
     </w:p>
     <w:p>
@@ -4022,23 +4023,23 @@
         <w:pStyle w:val="SourceCode"/>
       </w:pPr>
       <w:r>
-        <w:t xml:space="preserve">    ; The three values copied from the body, the answer to send, the</w:t>
-      </w:r>
-    </w:p>
-    <w:p>
-      <w:pPr>
-        <w:pStyle w:val="SourceCode"/>
-      </w:pPr>
-      <w:r>
-        <w:t xml:space="preserve">    ; not-found message, the copy of the id segment, the id the UPDATE</w:t>
-      </w:r>
-    </w:p>
-    <w:p>
-      <w:pPr>
-        <w:pStyle w:val="SourceCode"/>
-      </w:pPr>
-      <w:r>
-        <w:t xml:space="preserve">    ; sends, the four values it sends, and the record find_contact fills.</w:t>
+        <w:t xml:space="preserve">    ; The body's three values, the answer, the not-found message, the id</w:t>
+      </w:r>
+    </w:p>
+    <w:p>
+      <w:pPr>
+        <w:pStyle w:val="SourceCode"/>
+      </w:pPr>
+      <w:r>
+        <w:t xml:space="preserve">    ; segment's copy, the id the UPDATE sends, then, from a multiple of 8</w:t>
+      </w:r>
+    </w:p>
+    <w:p>
+      <w:pPr>
+        <w:pStyle w:val="SourceCode"/>
+      </w:pPr>
+      <w:r>
+        <w:t xml:space="preserve">    ; (alignb 8), the UPDATE's four values and the record find_contact fills.</w:t>
       </w:r>
     </w:p>
     <w:p>
@@ -4152,7 +4153,7 @@
         <w:pStyle w:val="SourceCode"/>
       </w:pPr>
       <w:r>
-        <w:t>; Remember, read_text_file reads a whole small text file.</w:t>
+        <w:t>; Remember, read_text_file adds a 0 byte; feof is not 0 when the file fit.</w:t>
       </w:r>
     </w:p>
     <w:p>
@@ -4176,7 +4177,7 @@
         <w:pStyle w:val="SourceCode"/>
       </w:pPr>
       <w:r>
-        <w:t>; rbx keeps the space, r12 its size, then the count read, r13 the file.</w:t>
+        <w:t>; rbx keeps the space, then feof's answer, r12 its size, r13 the file.</w:t>
       </w:r>
     </w:p>
     <w:p>
@@ -4477,7 +4478,7 @@
         <w:pStyle w:val="SourceCode"/>
       </w:pPr>
       <w:r>
-        <w:t>; Remember, write_text copies a fixed text into answer_text.</w:t>
+        <w:t>; write_text: copies a text, fixed or cJSON's, into answer_text.</w:t>
       </w:r>
     </w:p>
     <w:p>
@@ -6118,15 +6119,15 @@
         <w:pStyle w:val="SourceCode"/>
       </w:pPr>
       <w:r>
-        <w:t xml:space="preserve">    ; Remember, mysql_stmt_init gives 0 only when memory runs out;</w:t>
-      </w:r>
-    </w:p>
-    <w:p>
-      <w:pPr>
-        <w:pStyle w:val="SourceCode"/>
-      </w:pPr>
-      <w:r>
-        <w:t xml:space="preserve">    ; mysql_errno then names the connection's own failure.</w:t>
+        <w:t xml:space="preserve">    ; Remember, mysql_stmt_init gives 0 only when memory runs out (mysql_errno</w:t>
+      </w:r>
+    </w:p>
+    <w:p>
+      <w:pPr>
+        <w:pStyle w:val="SourceCode"/>
+      </w:pPr>
+      <w:r>
+        <w:t xml:space="preserve">    ; names why); prepare and execute give 0 in eax, bind_param a C bool in al.</w:t>
       </w:r>
     </w:p>
     <w:p>
@@ -8634,23 +8635,23 @@
         <w:pStyle w:val="SourceCode"/>
       </w:pPr>
       <w:r>
-        <w:t>; header. Remember, _copy makes the library keep its own copy, and</w:t>
-      </w:r>
-    </w:p>
-    <w:p>
-      <w:pPr>
-        <w:pStyle w:val="SourceCode"/>
-      </w:pPr>
-      <w:r>
-        <w:t>; libmicrohttpd adds Content-Length; it gives 0 when memory runs out, and</w:t>
-      </w:r>
-    </w:p>
-    <w:p>
-      <w:pPr>
-        <w:pStyle w:val="SourceCode"/>
-      </w:pPr>
-      <w:r>
-        <w:t>; MHD_NO then closes the connection.</w:t>
+        <w:t>; header. Remember, _copy keeps a copy (0 when memory runs out: MHD_NO then</w:t>
+      </w:r>
+    </w:p>
+    <w:p>
+      <w:pPr>
+        <w:pStyle w:val="SourceCode"/>
+      </w:pPr>
+      <w:r>
+        <w:t>; closes the connection), Content-Length is added, and the queue keeps</w:t>
+      </w:r>
+    </w:p>
+    <w:p>
+      <w:pPr>
+        <w:pStyle w:val="SourceCode"/>
+      </w:pPr>
+      <w:r>
+        <w:t>; what it needs, so the response is given back.</w:t>
       </w:r>
     </w:p>
     <w:p>
@@ -9047,23 +9048,23 @@
         <w:pStyle w:val="SourceCode"/>
       </w:pPr>
       <w:r>
-        <w:t>; rbx keeps the Upload, r12 the size's address, then the connection, r13</w:t>
-      </w:r>
-    </w:p>
-    <w:p>
-      <w:pPr>
-        <w:pStyle w:val="SourceCode"/>
-      </w:pPr>
-      <w:r>
-        <w:t>; the count taken, then the status, r14 the address of the Upload's</w:t>
-      </w:r>
-    </w:p>
-    <w:p>
-      <w:pPr>
-        <w:pStyle w:val="SourceCode"/>
-      </w:pPr>
-      <w:r>
-        <w:t>; place, r15 the path.</w:t>
+        <w:t>; rbx keeps the Upload, r12 the connection, r13 the count taken, then the</w:t>
+      </w:r>
+    </w:p>
+    <w:p>
+      <w:pPr>
+        <w:pStyle w:val="SourceCode"/>
+      </w:pPr>
+      <w:r>
+        <w:t>; status, then the answer, r14 the address of the Upload's place, r15 the</w:t>
+      </w:r>
+    </w:p>
+    <w:p>
+      <w:pPr>
+        <w:pStyle w:val="SourceCode"/>
+      </w:pPr>
+      <w:r>
+        <w:t>; path; [rsp + 32] keeps the method and [rsp + 40] the size's address.</w:t>
       </w:r>
     </w:p>
     <w:p>
@@ -9857,31 +9858,31 @@
         <w:pStyle w:val="SourceCode"/>
       </w:pPr>
       <w:r>
-        <w:t xml:space="preserve">    ; MySQL's C library is not safe to start from several threads at</w:t>
-      </w:r>
-    </w:p>
-    <w:p>
-      <w:pPr>
-        <w:pStyle w:val="SourceCode"/>
-      </w:pPr>
-      <w:r>
-        <w:t xml:space="preserve">    ; once, so mysql_server_init starts it once, before the server's</w:t>
-      </w:r>
-    </w:p>
-    <w:p>
-      <w:pPr>
-        <w:pStyle w:val="SourceCode"/>
-      </w:pPr>
-      <w:r>
-        <w:t xml:space="preserve">    ; thread. C writes it mysql_library_init, a #define for this name. It</w:t>
-      </w:r>
-    </w:p>
-    <w:p>
-      <w:pPr>
-        <w:pStyle w:val="SourceCode"/>
-      </w:pPr>
-      <w:r>
-        <w:t xml:space="preserve">    ; returns 0 when it started.</w:t>
+        <w:t xml:space="preserve">    ; Remember, mysql_server_init (C's mysql_library_init) starts MySQL's C</w:t>
+      </w:r>
+    </w:p>
+    <w:p>
+      <w:pPr>
+        <w:pStyle w:val="SourceCode"/>
+      </w:pPr>
+      <w:r>
+        <w:t xml:space="preserve">    ; library once, before the server's thread, for a library that only</w:t>
+      </w:r>
+    </w:p>
+    <w:p>
+      <w:pPr>
+        <w:pStyle w:val="SourceCode"/>
+      </w:pPr>
+      <w:r>
+        <w:t xml:space="preserve">    ; connects (the three 0s), and returns 0 when it started;</w:t>
+      </w:r>
+    </w:p>
+    <w:p>
+      <w:pPr>
+        <w:pStyle w:val="SourceCode"/>
+      </w:pPr>
+      <w:r>
+        <w:t xml:space="preserve">    ; mysql_server_end ends it after MHD_stop_daemon.</w:t>
       </w:r>
     </w:p>
     <w:p>
@@ -10304,7 +10305,7 @@
         <w:pStyle w:val="SourceCode"/>
       </w:pPr>
       <w:r>
-        <w:t xml:space="preserve">    ; Remember, fflush sends the line now, even into a pipe or a file.</w:t>
+        <w:t xml:space="preserve">    ; Remember, fflush sends the line now; __acrt_iob_func 1 = stdout, 2 = stderr.</w:t>
       </w:r>
     </w:p>
     <w:p>
@@ -10923,23 +10924,23 @@
         <w:pStyle w:val="SourceCode"/>
       </w:pPr>
       <w:r>
-        <w:t xml:space="preserve">    ; The complete replacement for contact 3: every field, with a new</w:t>
-      </w:r>
-    </w:p>
-    <w:p>
-      <w:pPr>
-        <w:pStyle w:val="SourceCode"/>
-      </w:pPr>
-      <w:r>
-        <w:t xml:space="preserve">    ; phone. The path names the contact, so the body has no id. Remember,</w:t>
-      </w:r>
-    </w:p>
-    <w:p>
-      <w:pPr>
-        <w:pStyle w:val="SourceCode"/>
-      </w:pPr>
-      <w:r>
-        <w:t xml:space="preserve">    ; a text in single quotes may hold double quotes.</w:t>
+        <w:t xml:space="preserve">    ; The complete replacement for contact 3, every field with a new phone;</w:t>
+      </w:r>
+    </w:p>
+    <w:p>
+      <w:pPr>
+        <w:pStyle w:val="SourceCode"/>
+      </w:pPr>
+      <w:r>
+        <w:t xml:space="preserve">    ; the path names the contact, so the body has no id. Remember, a text in</w:t>
+      </w:r>
+    </w:p>
+    <w:p>
+      <w:pPr>
+        <w:pStyle w:val="SourceCode"/>
+      </w:pPr>
+      <w:r>
+        <w:t xml:space="preserve">    ; single quotes may hold double quotes; no label: bytes follow the text above.</w:t>
       </w:r>
     </w:p>
     <w:p>
@@ -10979,6 +10980,14 @@
         <w:pStyle w:val="SourceCode"/>
       </w:pPr>
       <w:r>
+        <w:t xml:space="preserve">    none_text       db "(none)", 0</w:t>
+      </w:r>
+    </w:p>
+    <w:p>
+      <w:pPr>
+        <w:pStyle w:val="SourceCode"/>
+      </w:pPr>
+      <w:r>
         <w:t xml:space="preserve">    body_line       db "Body: %s", 10, 0</w:t>
       </w:r>
     </w:p>
@@ -11024,15 +11033,15 @@
         <w:pStyle w:val="SourceCode"/>
       </w:pPr>
       <w:r>
-        <w:t>; Remember, .bss reserves memory that starts as zeros: each answer's body,</w:t>
-      </w:r>
-    </w:p>
-    <w:p>
-      <w:pPr>
-        <w:pStyle w:val="SourceCode"/>
-      </w:pPr>
-      <w:r>
-        <w:t>; the status, and the address libcurl fills in.</w:t>
+        <w:t>; Remember, .bss starts as zeros: each answer's body, the status, and the</w:t>
+      </w:r>
+    </w:p>
+    <w:p>
+      <w:pPr>
+        <w:pStyle w:val="SourceCode"/>
+      </w:pPr>
+      <w:r>
+        <w:t>; address libcurl fills in, at a multiple of 8 (alignb 8).</w:t>
       </w:r>
     </w:p>
     <w:p>
@@ -11479,7 +11488,7 @@
         <w:pStyle w:val="SourceCode"/>
       </w:pPr>
       <w:r>
-        <w:t>; rbx keeps the client, r12 the body's space, then the result.</w:t>
+        <w:t>; rbx keeps the client, r12 the body's space, then the result's words.</w:t>
       </w:r>
     </w:p>
     <w:p>
@@ -11695,6 +11704,54 @@
         <w:pStyle w:val="SourceCode"/>
       </w:pPr>
       <w:r>
+        <w:t xml:space="preserve">    ; Remember, printf must never get 0 for %s.</w:t>
+      </w:r>
+    </w:p>
+    <w:p>
+      <w:pPr>
+        <w:pStyle w:val="SourceCode"/>
+      </w:pPr>
+      <w:r>
+        <w:t xml:space="preserve">    mov rdx, [content_type]</w:t>
+      </w:r>
+    </w:p>
+    <w:p>
+      <w:pPr>
+        <w:pStyle w:val="SourceCode"/>
+      </w:pPr>
+      <w:r>
+        <w:t xml:space="preserve">    cmp rdx, 0</w:t>
+      </w:r>
+    </w:p>
+    <w:p>
+      <w:pPr>
+        <w:pStyle w:val="SourceCode"/>
+      </w:pPr>
+      <w:r>
+        <w:t xml:space="preserve">    jne .print_type</w:t>
+      </w:r>
+    </w:p>
+    <w:p>
+      <w:pPr>
+        <w:pStyle w:val="SourceCode"/>
+      </w:pPr>
+      <w:r>
+        <w:t xml:space="preserve">    lea rdx, [none_text]</w:t>
+      </w:r>
+    </w:p>
+    <w:p>
+      <w:pPr>
+        <w:pStyle w:val="SourceCode"/>
+      </w:pPr>
+      <w:r>
+        <w:t>.print_type:</w:t>
+      </w:r>
+    </w:p>
+    <w:p>
+      <w:pPr>
+        <w:pStyle w:val="SourceCode"/>
+      </w:pPr>
+      <w:r>
         <w:t xml:space="preserve">    lea rcx, [content_type_line]</w:t>
       </w:r>
     </w:p>
@@ -11703,14 +11760,6 @@
         <w:pStyle w:val="SourceCode"/>
       </w:pPr>
       <w:r>
-        <w:t xml:space="preserve">    mov rdx, [content_type]</w:t>
-      </w:r>
-    </w:p>
-    <w:p>
-      <w:pPr>
-        <w:pStyle w:val="SourceCode"/>
-      </w:pPr>
-      <w:r>
         <w:t xml:space="preserve">    call printf</w:t>
       </w:r>
     </w:p>
@@ -11767,7 +11816,7 @@
         <w:pStyle w:val="SourceCode"/>
       </w:pPr>
       <w:r>
-        <w:t xml:space="preserve">    ; Remember, curl_easy_strerror gives libcurl's words for the result.</w:t>
+        <w:t xml:space="preserve">    ; Remember, curl_easy_strerror names the result; __acrt_iob_func(2) is stderr.</w:t>
       </w:r>
     </w:p>
     <w:p>
@@ -12520,23 +12569,23 @@
         <w:pStyle w:val="SourceCode"/>
       </w:pPr>
       <w:r>
-        <w:t xml:space="preserve">    ; The same status and the same body: the contact as stored is the</w:t>
-      </w:r>
-    </w:p>
-    <w:p>
-      <w:pPr>
-        <w:pStyle w:val="SourceCode"/>
-      </w:pPr>
-      <w:r>
-        <w:t xml:space="preserve">    ; same after two PUTs as after one. Remember, strcmp returns 0 when</w:t>
-      </w:r>
-    </w:p>
-    <w:p>
-      <w:pPr>
-        <w:pStyle w:val="SourceCode"/>
-      </w:pPr>
-      <w:r>
-        <w:t xml:space="preserve">    ; two texts are the same.</w:t>
+        <w:t xml:space="preserve">    ; Same status and same body: the stored contact is the same after two</w:t>
+      </w:r>
+    </w:p>
+    <w:p>
+      <w:pPr>
+        <w:pStyle w:val="SourceCode"/>
+      </w:pPr>
+      <w:r>
+        <w:t xml:space="preserve">    ; PUTs. rcx holds the line printf prints: no (set again after strcmp,</w:t>
+      </w:r>
+    </w:p>
+    <w:p>
+      <w:pPr>
+        <w:pStyle w:val="SourceCode"/>
+      </w:pPr>
+      <w:r>
+        <w:t xml:space="preserve">    ; which may change rcx) or yes. Remember, strcmp returns 0 for a match.</w:t>
       </w:r>
     </w:p>
     <w:p>
@@ -12645,15 +12694,15 @@
         <w:pStyle w:val="SourceCode"/>
       </w:pPr>
       <w:r>
-        <w:t xml:space="preserve">    ; Remember, curl_slist_free_all gives the list's memory back; it does</w:t>
-      </w:r>
-    </w:p>
-    <w:p>
-      <w:pPr>
-        <w:pStyle w:val="SourceCode"/>
-      </w:pPr>
-      <w:r>
-        <w:t xml:space="preserve">    ; nothing for 0.</w:t>
+        <w:t xml:space="preserve">    ; Remember, curl_slist_free_all gives the list back (it does nothing for</w:t>
+      </w:r>
+    </w:p>
+    <w:p>
+      <w:pPr>
+        <w:pStyle w:val="SourceCode"/>
+      </w:pPr>
+      <w:r>
+        <w:t xml:space="preserve">    ; 0), and main's eax is the exit code: 0 here, 1 on a failure.</w:t>
       </w:r>
     </w:p>
     <w:p>
@@ -14762,23 +14811,23 @@
         <w:pStyle w:val="SourceCode"/>
       </w:pPr>
       <w:r>
-        <w:t xml:space="preserve">    ; An email another contact has is refused by UNIQUE with error 1062,</w:t>
-      </w:r>
-    </w:p>
-    <w:p>
-      <w:pPr>
-        <w:pStyle w:val="SourceCode"/>
-      </w:pPr>
-      <w:r>
-        <w:t xml:space="preserve">    ; which handle_database_error turns into DUPLICATE_EMAIL without</w:t>
-      </w:r>
-    </w:p>
-    <w:p>
-      <w:pPr>
-        <w:pStyle w:val="SourceCode"/>
-      </w:pPr>
-      <w:r>
-        <w:t xml:space="preserve">    ; logging it.</w:t>
+        <w:t xml:space="preserve">    ; Remember, prepare and execute return 0 in eax when they work, and</w:t>
+      </w:r>
+    </w:p>
+    <w:p>
+      <w:pPr>
+        <w:pStyle w:val="SourceCode"/>
+      </w:pPr>
+      <w:r>
+        <w:t xml:space="preserve">    ; bind_param a one-byte C bool, tested in al. A taken email fails execute</w:t>
+      </w:r>
+    </w:p>
+    <w:p>
+      <w:pPr>
+        <w:pStyle w:val="SourceCode"/>
+      </w:pPr>
+      <w:r>
+        <w:t xml:space="preserve">    ; with 1062, which handle_database_error turns into DUPLICATE_EMAIL, unlogged.</w:t>
       </w:r>
     </w:p>
     <w:p>
@@ -16833,15 +16882,15 @@
         <w:pStyle w:val="SourceCode"/>
       </w:pPr>
       <w:r>
-        <w:t xml:space="preserve">    ; Remember, fflush sends the line now: printed into a pipe or a</w:t>
-      </w:r>
-    </w:p>
-    <w:p>
-      <w:pPr>
-        <w:pStyle w:val="SourceCode"/>
-      </w:pPr>
-      <w:r>
-        <w:t xml:space="preserve">    ; file, output waits in a buffer (Lesson 6.0).</w:t>
+        <w:t xml:space="preserve">    ; Remember, __acrt_iob_func(1) gives stdout, and fflush sends the line</w:t>
+      </w:r>
+    </w:p>
+    <w:p>
+      <w:pPr>
+        <w:pStyle w:val="SourceCode"/>
+      </w:pPr>
+      <w:r>
+        <w:t xml:space="preserve">    ; now: in a pipe or a file, output waits in a buffer (Lesson 6.0a).</w:t>
       </w:r>
     </w:p>
     <w:p>
@@ -16902,23 +16951,23 @@
         <w:pStyle w:val="SourceCode"/>
       </w:pPr>
       <w:r>
-        <w:t>; send_json: every answer goes through here, so every answer is logged.</w:t>
-      </w:r>
-    </w:p>
-    <w:p>
-      <w:pPr>
-        <w:pStyle w:val="SourceCode"/>
-      </w:pPr>
-      <w:r>
-        <w:t>; Remember, _copy makes the library keep its own copy of the text, and</w:t>
-      </w:r>
-    </w:p>
-    <w:p>
-      <w:pPr>
-        <w:pStyle w:val="SourceCode"/>
-      </w:pPr>
-      <w:r>
-        <w:t>; libmicrohttpd adds Content-Length.</w:t>
+        <w:t>; send_json: every answer but send_created's 201 comes here and is logged.</w:t>
+      </w:r>
+    </w:p>
+    <w:p>
+      <w:pPr>
+        <w:pStyle w:val="SourceCode"/>
+      </w:pPr>
+      <w:r>
+        <w:t>; Remember, _copy makes the library keep its own copy of the text; it adds</w:t>
+      </w:r>
+    </w:p>
+    <w:p>
+      <w:pPr>
+        <w:pStyle w:val="SourceCode"/>
+      </w:pPr>
+      <w:r>
+        <w:t>; Content-Length, and the queue keeps its own hold, so destroy drops ours.</w:t>
       </w:r>
     </w:p>
     <w:p>
@@ -19094,31 +19143,31 @@
         <w:pStyle w:val="SourceCode"/>
       </w:pPr>
       <w:r>
-        <w:t>; order. An empty table is 200 with [], because an empty collection still</w:t>
-      </w:r>
-    </w:p>
-    <w:p>
-      <w:pPr>
-        <w:pStyle w:val="SourceCode"/>
-      </w:pPr>
-      <w:r>
-        <w:t>; exists. The handle and the rows are 8-byte places in this function's</w:t>
-      </w:r>
-    </w:p>
-    <w:p>
-      <w:pPr>
-        <w:pStyle w:val="SourceCode"/>
-      </w:pPr>
-      <w:r>
-        <w:t>; frame, at [rsp + 32] and [rsp + 40], which open_connection and</w:t>
-      </w:r>
-    </w:p>
-    <w:p>
-      <w:pPr>
-        <w:pStyle w:val="SourceCode"/>
-      </w:pPr>
-      <w:r>
-        <w:t>; list_contact_records fill, as C passes &amp;connection and &amp;rows.</w:t>
+        <w:t>; order; an empty table is 200 with [], since an empty collection exists.</w:t>
+      </w:r>
+    </w:p>
+    <w:p>
+      <w:pPr>
+        <w:pStyle w:val="SourceCode"/>
+      </w:pPr>
+      <w:r>
+        <w:t>; The handle and the rows are 8-byte places at [rsp + 32] and [rsp + 40],</w:t>
+      </w:r>
+    </w:p>
+    <w:p>
+      <w:pPr>
+        <w:pStyle w:val="SourceCode"/>
+      </w:pPr>
+      <w:r>
+        <w:t>; which open_connection and list_contact_records fill (C's &amp;connection and</w:t>
+      </w:r>
+    </w:p>
+    <w:p>
+      <w:pPr>
+        <w:pStyle w:val="SourceCode"/>
+      </w:pPr>
+      <w:r>
+        <w:t>; &amp;rows). The problem comes in rdx, so r8 takes it before edx gets the status.</w:t>
       </w:r>
     </w:p>
     <w:p>
@@ -19587,39 +19636,39 @@
         <w:pStyle w:val="SourceCode"/>
       </w:pPr>
       <w:r>
-        <w:t>; no contact has that id. Every handler has this shape: check the input,</w:t>
-      </w:r>
-    </w:p>
-    <w:p>
-      <w:pPr>
-        <w:pStyle w:val="SourceCode"/>
-      </w:pPr>
-      <w:r>
-        <w:t>; open one connection, make the contact_store calls the request needs on</w:t>
-      </w:r>
-    </w:p>
-    <w:p>
-      <w:pPr>
-        <w:pStyle w:val="SourceCode"/>
-      </w:pPr>
-      <w:r>
-        <w:t>; it, close the connection, then answer the failure or the JSON. From</w:t>
-      </w:r>
-    </w:p>
-    <w:p>
-      <w:pPr>
-        <w:pStyle w:val="SourceCode"/>
-      </w:pPr>
-      <w:r>
-        <w:t>; Lesson 6.16a, an authentication check comes before everything else.</w:t>
-      </w:r>
-    </w:p>
-    <w:p>
-      <w:pPr>
-        <w:pStyle w:val="SourceCode"/>
-      </w:pPr>
-      <w:r>
-        <w:t>; The handle is an 8-byte place at [rsp + 32].</w:t>
+        <w:t>; no contact has that id. Remember, every handler has six steps: the</w:t>
+      </w:r>
+    </w:p>
+    <w:p>
+      <w:pPr>
+        <w:pStyle w:val="SourceCode"/>
+      </w:pPr>
+      <w:r>
+        <w:t>; authentication check (from Lesson 6.16a), the input checks,</w:t>
+      </w:r>
+    </w:p>
+    <w:p>
+      <w:pPr>
+        <w:pStyle w:val="SourceCode"/>
+      </w:pPr>
+      <w:r>
+        <w:t>; open_connection, the contact store calls on that one connection,</w:t>
+      </w:r>
+    </w:p>
+    <w:p>
+      <w:pPr>
+        <w:pStyle w:val="SourceCode"/>
+      </w:pPr>
+      <w:r>
+        <w:t>; close_connection, which also ends this thread's MySQL use, then</w:t>
+      </w:r>
+    </w:p>
+    <w:p>
+      <w:pPr>
+        <w:pStyle w:val="SourceCode"/>
+      </w:pPr>
+      <w:r>
+        <w:t>; send_failure or the answer. The handle is an 8-byte place at [rsp + 32].</w:t>
       </w:r>
     </w:p>
     <w:p>
@@ -20280,7 +20329,7 @@
         <w:pStyle w:val="SourceCode"/>
       </w:pPr>
       <w:r>
-        <w:t>; [rsp + 32] is snprintf's fifth value.</w:t>
+        <w:t>; [rsp + 32] is snprintf's fifth value, the id: mov eax clears rax's top half.</w:t>
       </w:r>
     </w:p>
     <w:p>
@@ -24594,23 +24643,23 @@
         <w:pStyle w:val="SourceCode"/>
       </w:pPr>
       <w:r>
-        <w:t xml:space="preserve">    ; in .bss, memory every thread shares, so two requests answered at</w:t>
-      </w:r>
-    </w:p>
-    <w:p>
-      <w:pPr>
-        <w:pStyle w:val="SourceCode"/>
-      </w:pPr>
-      <w:r>
-        <w:t xml:space="preserve">    ; once on two threads could overwrite each other's values there.</w:t>
-      </w:r>
-    </w:p>
-    <w:p>
-      <w:pPr>
-        <w:pStyle w:val="SourceCode"/>
-      </w:pPr>
-      <w:r>
-        <w:t xml:space="preserve">    ; Volume 2 teaches threads and the locks that make sharing safe.</w:t>
+        <w:t xml:space="preserve">    ; in .bss, memory every thread shares, so two requests at once could</w:t>
+      </w:r>
+    </w:p>
+    <w:p>
+      <w:pPr>
+        <w:pStyle w:val="SourceCode"/>
+      </w:pPr>
+      <w:r>
+        <w:t xml:space="preserve">    ; overwrite each other's values there (Volume 2, Chapter 10, Lesson</w:t>
+      </w:r>
+    </w:p>
+    <w:p>
+      <w:pPr>
+        <w:pStyle w:val="SourceCode"/>
+      </w:pPr>
+      <w:r>
+        <w:t xml:space="preserve">    ; 10.1: Thread Creation; Chapter 11, Lesson 11.1: Mutexes).</w:t>
       </w:r>
     </w:p>
     <w:p>
@@ -25693,23 +25742,23 @@
         <w:pStyle w:val="SourceCode"/>
       </w:pPr>
       <w:r>
-        <w:t xml:space="preserve">    ; phone. The path names the contact, so the body has no id. In this</w:t>
-      </w:r>
-    </w:p>
-    <w:p>
-      <w:pPr>
-        <w:pStyle w:val="SourceCode"/>
-      </w:pPr>
-      <w:r>
-        <w:t xml:space="preserve">    ; lesson the body is written out as text; Lesson 6.12a builds it with</w:t>
-      </w:r>
-    </w:p>
-    <w:p>
-      <w:pPr>
-        <w:pStyle w:val="SourceCode"/>
-      </w:pPr>
-      <w:r>
-        <w:t xml:space="preserve">    ; cJSON. Remember, a text in single quotes may hold double quotes.</w:t>
+        <w:t xml:space="preserve">    ; phone; the path names the contact, so the body has no id. Written out</w:t>
+      </w:r>
+    </w:p>
+    <w:p>
+      <w:pPr>
+        <w:pStyle w:val="SourceCode"/>
+      </w:pPr>
+      <w:r>
+        <w:t xml:space="preserve">    ; as text here (Lesson 6.12a builds it with cJSON). Remember, single</w:t>
+      </w:r>
+    </w:p>
+    <w:p>
+      <w:pPr>
+        <w:pStyle w:val="SourceCode"/>
+      </w:pPr>
+      <w:r>
+        <w:t xml:space="preserve">    ; quotes may hold double quotes; no label: bytes follow the text above.</w:t>
       </w:r>
     </w:p>
     <w:p>
@@ -26313,15 +26362,15 @@
         <w:pStyle w:val="SourceCode"/>
       </w:pPr>
       <w:r>
-        <w:t>; with 13, 10 (\r\n), which is not copied. A blank line, or a line that</w:t>
-      </w:r>
-    </w:p>
-    <w:p>
-      <w:pPr>
-        <w:pStyle w:val="SourceCode"/>
-      </w:pPr>
-      <w:r>
-        <w:t>; does not fit, is skipped.</w:t>
+        <w:t>; with 13, 10 (\r\n), which is not copied. A blank line, a line that does</w:t>
+      </w:r>
+    </w:p>
+    <w:p>
+      <w:pPr>
+        <w:pStyle w:val="SourceCode"/>
+      </w:pPr>
+      <w:r>
+        <w:t>; not fit, or any line after HEADER_LIMIT lines are kept is skipped.</w:t>
       </w:r>
     </w:p>
     <w:p>
@@ -27365,15 +27414,15 @@
         <w:pStyle w:val="SourceCode"/>
       </w:pPr>
       <w:r>
-        <w:t>; 4xx or 5xx is an answer like any other; only no answer at all gives</w:t>
-      </w:r>
-    </w:p>
-    <w:p>
-      <w:pPr>
-        <w:pStyle w:val="SourceCode"/>
-      </w:pPr>
-      <w:r>
-        <w:t>; status code 0, with two Error lines.</w:t>
+        <w:t>; 4xx or 5xx is an answer like any other; no answer gives status code 0</w:t>
+      </w:r>
+    </w:p>
+    <w:p>
+      <w:pPr>
+        <w:pStyle w:val="SourceCode"/>
+      </w:pPr>
+      <w:r>
+        <w:t>; with two Error lines, and a body over BODY_SIZE gives status 0 with one.</w:t>
       </w:r>
     </w:p>
     <w:p>
@@ -27453,23 +27502,23 @@
         <w:pStyle w:val="SourceCode"/>
       </w:pPr>
       <w:r>
-        <w:t>; rbx keeps the record, r12 the client, r13 the method, then the result</w:t>
-      </w:r>
-    </w:p>
-    <w:p>
-      <w:pPr>
-        <w:pStyle w:val="SourceCode"/>
-      </w:pPr>
-      <w:r>
-        <w:t>; number, r14 the path, r15 the header list; the key and the body are</w:t>
-      </w:r>
-    </w:p>
-    <w:p>
-      <w:pPr>
-        <w:pStyle w:val="SourceCode"/>
-      </w:pPr>
-      <w:r>
-        <w:t>; kept at [rsp + 48] and [rsp + 56], above snprintf's fifth value.</w:t>
+        <w:t>; rbx keeps the record, r12 the client, r13 the method, then the result,</w:t>
+      </w:r>
+    </w:p>
+    <w:p>
+      <w:pPr>
+        <w:pStyle w:val="SourceCode"/>
+      </w:pPr>
+      <w:r>
+        <w:t>; r14 the path, then the error stream, r15 the header list; the key and</w:t>
+      </w:r>
+    </w:p>
+    <w:p>
+      <w:pPr>
+        <w:pStyle w:val="SourceCode"/>
+      </w:pPr>
+      <w:r>
+        <w:t>; the body are kept at [rsp + 48] and [rsp + 56], above snprintf's fifth.</w:t>
       </w:r>
     </w:p>
     <w:p>
@@ -27914,15 +27963,15 @@
         <w:pStyle w:val="SourceCode"/>
       </w:pPr>
       <w:r>
-        <w:t xml:space="preserve">    ; CURLOPT_HTTPGET clears the last request's body; CURLOPT_POSTFIELDS</w:t>
-      </w:r>
-    </w:p>
-    <w:p>
-      <w:pPr>
-        <w:pStyle w:val="SourceCode"/>
-      </w:pPr>
-      <w:r>
-        <w:t xml:space="preserve">    ; sets this one's. CURLOPT_CUSTOMREQUEST then names the method.</w:t>
+        <w:t xml:space="preserve">    ; HTTPGET clears the last request's body and POSTFIELDS sets this one's;</w:t>
+      </w:r>
+    </w:p>
+    <w:p>
+      <w:pPr>
+        <w:pStyle w:val="SourceCode"/>
+      </w:pPr>
+      <w:r>
+        <w:t xml:space="preserve">    ; CUSTOMREQUEST names the method; save_body and save_header fill the record.</w:t>
       </w:r>
     </w:p>
     <w:p>
@@ -29437,23 +29486,23 @@
         <w:pStyle w:val="SourceCode"/>
       </w:pPr>
       <w:r>
-        <w:t xml:space="preserve">    ; The same status and the same body: the contact as stored is the</w:t>
-      </w:r>
-    </w:p>
-    <w:p>
-      <w:pPr>
-        <w:pStyle w:val="SourceCode"/>
-      </w:pPr>
-      <w:r>
-        <w:t xml:space="preserve">    ; same after two PUTs as after one. Remember, strcmp returns 0 when two</w:t>
-      </w:r>
-    </w:p>
-    <w:p>
-      <w:pPr>
-        <w:pStyle w:val="SourceCode"/>
-      </w:pPr>
-      <w:r>
-        <w:t xml:space="preserve">    ; texts are the same (Lesson 2.5a).</w:t>
+        <w:t xml:space="preserve">    ; Same status and same body: the stored contact is the same after two</w:t>
+      </w:r>
+    </w:p>
+    <w:p>
+      <w:pPr>
+        <w:pStyle w:val="SourceCode"/>
+      </w:pPr>
+      <w:r>
+        <w:t xml:space="preserve">    ; PUTs. rcx holds the line printf prints: no (set again after strcmp,</w:t>
+      </w:r>
+    </w:p>
+    <w:p>
+      <w:pPr>
+        <w:pStyle w:val="SourceCode"/>
+      </w:pPr>
+      <w:r>
+        <w:t xml:space="preserve">    ; which may change rcx) or yes. Remember, strcmp returns 0 for a match.</w:t>
       </w:r>
     </w:p>
     <w:p>
@@ -29564,6 +29613,9 @@
       <w:pPr>
         <w:pStyle w:val="SourceCode"/>
       </w:pPr>
+      <w:r>
+        <w:t xml:space="preserve">    ; Remember, main's eax is the exit code: 0 here, and 1 at .no_answer.</w:t>
+      </w:r>
     </w:p>
     <w:p>
       <w:pPr>
@@ -30683,23 +30735,23 @@
         <w:pStyle w:val="SourceCode"/>
       </w:pPr>
       <w:r>
-        <w:t xml:space="preserve">    // Remember, None is sent as NULL: no phone (Lesson 4.5a). A taken</w:t>
-      </w:r>
-    </w:p>
-    <w:p>
-      <w:pPr>
-        <w:pStyle w:val="SourceCode"/>
-      </w:pPr>
-      <w:r>
-        <w:t xml:space="preserve">    // email is error 1062, which handle_database_error turns into</w:t>
-      </w:r>
-    </w:p>
-    <w:p>
-      <w:pPr>
-        <w:pStyle w:val="SourceCode"/>
-      </w:pPr>
-      <w:r>
-        <w:t xml:space="preserve">    // DuplicateEmail without logging it (Lesson 5.9a).</w:t>
+        <w:t xml:space="preserve">    // Remember, the tuple's values fill the four ?s in order, None is sent</w:t>
+      </w:r>
+    </w:p>
+    <w:p>
+      <w:pPr>
+        <w:pStyle w:val="SourceCode"/>
+      </w:pPr>
+      <w:r>
+        <w:t xml:space="preserve">    // as NULL: no phone, and a taken email is error 1062, which</w:t>
+      </w:r>
+    </w:p>
+    <w:p>
+      <w:pPr>
+        <w:pStyle w:val="SourceCode"/>
+      </w:pPr>
+      <w:r>
+        <w:t xml:space="preserve">    // handle_database_error turns into DuplicateEmail without logging it.</w:t>
       </w:r>
     </w:p>
     <w:p>
@@ -31101,6 +31153,9 @@
       <w:pPr>
         <w:pStyle w:val="SourceCode"/>
       </w:pPr>
+      <w:r>
+        <w:t>// Remember, a \ at a line's end goes on with the next line's text.</w:t>
+      </w:r>
     </w:p>
     <w:p>
       <w:pPr>
@@ -31216,15 +31271,15 @@
         <w:pStyle w:val="SourceCode"/>
       </w:pPr>
       <w:r>
-        <w:t>// The error body. Remember, serde writes the fields in order, so any</w:t>
-      </w:r>
-    </w:p>
-    <w:p>
-      <w:pPr>
-        <w:pStyle w:val="SourceCode"/>
-      </w:pPr>
-      <w:r>
-        <w:t>// quote in the message is escaped.</w:t>
+        <w:t>// The error body. Remember, serde writes the fields in order, and it</w:t>
+      </w:r>
+    </w:p>
+    <w:p>
+      <w:pPr>
+        <w:pStyle w:val="SourceCode"/>
+      </w:pPr>
+      <w:r>
+        <w:t>// escapes any quote in the message.</w:t>
       </w:r>
     </w:p>
     <w:p>
@@ -31907,7 +31962,7 @@
         <w:pStyle w:val="SourceCode"/>
       </w:pPr>
       <w:r>
-        <w:t xml:space="preserve">    // The same checks as Chapter 5's update: trim, then validate.</w:t>
+        <w:t xml:space="preserve">    // Chapter 5's update checks. Remember, let again = a new variable.</w:t>
       </w:r>
     </w:p>
     <w:p>
@@ -32080,23 +32135,23 @@
         <w:pStyle w:val="SourceCode"/>
       </w:pPr>
       <w:r>
-        <w:t xml:space="preserve">    // Remember, None is sent as NULL, so an empty phone is stored as no</w:t>
-      </w:r>
-    </w:p>
-    <w:p>
-      <w:pPr>
-        <w:pStyle w:val="SourceCode"/>
-      </w:pPr>
-      <w:r>
-        <w:t xml:space="preserve">    // phone. A taken email is error 1062, which handle_database_error</w:t>
-      </w:r>
-    </w:p>
-    <w:p>
-      <w:pPr>
-        <w:pStyle w:val="SourceCode"/>
-      </w:pPr>
-      <w:r>
-        <w:t xml:space="preserve">    // turns into DuplicateEmail.</w:t>
+        <w:t xml:space="preserve">    // Remember, the tuple's values fill the four ?s in order, and None is</w:t>
+      </w:r>
+    </w:p>
+    <w:p>
+      <w:pPr>
+        <w:pStyle w:val="SourceCode"/>
+      </w:pPr>
+      <w:r>
+        <w:t xml:space="preserve">    // sent as NULL, so an empty phone is stored as no phone. A taken email</w:t>
+      </w:r>
+    </w:p>
+    <w:p>
+      <w:pPr>
+        <w:pStyle w:val="SourceCode"/>
+      </w:pPr>
+      <w:r>
+        <w:t xml:space="preserve">    // is error 1062, which handle_database_error turns into DuplicateEmail.</w:t>
       </w:r>
     </w:p>
     <w:p>
@@ -32682,23 +32737,23 @@
         <w:pStyle w:val="SourceCode"/>
       </w:pPr>
       <w:r>
-        <w:t>// parameters itself: Bytes is the whole body. spawn_blocking runs</w:t>
-      </w:r>
-    </w:p>
-    <w:p>
-      <w:pPr>
-        <w:pStyle w:val="SourceCode"/>
-      </w:pPr>
-      <w:r>
-        <w:t>// answer_from_database on a thread kept for work that waits, and Err</w:t>
-      </w:r>
-    </w:p>
-    <w:p>
-      <w:pPr>
-        <w:pStyle w:val="SourceCode"/>
-      </w:pPr>
-      <w:r>
-        <w:t>// means it panicked: the client still gets a JSON 500.</w:t>
+        <w:t>// parameters itself: Bytes is the whole body. spawn_blocking runs the</w:t>
+      </w:r>
+    </w:p>
+    <w:p>
+      <w:pPr>
+        <w:pStyle w:val="SourceCode"/>
+      </w:pPr>
+      <w:r>
+        <w:t>// closure (|| body: no parameters; move hands it the values) on a thread</w:t>
+      </w:r>
+    </w:p>
+    <w:p>
+      <w:pPr>
+        <w:pStyle w:val="SourceCode"/>
+      </w:pPr>
+      <w:r>
+        <w:t>// kept for waiting work, and Err means it panicked: still a JSON 500.</w:t>
       </w:r>
     </w:p>
     <w:p>
@@ -33561,15 +33616,15 @@
         <w:pStyle w:val="SourceCode"/>
       </w:pPr>
       <w:r>
-        <w:t xml:space="preserve">    // Remember, create the client once: it trusts only the course</w:t>
-      </w:r>
-    </w:p>
-    <w:p>
-      <w:pPr>
-        <w:pStyle w:val="SourceCode"/>
-      </w:pPr>
-      <w:r>
-        <w:t xml:space="preserve">    // certificate authority and gives up after 10 seconds.</w:t>
+        <w:t xml:space="preserve">    // Remember, create the client once: it trusts only the course CA, gives</w:t>
+      </w:r>
+    </w:p>
+    <w:p>
+      <w:pPr>
+        <w:pStyle w:val="SourceCode"/>
+      </w:pPr>
+      <w:r>
+        <w:t xml:space="preserve">    // up after 10 seconds, takes a 404 as an answer; into() makes the Agent.</w:t>
       </w:r>
     </w:p>
     <w:p>
@@ -34410,7 +34465,7 @@
         <w:pStyle w:val="SourceCode"/>
       </w:pPr>
       <w:r>
-        <w:t>// Every answer goes through here, so every answer is logged. The target</w:t>
+        <w:t>// Every answer but send_created's 201 comes here and is logged. The target</w:t>
       </w:r>
     </w:p>
     <w:p>
@@ -35479,31 +35534,31 @@
         <w:pStyle w:val="SourceCode"/>
       </w:pPr>
       <w:r>
-        <w:t>// id. Every handler has this shape: check the input, open one connection,</w:t>
-      </w:r>
-    </w:p>
-    <w:p>
-      <w:pPr>
-        <w:pStyle w:val="SourceCode"/>
-      </w:pPr>
-      <w:r>
-        <w:t>// make the contact_store calls the request needs on it, close the</w:t>
-      </w:r>
-    </w:p>
-    <w:p>
-      <w:pPr>
-        <w:pStyle w:val="SourceCode"/>
-      </w:pPr>
-      <w:r>
-        <w:t>// connection, then answer the failure or the JSON. From Lesson 6.16a, an</w:t>
-      </w:r>
-    </w:p>
-    <w:p>
-      <w:pPr>
-        <w:pStyle w:val="SourceCode"/>
-      </w:pPr>
-      <w:r>
-        <w:t>// authentication check comes before everything else.</w:t>
+        <w:t>// id. Remember, every handler has six steps: the authentication check</w:t>
+      </w:r>
+    </w:p>
+    <w:p>
+      <w:pPr>
+        <w:pStyle w:val="SourceCode"/>
+      </w:pPr>
+      <w:r>
+        <w:t>// (from Lesson 6.16a), the input checks, open_connection, the contact_store</w:t>
+      </w:r>
+    </w:p>
+    <w:p>
+      <w:pPr>
+        <w:pStyle w:val="SourceCode"/>
+      </w:pPr>
+      <w:r>
+        <w:t>// calls on that one connection, close_connection, then send_failure or the</w:t>
+      </w:r>
+    </w:p>
+    <w:p>
+      <w:pPr>
+        <w:pStyle w:val="SourceCode"/>
+      </w:pPr>
+      <w:r>
+        <w:t>// answer.</w:t>
       </w:r>
     </w:p>
     <w:p>
@@ -38447,23 +38502,23 @@
         <w:pStyle w:val="SourceCode"/>
       </w:pPr>
       <w:r>
-        <w:t>// The kind of failure an error is. Each ureq::Error variant is one kind</w:t>
-      </w:r>
-    </w:p>
-    <w:p>
-      <w:pPr>
-        <w:pStyle w:val="SourceCode"/>
-      </w:pPr>
-      <w:r>
-        <w:t>// of error, and the io::Error inside Io carries a kind of its own.</w:t>
-      </w:r>
-    </w:p>
-    <w:p>
-      <w:pPr>
-        <w:pStyle w:val="SourceCode"/>
-      </w:pPr>
-      <w:r>
-        <w:t>// Remember, if let runs its block only when the value fits the pattern.</w:t>
+        <w:t>// The kind of failure an error is. Each ureq::Error variant is one kind,</w:t>
+      </w:r>
+    </w:p>
+    <w:p>
+      <w:pPr>
+        <w:pStyle w:val="SourceCode"/>
+      </w:pPr>
+      <w:r>
+        <w:t>// and Io's io::Error has a kind too: rustls makes a refused certificate</w:t>
+      </w:r>
+    </w:p>
+    <w:p>
+      <w:pPr>
+        <w:pStyle w:val="SourceCode"/>
+      </w:pPr>
+      <w:r>
+        <w:t>// InvalidData. Remember, if let runs its block only when the value fits.</w:t>
       </w:r>
     </w:p>
     <w:p>
@@ -38761,15 +38816,15 @@
         <w:pStyle w:val="SourceCode"/>
       </w:pPr>
       <w:r>
-        <w:t>// answer like any other; only no answer at all gives status_code 0, with</w:t>
-      </w:r>
-    </w:p>
-    <w:p>
-      <w:pPr>
-        <w:pStyle w:val="SourceCode"/>
-      </w:pPr>
-      <w:r>
-        <w:t>// two Error lines.</w:t>
+        <w:t>// answer like any other; no answer, or a body that cannot be read, gives</w:t>
+      </w:r>
+    </w:p>
+    <w:p>
+      <w:pPr>
+        <w:pStyle w:val="SourceCode"/>
+      </w:pPr>
+      <w:r>
+        <w:t>// status_code 0 after two Error lines.</w:t>
       </w:r>
     </w:p>
     <w:p>
@@ -39153,7 +39208,7 @@
         <w:pStyle w:val="SourceCode"/>
       </w:pPr>
       <w:r>
-        <w:t xml:space="preserve">    ApiResponse {</w:t>
+        <w:t xml:space="preserve">    ApiResponse { // Remember, body alone = body: body.</w:t>
       </w:r>
     </w:p>
     <w:p>
@@ -40442,6 +40497,9 @@
       <w:pPr>
         <w:pStyle w:val="SourceCode"/>
       </w:pPr>
+      <w:r>
+        <w:t>%% Remember, \" writes a double quote in a text, and adjacent texts join.</w:t>
+      </w:r>
     </w:p>
     <w:p>
       <w:pPr>
@@ -40762,15 +40820,15 @@
         <w:pStyle w:val="SourceCode"/>
       </w:pPr>
       <w:r>
-        <w:t>%% bytes, and the body. Remember, binary_to_list gives one list item per</w:t>
-      </w:r>
-    </w:p>
-    <w:p>
-      <w:pPr>
-        <w:pStyle w:val="SourceCode"/>
-      </w:pPr>
-      <w:r>
-        <w:t>%% byte, so length counts the bytes.</w:t>
+        <w:t>%% bytes, and the body. Remember, iolist_to_binary joins json's pieces, and</w:t>
+      </w:r>
+    </w:p>
+    <w:p>
+      <w:pPr>
+        <w:pStyle w:val="SourceCode"/>
+      </w:pPr>
+      <w:r>
+        <w:t>%% binary_to_list gives one list item per byte, so length counts the bytes.</w:t>
       </w:r>
     </w:p>
     <w:p>
@@ -40916,7 +40974,7 @@
         <w:pStyle w:val="SourceCode"/>
       </w:pPr>
       <w:r>
-        <w:t>%% json:decode gives a text as a binary.</w:t>
+        <w:t>%% json:decode gives a binary, which unicode:characters_to_list makes a string.</w:t>
       </w:r>
     </w:p>
     <w:p>
@@ -41001,23 +41059,23 @@
         <w:pStyle w:val="SourceCode"/>
       </w:pPr>
       <w:r>
-        <w:t>%% or missing. Remember, json:decode raises an error for text that is not</w:t>
-      </w:r>
-    </w:p>
-    <w:p>
-      <w:pPr>
-        <w:pStyle w:val="SourceCode"/>
-      </w:pPr>
-      <w:r>
-        <w:t>%% JSON, or that goes on after the value, and try turns the error into</w:t>
-      </w:r>
-    </w:p>
-    <w:p>
-      <w:pPr>
-        <w:pStyle w:val="SourceCode"/>
-      </w:pPr>
-      <w:r>
-        <w:t>%% not_json.</w:t>
+        <w:t>%% or missing. Remember, list_to_binary makes the binary json:decode reads,</w:t>
+      </w:r>
+    </w:p>
+    <w:p>
+      <w:pPr>
+        <w:pStyle w:val="SourceCode"/>
+      </w:pPr>
+      <w:r>
+        <w:t>%% and json:decode raises an error for text that is not JSON, or that goes</w:t>
+      </w:r>
+    </w:p>
+    <w:p>
+      <w:pPr>
+        <w:pStyle w:val="SourceCode"/>
+      </w:pPr>
+      <w:r>
+        <w:t>%% on after the value, which try turns into not_json.</w:t>
       </w:r>
     </w:p>
     <w:p>
@@ -41456,47 +41514,47 @@
         <w:pStyle w:val="SourceCode"/>
       </w:pPr>
       <w:r>
-        <w:t>%% Sends the UPDATE. Remember, null is sent as NULL, so an empty phone is</w:t>
-      </w:r>
-    </w:p>
-    <w:p>
-      <w:pPr>
-        <w:pStyle w:val="SourceCode"/>
-      </w:pPr>
-      <w:r>
-        <w:t>%% stored as no phone. The connection asks for found rows, so</w:t>
-      </w:r>
-    </w:p>
-    <w:p>
-      <w:pPr>
-        <w:pStyle w:val="SourceCode"/>
-      </w:pPr>
-      <w:r>
-        <w:t>%% mysql:affected_rows is the rows the UPDATE matched, even when every</w:t>
-      </w:r>
-    </w:p>
-    <w:p>
-      <w:pPr>
-        <w:pStyle w:val="SourceCode"/>
-      </w:pPr>
-      <w:r>
-        <w:t>%% value was already the same; 0 means the path names a contact that does</w:t>
-      </w:r>
-    </w:p>
-    <w:p>
-      <w:pPr>
-        <w:pStyle w:val="SourceCode"/>
-      </w:pPr>
-      <w:r>
-        <w:t>%% not exist. handle_database_error sorts a failure: a taken email (error</w:t>
-      </w:r>
-    </w:p>
-    <w:p>
-      <w:pPr>
-        <w:pStyle w:val="SourceCode"/>
-      </w:pPr>
-      <w:r>
-        <w:t>%% 1062) is duplicate_email, and status_message gives Chapter 5's words.</w:t>
+        <w:t>%% Sends the UPDATE. Remember, each ? takes the next value of the list, and</w:t>
+      </w:r>
+    </w:p>
+    <w:p>
+      <w:pPr>
+        <w:pStyle w:val="SourceCode"/>
+      </w:pPr>
+      <w:r>
+        <w:t>%% null is sent as NULL, so an empty phone is stored as no phone. The</w:t>
+      </w:r>
+    </w:p>
+    <w:p>
+      <w:pPr>
+        <w:pStyle w:val="SourceCode"/>
+      </w:pPr>
+      <w:r>
+        <w:t>%% connection asks for found rows, so mysql:affected_rows is the rows the</w:t>
+      </w:r>
+    </w:p>
+    <w:p>
+      <w:pPr>
+        <w:pStyle w:val="SourceCode"/>
+      </w:pPr>
+      <w:r>
+        <w:t>%% UPDATE matched, even when every value was already the same; 0 means no</w:t>
+      </w:r>
+    </w:p>
+    <w:p>
+      <w:pPr>
+        <w:pStyle w:val="SourceCode"/>
+      </w:pPr>
+      <w:r>
+        <w:t>%% contact has this id. handle_database_error sorts a failure: a taken email</w:t>
+      </w:r>
+    </w:p>
+    <w:p>
+      <w:pPr>
+        <w:pStyle w:val="SourceCode"/>
+      </w:pPr>
+      <w:r>
+        <w:t>%% (error 1062) is duplicate_email, and status_message gives Chapter 5's words.</w:t>
       </w:r>
     </w:p>
     <w:p>
@@ -43518,7 +43576,7 @@
         <w:pStyle w:val="SourceCode"/>
       </w:pPr>
       <w:r>
-        <w:t>%% Every answer goes through here, so every answer is logged. Remember,</w:t>
+        <w:t>%% Every answer but send_created's 201 comes here and is logged. Remember,</w:t>
       </w:r>
     </w:p>
     <w:p>
@@ -44118,31 +44176,31 @@
         <w:pStyle w:val="SourceCode"/>
       </w:pPr>
       <w:r>
-        <w:t>%% id. Every handler has this shape: check the input, open one connection,</w:t>
-      </w:r>
-    </w:p>
-    <w:p>
-      <w:pPr>
-        <w:pStyle w:val="SourceCode"/>
-      </w:pPr>
-      <w:r>
-        <w:t>%% make the contact_store calls the request needs on it, close the</w:t>
-      </w:r>
-    </w:p>
-    <w:p>
-      <w:pPr>
-        <w:pStyle w:val="SourceCode"/>
-      </w:pPr>
-      <w:r>
-        <w:t>%% connection, then answer the failure or the JSON. From Lesson 6.16a, an</w:t>
-      </w:r>
-    </w:p>
-    <w:p>
-      <w:pPr>
-        <w:pStyle w:val="SourceCode"/>
-      </w:pPr>
-      <w:r>
-        <w:t>%% authentication check comes before everything else.</w:t>
+        <w:t>%% id. Remember, every handler has six steps: the authentication check</w:t>
+      </w:r>
+    </w:p>
+    <w:p>
+      <w:pPr>
+        <w:pStyle w:val="SourceCode"/>
+      </w:pPr>
+      <w:r>
+        <w:t>%% (from Lesson 6.16a), the input checks, open_connection, the contact_store</w:t>
+      </w:r>
+    </w:p>
+    <w:p>
+      <w:pPr>
+        <w:pStyle w:val="SourceCode"/>
+      </w:pPr>
+      <w:r>
+        <w:t>%% calls on that one connection, close_connection, then send_failure or the</w:t>
+      </w:r>
+    </w:p>
+    <w:p>
+      <w:pPr>
+        <w:pStyle w:val="SourceCode"/>
+      </w:pPr>
+      <w:r>
+        <w:t>%% answer.</w:t>
       </w:r>
     </w:p>
     <w:p>
@@ -45025,15 +45083,15 @@
         <w:pStyle w:val="SourceCode"/>
       </w:pPr>
       <w:r>
-        <w:t>%% string:split with all splits the path at every /, so</w:t>
-      </w:r>
-    </w:p>
-    <w:p>
-      <w:pPr>
-        <w:pStyle w:val="SourceCode"/>
-      </w:pPr>
-      <w:r>
-        <w:t>%% /api/v1/contacts/2 gives ["", "api", "v1", "contacts", "2"].</w:t>
+        <w:t>%% string:split with all splits the path at every /, so /api/v1/contacts/2</w:t>
+      </w:r>
+    </w:p>
+    <w:p>
+      <w:pPr>
+        <w:pStyle w:val="SourceCode"/>
+      </w:pPr>
+      <w:r>
+        <w:t>%% gives ["", "api", "v1", "contacts", "2"]; a final / gives "", left to 404.</w:t>
       </w:r>
     </w:p>
     <w:p>
@@ -45246,15 +45304,15 @@
         <w:pStyle w:val="SourceCode"/>
       </w:pPr>
       <w:r>
-        <w:t>%% Remember, httpd calls do/1 once for every request, each in a process</w:t>
-      </w:r>
-    </w:p>
-    <w:p>
-      <w:pPr>
-        <w:pStyle w:val="SourceCode"/>
-      </w:pPr>
-      <w:r>
-        <w:t>%% of its own.</w:t>
+        <w:t>%% Remember, httpd calls do/1 once for every request, in the process that</w:t>
+      </w:r>
+    </w:p>
+    <w:p>
+      <w:pPr>
+        <w:pStyle w:val="SourceCode"/>
+      </w:pPr>
+      <w:r>
+        <w:t>%% serves its connection.</w:t>
       </w:r>
     </w:p>
     <w:p>
@@ -45776,7 +45834,15 @@
         <w:pStyle w:val="SourceCode"/>
       </w:pPr>
       <w:r>
-        <w:t>%% One answer from the server. status_code is 0 when there was no answer,</w:t>
+        <w:t>%% One answer from the server. Remember, #api_response{...} makes a record</w:t>
+      </w:r>
+    </w:p>
+    <w:p>
+      <w:pPr>
+        <w:pStyle w:val="SourceCode"/>
+      </w:pPr>
+      <w:r>
+        <w:t>%% and R#api_response.body reads a field. status_code 0 means no answer,</w:t>
       </w:r>
     </w:p>
     <w:p>
@@ -45792,15 +45858,7 @@
         <w:pStyle w:val="SourceCode"/>
       </w:pPr>
       <w:r>
-        <w:t>%% "other"; it is "" when there was an answer. headers is a list of</w:t>
-      </w:r>
-    </w:p>
-    <w:p>
-      <w:pPr>
-        <w:pStyle w:val="SourceCode"/>
-      </w:pPr>
-      <w:r>
-        <w:t>%% {Name, Value} pairs, with each name in lowercase.</w:t>
+        <w:t>%% "other" ("" with an answer). headers: {Name, Value} pairs, lowercase.</w:t>
       </w:r>
     </w:p>
     <w:p>
@@ -47740,15 +47798,15 @@
         <w:pStyle w:val="SourceCode"/>
       </w:pPr>
       <w:r>
-        <w:t xml:space="preserve">    // rules, stores it, and emits ContactCreated (Lesson 6.6a). The deploy</w:t>
-      </w:r>
-    </w:p>
-    <w:p>
-      <w:pPr>
-        <w:pStyle w:val="SourceCode"/>
-      </w:pPr>
-      <w:r>
-        <w:t xml:space="preserve">    // script stores the three known contacts with it.</w:t>
+        <w:t xml:space="preserve">    // rules, stores it, and emits ContactCreated (Lesson 6.6a); the deploy</w:t>
+      </w:r>
+    </w:p>
+    <w:p>
+      <w:pPr>
+        <w:pStyle w:val="SourceCode"/>
+      </w:pPr>
+      <w:r>
+        <w:t xml:space="preserve">    // script calls it three times. Side-by-side literals join (Lesson 5.6a).</w:t>
       </w:r>
     </w:p>
     <w:p>
@@ -48509,15 +48567,15 @@
         <w:pStyle w:val="SourceCode"/>
       </w:pPr>
       <w:r>
-        <w:t xml:space="preserve">    // Replaces every field of contact contactId with the three values: the</w:t>
-      </w:r>
-    </w:p>
-    <w:p>
-      <w:pPr>
-        <w:pStyle w:val="SourceCode"/>
-      </w:pPr>
-      <w:r>
-        <w:t xml:space="preserve">    // first value is the path's id, and the other three are the body. An</w:t>
+        <w:t xml:space="preserve">    // Replaces every field of contact contactId with the three values:</w:t>
+      </w:r>
+    </w:p>
+    <w:p>
+      <w:pPr>
+        <w:pStyle w:val="SourceCode"/>
+      </w:pPr>
+      <w:r>
+        <w:t xml:space="preserve">    // contactId is the path's id, and the other three are the body. An</w:t>
       </w:r>
     </w:p>
     <w:p>
@@ -48565,23 +48623,23 @@
         <w:pStyle w:val="SourceCode"/>
       </w:pPr>
       <w:r>
-        <w:t xml:space="preserve">    // duplicate_email. The contact's own email is not</w:t>
-      </w:r>
-    </w:p>
-    <w:p>
-      <w:pPr>
-        <w:pStyle w:val="SourceCode"/>
-      </w:pPr>
-      <w:r>
-        <w:t xml:space="preserve">    // "taken": the same replacement sent twice stores the same values</w:t>
-      </w:r>
-    </w:p>
-    <w:p>
-      <w:pPr>
-        <w:pStyle w:val="SourceCode"/>
-      </w:pPr>
-      <w:r>
-        <w:t xml:space="preserve">    // again, so PUT is idempotent here too.</w:t>
+        <w:t xml:space="preserve">    // duplicate_email. The contact's own email is not "taken": the same</w:t>
+      </w:r>
+    </w:p>
+    <w:p>
+      <w:pPr>
+        <w:pStyle w:val="SourceCode"/>
+      </w:pPr>
+      <w:r>
+        <w:t xml:space="preserve">    // replacement sent twice stores the same values again, so PUT is</w:t>
+      </w:r>
+    </w:p>
+    <w:p>
+      <w:pPr>
+        <w:pStyle w:val="SourceCode"/>
+      </w:pPr>
+      <w:r>
+        <w:t xml:space="preserve">    // idempotent here too.</w:t>
       </w:r>
     </w:p>
     <w:p>
@@ -49045,7 +49103,7 @@
         <w:pStyle w:val="SourceCode"/>
       </w:pPr>
       <w:r>
-        <w:t xml:space="preserve">    // Remember, constant = never changes.</w:t>
+        <w:t xml:space="preserve">    // Remember, constant = never changes, and side-by-side literals join.</w:t>
       </w:r>
     </w:p>
     <w:p>
@@ -49497,15 +49555,15 @@
         <w:pStyle w:val="SourceCode"/>
       </w:pPr>
       <w:r>
-        <w:t xml:space="preserve">    // with the three values, and returns the contact as stored. The first</w:t>
-      </w:r>
-    </w:p>
-    <w:p>
-      <w:pPr>
-        <w:pStyle w:val="SourceCode"/>
-      </w:pPr>
-      <w:r>
-        <w:t xml:space="preserve">    // value is the path's id, and the other three are the body; an empty</w:t>
+        <w:t xml:space="preserve">    // with the three values, and returns the contact as stored. contactId</w:t>
+      </w:r>
+    </w:p>
+    <w:p>
+      <w:pPr>
+        <w:pStyle w:val="SourceCode"/>
+      </w:pPr>
+      <w:r>
+        <w:t xml:space="preserve">    // is the path's id, and the other three values are the body; an empty</w:t>
       </w:r>
     </w:p>
     <w:p>
@@ -50386,23 +50444,23 @@
         <w:pStyle w:val="SourceCode"/>
       </w:pPr>
       <w:r>
-        <w:t xml:space="preserve">    // GET /api/v1/contacts/{id}: one contact, or the error body. An id the</w:t>
-      </w:r>
-    </w:p>
-    <w:p>
-      <w:pPr>
-        <w:pStyle w:val="SourceCode"/>
-      </w:pPr>
-      <w:r>
-        <w:t xml:space="preserve">    // INT column could not hold is invalid_input; an id no contact has is</w:t>
-      </w:r>
-    </w:p>
-    <w:p>
-      <w:pPr>
-        <w:pStyle w:val="SourceCode"/>
-      </w:pPr>
-      <w:r>
-        <w:t xml:space="preserve">    // not_found, because its entry reads as zero values.</w:t>
+        <w:t xml:space="preserve">    // GET /api/v1/contacts/{id}: one contact, or the error body. An id of 0,</w:t>
+      </w:r>
+    </w:p>
+    <w:p>
+      <w:pPr>
+        <w:pStyle w:val="SourceCode"/>
+      </w:pPr>
+      <w:r>
+        <w:t xml:space="preserve">    // or one the INT column could not hold, is invalid_input; an id no</w:t>
+      </w:r>
+    </w:p>
+    <w:p>
+      <w:pPr>
+        <w:pStyle w:val="SourceCode"/>
+      </w:pPr>
+      <w:r>
+        <w:t xml:space="preserve">    // contact has is not_found, because its entry reads as zero values.</w:t>
       </w:r>
     </w:p>
     <w:p>
@@ -50825,39 +50883,39 @@
         <w:pStyle w:val="SourceCode"/>
       </w:pPr>
       <w:r>
-        <w:t xml:space="preserve">    // array; [] when there are none, because an empty collection still</w:t>
-      </w:r>
-    </w:p>
-    <w:p>
-      <w:pPr>
-        <w:pStyle w:val="SourceCode"/>
-      </w:pPr>
-      <w:r>
-        <w:t xml:space="preserve">    // exists. A contract has no ORDER BY, so the view function sorts a</w:t>
-      </w:r>
-    </w:p>
-    <w:p>
-      <w:pPr>
-        <w:pStyle w:val="SourceCode"/>
-      </w:pPr>
-      <w:r>
-        <w:t xml:space="preserve">    // memory copy with Lesson 4.10a's swap loop; a call runs on the node</w:t>
-      </w:r>
-    </w:p>
-    <w:p>
-      <w:pPr>
-        <w:pStyle w:val="SourceCode"/>
-      </w:pPr>
-      <w:r>
-        <w:t xml:space="preserve">    // and costs the caller nothing, but a transaction that called it</w:t>
-      </w:r>
-    </w:p>
-    <w:p>
-      <w:pPr>
-        <w:pStyle w:val="SourceCode"/>
-      </w:pPr>
-      <w:r>
-        <w:t xml:space="preserve">    // would pay gas for every step.</w:t>
+        <w:t xml:space="preserve">    // array; [] when there are none (an empty collection still exists).</w:t>
+      </w:r>
+    </w:p>
+    <w:p>
+      <w:pPr>
+        <w:pStyle w:val="SourceCode"/>
+      </w:pPr>
+      <w:r>
+        <w:t xml:space="preserve">    // Remember, new Contact[](lastId) makes a memory array of lastId</w:t>
+      </w:r>
+    </w:p>
+    <w:p>
+      <w:pPr>
+        <w:pStyle w:val="SourceCode"/>
+      </w:pPr>
+      <w:r>
+        <w:t xml:space="preserve">    // records, filled from ids 1 to lastId. A contract has no ORDER BY, so</w:t>
+      </w:r>
+    </w:p>
+    <w:p>
+      <w:pPr>
+        <w:pStyle w:val="SourceCode"/>
+      </w:pPr>
+      <w:r>
+        <w:t xml:space="preserve">    // this sorts the copy with Lesson 4.10a's swap loop: free in a call,</w:t>
+      </w:r>
+    </w:p>
+    <w:p>
+      <w:pPr>
+        <w:pStyle w:val="SourceCode"/>
+      </w:pPr>
+      <w:r>
+        <w:t xml:space="preserve">    // but a transaction that called it would pay gas for every step.</w:t>
       </w:r>
     </w:p>
     <w:p>
@@ -52563,15 +52621,15 @@
         <w:pStyle w:val="SourceCode"/>
       </w:pPr>
       <w:r>
-        <w:t># 5 Project 1a's mysql, serde, and serde_json. Remember, "=x.y.z" pins a</w:t>
-      </w:r>
-    </w:p>
-    <w:p>
-      <w:pPr>
-        <w:pStyle w:val="SourceCode"/>
-      </w:pPr>
-      <w:r>
-        <w:t># crate at exactly that version (Lesson 2.17a).</w:t>
+        <w:t># 5 Project 1a's. Remember, "=x.y.z" pins an exact version, features turns</w:t>
+      </w:r>
+    </w:p>
+    <w:p>
+      <w:pPr>
+        <w:pStyle w:val="SourceCode"/>
+      </w:pPr>
+      <w:r>
+        <w:t># on optional parts, and default-features = false turns off default ones.</w:t>
       </w:r>
     </w:p>
     <w:p>
@@ -52634,6 +52692,9 @@
       <w:pPr>
         <w:pStyle w:val="SourceCode"/>
       </w:pPr>
+      <w:r>
+        <w:t># Remember, a [dependencies.axum] table is one entry, one setting per line.</w:t>
+      </w:r>
     </w:p>
     <w:p>
       <w:pPr>
@@ -52671,6 +52732,9 @@
       <w:pPr>
         <w:pStyle w:val="SourceCode"/>
       </w:pPr>
+      <w:r>
+        <w:t># rustls is named only to choose ring, the same ring ureq's rustls uses.</w:t>
+      </w:r>
     </w:p>
     <w:p>
       <w:pPr>
@@ -53440,6 +53504,14 @@
     </w:p>
     <w:p>
       <w:pPr>
+        <w:pStyle w:val="ListBullet"/>
+      </w:pPr>
+      <w:r>
+        <w:t>Update the comments the change makes stale too: each client's opening comment lists main's requests.</w:t>
+      </w:r>
+    </w:p>
+    <w:p>
+      <w:pPr>
         <w:keepNext/>
       </w:pPr>
     </w:p>
@@ -53583,6 +53655,14 @@
       </w:r>
       <w:r>
         <w:t>d run the Client Run.</w:t>
+      </w:r>
+    </w:p>
+    <w:p>
+      <w:pPr>
+        <w:pStyle w:val="ListBullet"/>
+      </w:pPr>
+      <w:r>
+        <w:t>Update the comments the change makes stale too: each client's opening comment lists main's requests, and handle_replace_contact's says step 2 checks two things. Give body_id_matches a comment of its own, above handle_replace_contact's.</w:t>
       </w:r>
     </w:p>
     <w:p>
@@ -54029,31 +54109,31 @@
       </w:rPr>
     </w:lvl>
   </w:abstractNum>
-  <w:num w:numId="1" w16cid:durableId="1126393328">
+  <w:num w:numId="1" w16cid:durableId="831914395">
     <w:abstractNumId w:val="8"/>
   </w:num>
-  <w:num w:numId="2" w16cid:durableId="1867937291">
+  <w:num w:numId="2" w16cid:durableId="29033076">
     <w:abstractNumId w:val="6"/>
   </w:num>
-  <w:num w:numId="3" w16cid:durableId="1675837491">
+  <w:num w:numId="3" w16cid:durableId="1898853139">
     <w:abstractNumId w:val="5"/>
   </w:num>
-  <w:num w:numId="4" w16cid:durableId="954171314">
+  <w:num w:numId="4" w16cid:durableId="514003084">
     <w:abstractNumId w:val="4"/>
   </w:num>
-  <w:num w:numId="5" w16cid:durableId="1377395297">
+  <w:num w:numId="5" w16cid:durableId="1626698445">
     <w:abstractNumId w:val="7"/>
   </w:num>
-  <w:num w:numId="6" w16cid:durableId="734814248">
+  <w:num w:numId="6" w16cid:durableId="305546907">
     <w:abstractNumId w:val="3"/>
   </w:num>
-  <w:num w:numId="7" w16cid:durableId="224990338">
+  <w:num w:numId="7" w16cid:durableId="1442914425">
     <w:abstractNumId w:val="2"/>
   </w:num>
-  <w:num w:numId="8" w16cid:durableId="1310131190">
+  <w:num w:numId="8" w16cid:durableId="161967346">
     <w:abstractNumId w:val="1"/>
   </w:num>
-  <w:num w:numId="9" w16cid:durableId="75632453">
+  <w:num w:numId="9" w16cid:durableId="2065329005">
     <w:abstractNumId w:val="0"/>
   </w:num>
 </w:numbering>

--- a/Volume 1/Chapter 06 - RESTful APIs/SPA_Vol1_Ch6_Lesson6_7a_PUT_Requests_EXTENDED.docx
+++ b/Volume 1/Chapter 06 - RESTful APIs/SPA_Vol1_Ch6_Lesson6_7a_PUT_Requests_EXTENDED.docx
@@ -1324,7 +1324,7 @@
         <w:keepNext/>
       </w:pPr>
       <w:r>
-        <w:t>$openssl = "C:\Program Files\Git\mingw64\bin\openssl.exe"</w:t>
+        <w:t>$openssl = "C:\Program Files\Git\ucrt64\bin\openssl.exe"</w:t>
       </w:r>
     </w:p>
     <w:p>
@@ -54109,31 +54109,31 @@
       </w:rPr>
     </w:lvl>
   </w:abstractNum>
-  <w:num w:numId="1" w16cid:durableId="831914395">
+  <w:num w:numId="1" w16cid:durableId="1475413002">
     <w:abstractNumId w:val="8"/>
   </w:num>
-  <w:num w:numId="2" w16cid:durableId="29033076">
+  <w:num w:numId="2" w16cid:durableId="1245336278">
     <w:abstractNumId w:val="6"/>
   </w:num>
-  <w:num w:numId="3" w16cid:durableId="1898853139">
+  <w:num w:numId="3" w16cid:durableId="1240797772">
     <w:abstractNumId w:val="5"/>
   </w:num>
-  <w:num w:numId="4" w16cid:durableId="514003084">
+  <w:num w:numId="4" w16cid:durableId="934478343">
     <w:abstractNumId w:val="4"/>
   </w:num>
-  <w:num w:numId="5" w16cid:durableId="1626698445">
+  <w:num w:numId="5" w16cid:durableId="765661435">
     <w:abstractNumId w:val="7"/>
   </w:num>
-  <w:num w:numId="6" w16cid:durableId="305546907">
+  <w:num w:numId="6" w16cid:durableId="1512259407">
     <w:abstractNumId w:val="3"/>
   </w:num>
-  <w:num w:numId="7" w16cid:durableId="1442914425">
+  <w:num w:numId="7" w16cid:durableId="759253467">
     <w:abstractNumId w:val="2"/>
   </w:num>
-  <w:num w:numId="8" w16cid:durableId="161967346">
+  <w:num w:numId="8" w16cid:durableId="317614092">
     <w:abstractNumId w:val="1"/>
   </w:num>
-  <w:num w:numId="9" w16cid:durableId="2065329005">
+  <w:num w:numId="9" w16cid:durableId="1132601093">
     <w:abstractNumId w:val="0"/>
   </w:num>
 </w:numbering>
